--- a/LegalDocumentSummarizer (Legal Lens).docx
+++ b/LegalDocumentSummarizer (Legal Lens).docx
@@ -4,80 +4,103 @@
   <w:body>
     <w:p>
       <w:pPr>
-        <w:rPr>
-          <w:sz w:val="28"/>
-          <w:szCs w:val="28"/>
-        </w:rPr>
-      </w:pPr>
-      <w:r>
-        <w:rPr>
-          <w:b/>
-          <w:bCs/>
-          <w:sz w:val="28"/>
-          <w:szCs w:val="28"/>
-        </w:rPr>
-        <w:t>Product Name:</w:t>
-      </w:r>
-      <w:r>
-        <w:t xml:space="preserve"> </w:t>
-      </w:r>
+        <w:jc w:val="center"/>
+        <w:rPr>
+          <w:rFonts w:ascii="Times New Roman" w:hAnsi="Times New Roman" w:cs="Times New Roman"/>
+          <w:b/>
+          <w:bCs/>
+          <w:sz w:val="28"/>
+          <w:szCs w:val="28"/>
+          <w:u w:val="single"/>
+        </w:rPr>
+      </w:pPr>
       <w:proofErr w:type="spellStart"/>
       <w:r>
         <w:rPr>
-          <w:sz w:val="28"/>
-          <w:szCs w:val="28"/>
+          <w:rFonts w:ascii="Times New Roman" w:hAnsi="Times New Roman" w:cs="Times New Roman"/>
+          <w:b/>
+          <w:bCs/>
+          <w:sz w:val="28"/>
+          <w:szCs w:val="28"/>
+          <w:u w:val="single"/>
         </w:rPr>
         <w:t>LegalLens</w:t>
       </w:r>
       <w:proofErr w:type="spellEnd"/>
       <w:r>
         <w:rPr>
-          <w:sz w:val="28"/>
-          <w:szCs w:val="28"/>
+          <w:rFonts w:ascii="Times New Roman" w:hAnsi="Times New Roman" w:cs="Times New Roman"/>
+          <w:b/>
+          <w:bCs/>
+          <w:sz w:val="28"/>
+          <w:szCs w:val="28"/>
+          <w:u w:val="single"/>
         </w:rPr>
         <w:t xml:space="preserve"> (Legal Document Summarizer)</w:t>
       </w:r>
     </w:p>
-    <w:p/>
-    <w:p>
-      <w:pPr>
-        <w:rPr>
-          <w:sz w:val="28"/>
-          <w:szCs w:val="28"/>
-        </w:rPr>
-      </w:pPr>
-      <w:r>
-        <w:rPr>
-          <w:b/>
-          <w:bCs/>
-          <w:sz w:val="28"/>
-          <w:szCs w:val="28"/>
-        </w:rPr>
-        <w:t>Slogan:</w:t>
-      </w:r>
-      <w:r>
-        <w:t xml:space="preserve"> </w:t>
-      </w:r>
-      <w:r>
-        <w:rPr>
+    <w:p>
+      <w:pPr>
+        <w:jc w:val="center"/>
+        <w:rPr>
+          <w:rFonts w:ascii="Times New Roman" w:hAnsi="Times New Roman" w:cs="Times New Roman"/>
+          <w:i/>
+          <w:iCs/>
+          <w:sz w:val="28"/>
+          <w:szCs w:val="28"/>
+        </w:rPr>
+      </w:pPr>
+      <w:r>
+        <w:rPr>
+          <w:rFonts w:ascii="Times New Roman" w:hAnsi="Times New Roman" w:cs="Times New Roman"/>
+          <w:i/>
+          <w:iCs/>
+          <w:sz w:val="28"/>
+          <w:szCs w:val="28"/>
+        </w:rPr>
+        <w:t>(</w:t>
+      </w:r>
+      <w:r>
+        <w:rPr>
+          <w:rFonts w:ascii="Times New Roman" w:hAnsi="Times New Roman" w:cs="Times New Roman"/>
+          <w:i/>
+          <w:iCs/>
           <w:sz w:val="28"/>
           <w:szCs w:val="28"/>
         </w:rPr>
         <w:t>Justice begins with understanding</w:t>
       </w:r>
-    </w:p>
-    <w:p/>
-    <w:p>
-      <w:pPr>
-        <w:rPr>
-          <w:b/>
-          <w:bCs/>
-          <w:sz w:val="28"/>
-          <w:szCs w:val="28"/>
-        </w:rPr>
-      </w:pPr>
-      <w:r>
-        <w:rPr>
+      <w:r>
+        <w:rPr>
+          <w:rFonts w:ascii="Times New Roman" w:hAnsi="Times New Roman" w:cs="Times New Roman"/>
+          <w:i/>
+          <w:iCs/>
+          <w:sz w:val="28"/>
+          <w:szCs w:val="28"/>
+        </w:rPr>
+        <w:t>)</w:t>
+      </w:r>
+    </w:p>
+    <w:p>
+      <w:pPr>
+        <w:rPr>
+          <w:rFonts w:ascii="Times New Roman" w:hAnsi="Times New Roman" w:cs="Times New Roman"/>
+        </w:rPr>
+      </w:pPr>
+    </w:p>
+    <w:p>
+      <w:pPr>
+        <w:rPr>
+          <w:rFonts w:ascii="Times New Roman" w:hAnsi="Times New Roman" w:cs="Times New Roman"/>
+          <w:b/>
+          <w:bCs/>
+          <w:sz w:val="28"/>
+          <w:szCs w:val="28"/>
+        </w:rPr>
+      </w:pPr>
+      <w:r>
+        <w:rPr>
+          <w:rFonts w:ascii="Times New Roman" w:hAnsi="Times New Roman" w:cs="Times New Roman"/>
           <w:b/>
           <w:bCs/>
           <w:sz w:val="28"/>
@@ -87,45 +110,86 @@
       </w:r>
     </w:p>
     <w:p>
-      <w:r>
+      <w:pPr>
+        <w:rPr>
+          <w:rFonts w:ascii="Times New Roman" w:hAnsi="Times New Roman" w:cs="Times New Roman"/>
+        </w:rPr>
+      </w:pPr>
+      <w:r>
+        <w:rPr>
+          <w:rFonts w:ascii="Times New Roman" w:hAnsi="Times New Roman" w:cs="Times New Roman"/>
+        </w:rPr>
         <w:t>- The legal system, while designed to protect the rights of every citizen, remains largely inaccessible to the general public due to the complexity and volume of legal documentation. Legal judgments, contracts, and filings are often lengthy, filled with technical jargon, and written in a language that the average person cannot comprehend without professional assistance. In India alone, over 5 crore cases are pending in courts, reflecting a system overwhelmed by volume and understaffed in legal aid.</w:t>
       </w:r>
     </w:p>
     <w:p>
-      <w:r>
+      <w:pPr>
+        <w:rPr>
+          <w:rFonts w:ascii="Times New Roman" w:hAnsi="Times New Roman" w:cs="Times New Roman"/>
+        </w:rPr>
+      </w:pPr>
+      <w:r>
+        <w:rPr>
+          <w:rFonts w:ascii="Times New Roman" w:hAnsi="Times New Roman" w:cs="Times New Roman"/>
+        </w:rPr>
         <w:t>Artificial Intelligence, particularly Natural Language Processing (NLP) and Large Language Models (LLMs), has opened new possibilities in automating the understanding and summarization of complex documents. Legal document summarization using AI can bridge the gap between the legal system and the common citizen by converting lengthy, complex judgments into concise, plain-language summaries that are easy to understand.</w:t>
       </w:r>
     </w:p>
     <w:p>
+      <w:pPr>
+        <w:rPr>
+          <w:rFonts w:ascii="Times New Roman" w:hAnsi="Times New Roman" w:cs="Times New Roman"/>
+        </w:rPr>
+      </w:pPr>
       <w:proofErr w:type="spellStart"/>
       <w:r>
+        <w:rPr>
+          <w:rFonts w:ascii="Times New Roman" w:hAnsi="Times New Roman" w:cs="Times New Roman"/>
+        </w:rPr>
         <w:t>LegalLens</w:t>
       </w:r>
       <w:proofErr w:type="spellEnd"/>
       <w:r>
+        <w:rPr>
+          <w:rFonts w:ascii="Times New Roman" w:hAnsi="Times New Roman" w:cs="Times New Roman"/>
+        </w:rPr>
         <w:t xml:space="preserve"> is an AI-powered legal document summarizer designed to address this gap. It leverages state-of-the-art LLM technology to generate accurate, citation-backed summaries of Indian legal documents. With features like the "Cite &amp; Verify" attribution mapping and a "Layman Toggle" for jargon simplification, </w:t>
       </w:r>
       <w:proofErr w:type="spellStart"/>
       <w:r>
+        <w:rPr>
+          <w:rFonts w:ascii="Times New Roman" w:hAnsi="Times New Roman" w:cs="Times New Roman"/>
+        </w:rPr>
         <w:t>LegalLens</w:t>
       </w:r>
       <w:proofErr w:type="spellEnd"/>
       <w:r>
+        <w:rPr>
+          <w:rFonts w:ascii="Times New Roman" w:hAnsi="Times New Roman" w:cs="Times New Roman"/>
+        </w:rPr>
         <w:t xml:space="preserve"> aims to make legal information accessible to every citizen regardless of their legal background or literacy level.</w:t>
       </w:r>
     </w:p>
-    <w:p/>
-    <w:p>
-      <w:pPr>
-        <w:rPr>
-          <w:b/>
-          <w:bCs/>
-          <w:sz w:val="28"/>
-          <w:szCs w:val="28"/>
-        </w:rPr>
-      </w:pPr>
-      <w:r>
-        <w:rPr>
+    <w:p>
+      <w:pPr>
+        <w:rPr>
+          <w:rFonts w:ascii="Times New Roman" w:hAnsi="Times New Roman" w:cs="Times New Roman"/>
+        </w:rPr>
+      </w:pPr>
+    </w:p>
+    <w:p>
+      <w:pPr>
+        <w:rPr>
+          <w:rFonts w:ascii="Times New Roman" w:hAnsi="Times New Roman" w:cs="Times New Roman"/>
+          <w:b/>
+          <w:bCs/>
+          <w:sz w:val="28"/>
+          <w:szCs w:val="28"/>
+        </w:rPr>
+      </w:pPr>
+      <w:r>
+        <w:rPr>
+          <w:rFonts w:ascii="Times New Roman" w:hAnsi="Times New Roman" w:cs="Times New Roman"/>
           <w:b/>
           <w:bCs/>
           <w:sz w:val="28"/>
@@ -135,36 +199,72 @@
       </w:r>
     </w:p>
     <w:p>
-      <w:r>
+      <w:pPr>
+        <w:rPr>
+          <w:rFonts w:ascii="Times New Roman" w:hAnsi="Times New Roman" w:cs="Times New Roman"/>
+        </w:rPr>
+      </w:pPr>
+      <w:r>
+        <w:rPr>
+          <w:rFonts w:ascii="Times New Roman" w:hAnsi="Times New Roman" w:cs="Times New Roman"/>
+        </w:rPr>
         <w:t>- India has over 5 crore pending cases. The average citizen cannot read a 50-page judgment to understand their rights. Public Defenders don't have time to read lengthy filings.</w:t>
       </w:r>
     </w:p>
     <w:p>
-      <w:r>
+      <w:pPr>
+        <w:rPr>
+          <w:rFonts w:ascii="Times New Roman" w:hAnsi="Times New Roman" w:cs="Times New Roman"/>
+        </w:rPr>
+      </w:pPr>
+      <w:r>
+        <w:rPr>
+          <w:rFonts w:ascii="Times New Roman" w:hAnsi="Times New Roman" w:cs="Times New Roman"/>
+        </w:rPr>
         <w:t xml:space="preserve">- People usually do not read full legal document. They are way too big and abstract. Most people who got cheated and backstabbed </w:t>
       </w:r>
       <w:proofErr w:type="spellStart"/>
       <w:r>
+        <w:rPr>
+          <w:rFonts w:ascii="Times New Roman" w:hAnsi="Times New Roman" w:cs="Times New Roman"/>
+        </w:rPr>
         <w:t>leaglly</w:t>
       </w:r>
       <w:proofErr w:type="spellEnd"/>
       <w:r>
+        <w:rPr>
+          <w:rFonts w:ascii="Times New Roman" w:hAnsi="Times New Roman" w:cs="Times New Roman"/>
+        </w:rPr>
         <w:t xml:space="preserve"> didn't read their legal documents properly.</w:t>
       </w:r>
     </w:p>
-    <w:p/>
-    <w:p/>
-    <w:p>
-      <w:pPr>
-        <w:rPr>
-          <w:b/>
-          <w:bCs/>
-          <w:sz w:val="28"/>
-          <w:szCs w:val="28"/>
-        </w:rPr>
-      </w:pPr>
-      <w:r>
-        <w:rPr>
+    <w:p>
+      <w:pPr>
+        <w:rPr>
+          <w:rFonts w:ascii="Times New Roman" w:hAnsi="Times New Roman" w:cs="Times New Roman"/>
+        </w:rPr>
+      </w:pPr>
+    </w:p>
+    <w:p>
+      <w:pPr>
+        <w:rPr>
+          <w:rFonts w:ascii="Times New Roman" w:hAnsi="Times New Roman" w:cs="Times New Roman"/>
+        </w:rPr>
+      </w:pPr>
+    </w:p>
+    <w:p>
+      <w:pPr>
+        <w:rPr>
+          <w:rFonts w:ascii="Times New Roman" w:hAnsi="Times New Roman" w:cs="Times New Roman"/>
+          <w:b/>
+          <w:bCs/>
+          <w:sz w:val="28"/>
+          <w:szCs w:val="28"/>
+        </w:rPr>
+      </w:pPr>
+      <w:r>
+        <w:rPr>
+          <w:rFonts w:ascii="Times New Roman" w:hAnsi="Times New Roman" w:cs="Times New Roman"/>
           <w:b/>
           <w:bCs/>
           <w:sz w:val="28"/>
@@ -174,22 +274,38 @@
       </w:r>
     </w:p>
     <w:p>
-      <w:r>
+      <w:pPr>
+        <w:rPr>
+          <w:rFonts w:ascii="Times New Roman" w:hAnsi="Times New Roman" w:cs="Times New Roman"/>
+        </w:rPr>
+      </w:pPr>
+      <w:r>
+        <w:rPr>
+          <w:rFonts w:ascii="Times New Roman" w:hAnsi="Times New Roman" w:cs="Times New Roman"/>
+        </w:rPr>
         <w:t>- Legal illiteracy is a silent crisis. In India, millions sign contracts, loan agreements, and rental documents without understanding them. When disputes arise, they are helpless. Public defenders handle hundreds of cases simultaneously with no time to read lengthy filings. This tool aims to bridge the gap between complex legal language and the common citizen.</w:t>
       </w:r>
     </w:p>
-    <w:p/>
-    <w:p>
-      <w:pPr>
-        <w:rPr>
-          <w:b/>
-          <w:bCs/>
-          <w:sz w:val="28"/>
-          <w:szCs w:val="28"/>
-        </w:rPr>
-      </w:pPr>
-      <w:r>
-        <w:rPr>
+    <w:p>
+      <w:pPr>
+        <w:rPr>
+          <w:rFonts w:ascii="Times New Roman" w:hAnsi="Times New Roman" w:cs="Times New Roman"/>
+        </w:rPr>
+      </w:pPr>
+    </w:p>
+    <w:p>
+      <w:pPr>
+        <w:rPr>
+          <w:rFonts w:ascii="Times New Roman" w:hAnsi="Times New Roman" w:cs="Times New Roman"/>
+          <w:b/>
+          <w:bCs/>
+          <w:sz w:val="28"/>
+          <w:szCs w:val="28"/>
+        </w:rPr>
+      </w:pPr>
+      <w:r>
+        <w:rPr>
+          <w:rFonts w:ascii="Times New Roman" w:hAnsi="Times New Roman" w:cs="Times New Roman"/>
           <w:b/>
           <w:bCs/>
           <w:sz w:val="28"/>
@@ -200,6 +316,7 @@
       <w:proofErr w:type="gramStart"/>
       <w:r>
         <w:rPr>
+          <w:rFonts w:ascii="Times New Roman" w:hAnsi="Times New Roman" w:cs="Times New Roman"/>
           <w:b/>
           <w:bCs/>
           <w:sz w:val="28"/>
@@ -210,6 +327,7 @@
       <w:proofErr w:type="gramEnd"/>
       <w:r>
         <w:rPr>
+          <w:rFonts w:ascii="Times New Roman" w:hAnsi="Times New Roman" w:cs="Times New Roman"/>
           <w:b/>
           <w:bCs/>
           <w:sz w:val="28"/>
@@ -219,43 +337,91 @@
       </w:r>
     </w:p>
     <w:p>
-      <w:r>
+      <w:pPr>
+        <w:rPr>
+          <w:rFonts w:ascii="Times New Roman" w:hAnsi="Times New Roman" w:cs="Times New Roman"/>
+        </w:rPr>
+      </w:pPr>
+      <w:r>
+        <w:rPr>
+          <w:rFonts w:ascii="Times New Roman" w:hAnsi="Times New Roman" w:cs="Times New Roman"/>
+        </w:rPr>
+        <w:t>- How can NLP models be trained to generate legally accurate and procedurally compliant summarized form of document?</w:t>
+      </w:r>
+    </w:p>
+    <w:p>
+      <w:pPr>
+        <w:rPr>
+          <w:rFonts w:ascii="Times New Roman" w:hAnsi="Times New Roman" w:cs="Times New Roman"/>
+        </w:rPr>
+      </w:pPr>
+      <w:r>
+        <w:rPr>
+          <w:rFonts w:ascii="Times New Roman" w:hAnsi="Times New Roman" w:cs="Times New Roman"/>
+        </w:rPr>
+        <w:t xml:space="preserve">- What dataset characteristics and preprocessing techniques are necessary to train LLMs for legal </w:t>
+      </w:r>
+    </w:p>
+    <w:p>
+      <w:pPr>
+        <w:rPr>
+          <w:rFonts w:ascii="Times New Roman" w:hAnsi="Times New Roman" w:cs="Times New Roman"/>
+        </w:rPr>
+      </w:pPr>
+      <w:r>
+        <w:rPr>
+          <w:rFonts w:ascii="Times New Roman" w:hAnsi="Times New Roman" w:cs="Times New Roman"/>
+        </w:rPr>
+        <w:t>document summarization?</w:t>
+      </w:r>
+    </w:p>
+    <w:p>
+      <w:pPr>
+        <w:rPr>
+          <w:rFonts w:ascii="Times New Roman" w:hAnsi="Times New Roman" w:cs="Times New Roman"/>
+        </w:rPr>
+      </w:pPr>
+      <w:r>
+        <w:rPr>
+          <w:rFonts w:ascii="Times New Roman" w:hAnsi="Times New Roman" w:cs="Times New Roman"/>
+        </w:rPr>
         <w:lastRenderedPageBreak/>
-        <w:t>- How can NLP models be trained to generate legally accurate and procedurally compliant summarized form of document?</w:t>
-      </w:r>
-    </w:p>
-    <w:p>
-      <w:r>
-        <w:t xml:space="preserve">- What dataset characteristics and preprocessing techniques are necessary to train LLMs for legal </w:t>
-      </w:r>
-    </w:p>
-    <w:p>
-      <w:r>
-        <w:t>document summarization?</w:t>
-      </w:r>
-    </w:p>
-    <w:p>
-      <w:r>
         <w:t>- How can AI systems be designed to prevent "hallucinations"—the generation of incorrect</w:t>
       </w:r>
     </w:p>
     <w:p>
-      <w:r>
+      <w:pPr>
+        <w:rPr>
+          <w:rFonts w:ascii="Times New Roman" w:hAnsi="Times New Roman" w:cs="Times New Roman"/>
+        </w:rPr>
+      </w:pPr>
+      <w:r>
+        <w:rPr>
+          <w:rFonts w:ascii="Times New Roman" w:hAnsi="Times New Roman" w:cs="Times New Roman"/>
+        </w:rPr>
         <w:t xml:space="preserve"> or fabricated legal summarization? </w:t>
       </w:r>
     </w:p>
-    <w:p/>
-    <w:p>
-      <w:pPr>
-        <w:rPr>
-          <w:b/>
-          <w:bCs/>
-          <w:sz w:val="28"/>
-          <w:szCs w:val="28"/>
-        </w:rPr>
-      </w:pPr>
-      <w:r>
-        <w:rPr>
+    <w:p>
+      <w:pPr>
+        <w:rPr>
+          <w:rFonts w:ascii="Times New Roman" w:hAnsi="Times New Roman" w:cs="Times New Roman"/>
+        </w:rPr>
+      </w:pPr>
+    </w:p>
+    <w:p>
+      <w:pPr>
+        <w:rPr>
+          <w:rFonts w:ascii="Times New Roman" w:hAnsi="Times New Roman" w:cs="Times New Roman"/>
+          <w:b/>
+          <w:bCs/>
+          <w:sz w:val="28"/>
+          <w:szCs w:val="28"/>
+        </w:rPr>
+      </w:pPr>
+      <w:r>
+        <w:rPr>
+          <w:rFonts w:ascii="Times New Roman" w:hAnsi="Times New Roman" w:cs="Times New Roman"/>
           <w:b/>
           <w:bCs/>
           <w:sz w:val="28"/>
@@ -266,6 +432,7 @@
       <w:proofErr w:type="gramStart"/>
       <w:r>
         <w:rPr>
+          <w:rFonts w:ascii="Times New Roman" w:hAnsi="Times New Roman" w:cs="Times New Roman"/>
           <w:b/>
           <w:bCs/>
           <w:sz w:val="28"/>
@@ -276,6 +443,7 @@
       <w:proofErr w:type="gramEnd"/>
       <w:r>
         <w:rPr>
+          <w:rFonts w:ascii="Times New Roman" w:hAnsi="Times New Roman" w:cs="Times New Roman"/>
           <w:b/>
           <w:bCs/>
           <w:sz w:val="28"/>
@@ -285,22 +453,38 @@
       </w:r>
     </w:p>
     <w:p>
-      <w:r>
+      <w:pPr>
+        <w:rPr>
+          <w:rFonts w:ascii="Times New Roman" w:hAnsi="Times New Roman" w:cs="Times New Roman"/>
+        </w:rPr>
+      </w:pPr>
+      <w:r>
+        <w:rPr>
+          <w:rFonts w:ascii="Times New Roman" w:hAnsi="Times New Roman" w:cs="Times New Roman"/>
+        </w:rPr>
         <w:t>- Hallucination Mitigation in Legal Contexts</w:t>
       </w:r>
     </w:p>
-    <w:p/>
-    <w:p>
-      <w:pPr>
-        <w:rPr>
-          <w:b/>
-          <w:bCs/>
-          <w:sz w:val="28"/>
-          <w:szCs w:val="28"/>
-        </w:rPr>
-      </w:pPr>
-      <w:r>
-        <w:rPr>
+    <w:p>
+      <w:pPr>
+        <w:rPr>
+          <w:rFonts w:ascii="Times New Roman" w:hAnsi="Times New Roman" w:cs="Times New Roman"/>
+        </w:rPr>
+      </w:pPr>
+    </w:p>
+    <w:p>
+      <w:pPr>
+        <w:rPr>
+          <w:rFonts w:ascii="Times New Roman" w:hAnsi="Times New Roman" w:cs="Times New Roman"/>
+          <w:b/>
+          <w:bCs/>
+          <w:sz w:val="28"/>
+          <w:szCs w:val="28"/>
+        </w:rPr>
+      </w:pPr>
+      <w:r>
+        <w:rPr>
+          <w:rFonts w:ascii="Times New Roman" w:hAnsi="Times New Roman" w:cs="Times New Roman"/>
           <w:b/>
           <w:bCs/>
           <w:sz w:val="28"/>
@@ -310,31 +494,9 @@
       </w:r>
     </w:p>
     <w:p>
-      <w:r>
-        <w:t xml:space="preserve">(Product </w:t>
-      </w:r>
-      <w:proofErr w:type="spellStart"/>
-      <w:proofErr w:type="gramStart"/>
-      <w:r>
-        <w:t>name,URL</w:t>
-      </w:r>
-      <w:proofErr w:type="gramEnd"/>
-      <w:r>
-        <w:t>,</w:t>
-      </w:r>
-      <w:proofErr w:type="gramStart"/>
-      <w:r>
-        <w:t>features,limitations</w:t>
-      </w:r>
-      <w:proofErr w:type="spellEnd"/>
-      <w:proofErr w:type="gramEnd"/>
-      <w:r>
-        <w:t>)</w:t>
-      </w:r>
-    </w:p>
-    <w:p>
-      <w:pPr>
-        <w:rPr>
+      <w:pPr>
+        <w:rPr>
+          <w:rFonts w:ascii="Times New Roman" w:hAnsi="Times New Roman" w:cs="Times New Roman"/>
           <w:i/>
           <w:iCs/>
           <w:sz w:val="24"/>
@@ -343,16 +505,22 @@
       </w:pPr>
       <w:r>
         <w:rPr>
+          <w:rFonts w:ascii="Times New Roman" w:hAnsi="Times New Roman" w:cs="Times New Roman"/>
+          <w:b/>
+          <w:bCs/>
           <w:i/>
           <w:iCs/>
           <w:sz w:val="24"/>
           <w:szCs w:val="24"/>
         </w:rPr>
-        <w:t>- Garfield AI (</w:t>
+        <w:t>Garfield AI (</w:t>
       </w:r>
       <w:proofErr w:type="spellStart"/>
       <w:r>
         <w:rPr>
+          <w:rFonts w:ascii="Times New Roman" w:hAnsi="Times New Roman" w:cs="Times New Roman"/>
+          <w:b/>
+          <w:bCs/>
           <w:i/>
           <w:iCs/>
           <w:sz w:val="24"/>
@@ -363,6 +531,9 @@
       <w:proofErr w:type="spellEnd"/>
       <w:r>
         <w:rPr>
+          <w:rFonts w:ascii="Times New Roman" w:hAnsi="Times New Roman" w:cs="Times New Roman"/>
+          <w:b/>
+          <w:bCs/>
           <w:i/>
           <w:iCs/>
           <w:sz w:val="24"/>
@@ -373,361 +544,650 @@
       <w:proofErr w:type="gramStart"/>
       <w:r>
         <w:rPr>
+          <w:rFonts w:ascii="Times New Roman" w:hAnsi="Times New Roman" w:cs="Times New Roman"/>
+          <w:b/>
+          <w:bCs/>
           <w:i/>
           <w:iCs/>
           <w:sz w:val="24"/>
           <w:szCs w:val="24"/>
         </w:rPr>
-        <w:t>) :</w:t>
-      </w:r>
-      <w:proofErr w:type="gramEnd"/>
-      <w:r>
-        <w:rPr>
+        <w:t>)</w:t>
+      </w:r>
+      <w:r>
+        <w:rPr>
+          <w:rFonts w:ascii="Times New Roman" w:hAnsi="Times New Roman" w:cs="Times New Roman"/>
           <w:i/>
           <w:iCs/>
           <w:sz w:val="24"/>
           <w:szCs w:val="24"/>
         </w:rPr>
-        <w:t xml:space="preserve"> </w:t>
-      </w:r>
-    </w:p>
-    <w:p>
-      <w:r>
-        <w:tab/>
-      </w:r>
-      <w:r>
-        <w:rPr>
+        <w:t xml:space="preserve"> :</w:t>
+      </w:r>
+      <w:proofErr w:type="gramEnd"/>
+      <w:r>
+        <w:rPr>
+          <w:rFonts w:ascii="Times New Roman" w:hAnsi="Times New Roman" w:cs="Times New Roman"/>
           <w:i/>
           <w:iCs/>
           <w:sz w:val="24"/>
           <w:szCs w:val="24"/>
         </w:rPr>
-        <w:t>URL:</w:t>
-      </w:r>
-      <w:r>
-        <w:t xml:space="preserve"> https://www.garfield.law/</w:t>
-      </w:r>
-    </w:p>
-    <w:p>
-      <w:r>
-        <w:tab/>
-        <w:t>Garfield AI is the world's first regulator-authorised, purely AI-powered law firm, approved by the UK's SRA in 2025 to automate small claims court debt recovery without human lawyer involvement.</w:t>
-      </w:r>
-    </w:p>
-    <w:p>
-      <w:pPr>
-        <w:rPr>
+        <w:t xml:space="preserve"> </w:t>
+      </w:r>
+    </w:p>
+    <w:p>
+      <w:pPr>
+        <w:rPr>
+          <w:rFonts w:ascii="Times New Roman" w:hAnsi="Times New Roman" w:cs="Times New Roman"/>
+        </w:rPr>
+      </w:pPr>
+      <w:r>
+        <w:rPr>
+          <w:rFonts w:ascii="Times New Roman" w:hAnsi="Times New Roman" w:cs="Times New Roman"/>
           <w:i/>
           <w:iCs/>
           <w:sz w:val="24"/>
           <w:szCs w:val="24"/>
         </w:rPr>
-      </w:pPr>
-      <w:r>
-        <w:rPr>
+        <w:t>URL:</w:t>
+      </w:r>
+      <w:r>
+        <w:rPr>
+          <w:rFonts w:ascii="Times New Roman" w:hAnsi="Times New Roman" w:cs="Times New Roman"/>
+        </w:rPr>
+        <w:t xml:space="preserve"> https://www.garfield.law/</w:t>
+      </w:r>
+    </w:p>
+    <w:p>
+      <w:pPr>
+        <w:rPr>
+          <w:rFonts w:ascii="Times New Roman" w:hAnsi="Times New Roman" w:cs="Times New Roman"/>
+        </w:rPr>
+      </w:pPr>
+      <w:r>
+        <w:rPr>
+          <w:rFonts w:ascii="Times New Roman" w:hAnsi="Times New Roman" w:cs="Times New Roman"/>
+        </w:rPr>
+        <w:t>Garfield AI is the world's first regulator-authorised, purely AI-powered law firm, approved by the UK's SRA in 2025 to automate small claims court debt recovery without human lawyer involvement.</w:t>
+      </w:r>
+    </w:p>
+    <w:p>
+      <w:pPr>
+        <w:rPr>
+          <w:rFonts w:ascii="Times New Roman" w:hAnsi="Times New Roman" w:cs="Times New Roman"/>
           <w:i/>
           <w:iCs/>
           <w:sz w:val="24"/>
           <w:szCs w:val="24"/>
         </w:rPr>
-        <w:tab/>
-        <w:t xml:space="preserve">Features: </w:t>
-      </w:r>
-    </w:p>
-    <w:p>
-      <w:r>
-        <w:tab/>
-      </w:r>
-      <w:r>
-        <w:tab/>
-        <w:t>- Regulator-Authorised Operation: The world's first purely AI-powered law firm approved by the UK's Solicitors Regulation Authority (SRA).</w:t>
-      </w:r>
-    </w:p>
-    <w:p>
-      <w:r>
-        <w:tab/>
-      </w:r>
-      <w:r>
-        <w:tab/>
-        <w:t>- Fully Automated Document Preparation: Generates legal claims, creates documents, and handles case correspondence without any human lawyer involvement.</w:t>
-      </w:r>
-    </w:p>
-    <w:p>
-      <w:r>
-        <w:tab/>
-      </w:r>
-      <w:r>
-        <w:tab/>
-        <w:t>- Targeted Debt Recovery: Specializes in helping individuals and small-to-medium businesses recover unpaid debts of up to £10,000.</w:t>
-      </w:r>
-    </w:p>
-    <w:p>
-      <w:r>
-        <w:tab/>
-      </w:r>
-      <w:r>
-        <w:tab/>
-        <w:t>- Web-Based Client Platform: Allows users to easily upload contracts and unpaid invoices directly to a digital portal.</w:t>
-      </w:r>
-    </w:p>
-    <w:p>
-      <w:r>
-        <w:tab/>
-      </w:r>
-      <w:r>
-        <w:tab/>
-        <w:t>- End-to-End Case Guidance: Guides clients seamlessly through each phase of the small claims court process.</w:t>
-      </w:r>
-    </w:p>
-    <w:p>
-      <w:pPr>
-        <w:rPr>
+      </w:pPr>
+      <w:r>
+        <w:rPr>
+          <w:rFonts w:ascii="Times New Roman" w:hAnsi="Times New Roman" w:cs="Times New Roman"/>
           <w:i/>
           <w:iCs/>
           <w:sz w:val="24"/>
           <w:szCs w:val="24"/>
         </w:rPr>
-      </w:pPr>
-      <w:r>
-        <w:rPr>
+        <w:t xml:space="preserve">Features: </w:t>
+      </w:r>
+    </w:p>
+    <w:p>
+      <w:pPr>
+        <w:rPr>
+          <w:rFonts w:ascii="Times New Roman" w:hAnsi="Times New Roman" w:cs="Times New Roman"/>
+        </w:rPr>
+      </w:pPr>
+      <w:r>
+        <w:rPr>
+          <w:rFonts w:ascii="Times New Roman" w:hAnsi="Times New Roman" w:cs="Times New Roman"/>
+        </w:rPr>
+        <w:tab/>
+        <w:t>Regulator-Authorised Operation: The world's first purely AI-powered law firm approved by the UK's Solicitors Regulation Authority (SRA).</w:t>
+      </w:r>
+    </w:p>
+    <w:p>
+      <w:pPr>
+        <w:rPr>
+          <w:rFonts w:ascii="Times New Roman" w:hAnsi="Times New Roman" w:cs="Times New Roman"/>
+        </w:rPr>
+      </w:pPr>
+      <w:r>
+        <w:rPr>
+          <w:rFonts w:ascii="Times New Roman" w:hAnsi="Times New Roman" w:cs="Times New Roman"/>
+        </w:rPr>
+        <w:tab/>
+        <w:t>Fully Automated Document Preparation: Generates legal claims, creates documents, and handles case correspondence without any human lawyer involvement.</w:t>
+      </w:r>
+    </w:p>
+    <w:p>
+      <w:pPr>
+        <w:rPr>
+          <w:rFonts w:ascii="Times New Roman" w:hAnsi="Times New Roman" w:cs="Times New Roman"/>
+        </w:rPr>
+      </w:pPr>
+      <w:r>
+        <w:rPr>
+          <w:rFonts w:ascii="Times New Roman" w:hAnsi="Times New Roman" w:cs="Times New Roman"/>
+        </w:rPr>
+        <w:tab/>
+        <w:t>Targeted Debt Recovery: Specializes in helping individuals and small-to-medium businesses recover unpaid debts of up to £10,000.</w:t>
+      </w:r>
+    </w:p>
+    <w:p>
+      <w:pPr>
+        <w:rPr>
+          <w:rFonts w:ascii="Times New Roman" w:hAnsi="Times New Roman" w:cs="Times New Roman"/>
+        </w:rPr>
+      </w:pPr>
+      <w:r>
+        <w:rPr>
+          <w:rFonts w:ascii="Times New Roman" w:hAnsi="Times New Roman" w:cs="Times New Roman"/>
+        </w:rPr>
+        <w:tab/>
+        <w:t>Web-Based Client Platform: Allows users to easily upload contracts and unpaid invoices directly to a digital portal.</w:t>
+      </w:r>
+    </w:p>
+    <w:p>
+      <w:pPr>
+        <w:rPr>
+          <w:rFonts w:ascii="Times New Roman" w:hAnsi="Times New Roman" w:cs="Times New Roman"/>
+        </w:rPr>
+      </w:pPr>
+      <w:r>
+        <w:rPr>
+          <w:rFonts w:ascii="Times New Roman" w:hAnsi="Times New Roman" w:cs="Times New Roman"/>
+        </w:rPr>
+        <w:tab/>
+        <w:t>End-to-End Case Guidance: Guides clients seamlessly through each phase of the small claims court process.</w:t>
+      </w:r>
+    </w:p>
+    <w:p>
+      <w:pPr>
+        <w:rPr>
+          <w:rFonts w:ascii="Times New Roman" w:hAnsi="Times New Roman" w:cs="Times New Roman"/>
           <w:i/>
           <w:iCs/>
           <w:sz w:val="24"/>
           <w:szCs w:val="24"/>
         </w:rPr>
-        <w:tab/>
-        <w:t xml:space="preserve">Limitations: </w:t>
-      </w:r>
-    </w:p>
-    <w:p>
-      <w:r>
-        <w:tab/>
-      </w:r>
-      <w:r>
-        <w:tab/>
-        <w:t>- Only operates under UK law (England and Wales specifically), cannot handle Indian or US legal systems</w:t>
-      </w:r>
-    </w:p>
-    <w:p>
-      <w:r>
-        <w:tab/>
-      </w:r>
-      <w:r>
-        <w:tab/>
-        <w:t>- It assumes a certain level of digital and legal literacy, making it difficult for common citizens with no legal background to use effectively.</w:t>
-      </w:r>
-    </w:p>
-    <w:p>
-      <w:r>
-        <w:lastRenderedPageBreak/>
-        <w:tab/>
-      </w:r>
-      <w:r>
-        <w:tab/>
-        <w:t>- Susceptible to AI hallucinations, where incorrect or fabricated legal information may be generated without any citation or verification.</w:t>
-      </w:r>
-    </w:p>
-    <w:p/>
-    <w:p>
-      <w:pPr>
-        <w:rPr>
-          <w:b/>
-          <w:bCs/>
-          <w:sz w:val="28"/>
-          <w:szCs w:val="28"/>
-        </w:rPr>
-      </w:pPr>
-      <w:r>
-        <w:rPr>
-          <w:b/>
-          <w:bCs/>
-          <w:sz w:val="28"/>
-          <w:szCs w:val="28"/>
-        </w:rPr>
-        <w:t>6.SDG Mapping (6.1 SDG identified, 6.2 How the case study is related to the SDG)</w:t>
-      </w:r>
-    </w:p>
-    <w:p>
-      <w:r>
-        <w:tab/>
-        <w:t>SDG 16 (Peace, Justice, and Strong Institutions) – specifically Target 16.3 (promoting the rule of law and equal access to justice)</w:t>
-      </w:r>
-    </w:p>
-    <w:p/>
-    <w:p>
-      <w:pPr>
-        <w:rPr>
-          <w:b/>
-          <w:bCs/>
-          <w:sz w:val="28"/>
-          <w:szCs w:val="28"/>
-        </w:rPr>
-      </w:pPr>
-      <w:r>
-        <w:rPr>
-          <w:b/>
-          <w:bCs/>
-          <w:sz w:val="28"/>
-          <w:szCs w:val="28"/>
-        </w:rPr>
-        <w:t>7.Dataset Details</w:t>
-      </w:r>
-    </w:p>
-    <w:p>
-      <w:r>
-        <w:tab/>
-      </w:r>
-      <w:r>
-        <w:rPr>
+      </w:pPr>
+      <w:r>
+        <w:rPr>
+          <w:rFonts w:ascii="Times New Roman" w:hAnsi="Times New Roman" w:cs="Times New Roman"/>
           <w:i/>
           <w:iCs/>
           <w:sz w:val="24"/>
           <w:szCs w:val="24"/>
         </w:rPr>
-        <w:t>Description:</w:t>
-      </w:r>
-      <w:r>
-        <w:t xml:space="preserve"> The </w:t>
-      </w:r>
-      <w:proofErr w:type="spellStart"/>
-      <w:r>
-        <w:t>percins</w:t>
-      </w:r>
-      <w:proofErr w:type="spellEnd"/>
-      <w:r>
-        <w:t>/IN-ABS dataset is a curated corpus of 7,128 Indian Supreme Court and High Court judgments from 1950 onwards, structured into train, validation, and test splits to benchmark abstractive text summarization models on long-form legal text.</w:t>
-      </w:r>
-    </w:p>
-    <w:p>
-      <w:r>
+        <w:t xml:space="preserve">Limitations: </w:t>
+      </w:r>
+    </w:p>
+    <w:p>
+      <w:pPr>
+        <w:rPr>
+          <w:rFonts w:ascii="Times New Roman" w:hAnsi="Times New Roman" w:cs="Times New Roman"/>
+        </w:rPr>
+      </w:pPr>
+      <w:r>
+        <w:rPr>
+          <w:rFonts w:ascii="Times New Roman" w:hAnsi="Times New Roman" w:cs="Times New Roman"/>
+        </w:rPr>
         <w:tab/>
-      </w:r>
-      <w:r>
-        <w:rPr>
+        <w:t>Only operates under UK law (England and Wales specifically), cannot handle Indian or US legal systems</w:t>
+      </w:r>
+    </w:p>
+    <w:p>
+      <w:pPr>
+        <w:rPr>
+          <w:rFonts w:ascii="Times New Roman" w:hAnsi="Times New Roman" w:cs="Times New Roman"/>
+        </w:rPr>
+      </w:pPr>
+      <w:r>
+        <w:rPr>
+          <w:rFonts w:ascii="Times New Roman" w:hAnsi="Times New Roman" w:cs="Times New Roman"/>
+        </w:rPr>
+        <w:tab/>
+        <w:t>It assumes a certain level of digital and legal literacy, making it difficult for common citizens with no legal background to use effectively.</w:t>
+      </w:r>
+    </w:p>
+    <w:p>
+      <w:pPr>
+        <w:rPr>
+          <w:rFonts w:ascii="Times New Roman" w:hAnsi="Times New Roman" w:cs="Times New Roman"/>
+        </w:rPr>
+      </w:pPr>
+      <w:r>
+        <w:rPr>
+          <w:rFonts w:ascii="Times New Roman" w:hAnsi="Times New Roman" w:cs="Times New Roman"/>
+        </w:rPr>
+        <w:tab/>
+        <w:t>Susceptible to AI hallucinations, where incorrect or fabricated legal information may be generated without any citation or verification.</w:t>
+      </w:r>
+    </w:p>
+    <w:p>
+      <w:pPr>
+        <w:rPr>
+          <w:rFonts w:ascii="Times New Roman" w:hAnsi="Times New Roman" w:cs="Times New Roman"/>
+          <w:b/>
+          <w:bCs/>
+          <w:sz w:val="28"/>
+          <w:szCs w:val="28"/>
+        </w:rPr>
+      </w:pPr>
+      <w:r>
+        <w:rPr>
+          <w:rFonts w:ascii="Times New Roman" w:hAnsi="Times New Roman" w:cs="Times New Roman"/>
+          <w:b/>
+          <w:bCs/>
+          <w:sz w:val="28"/>
+          <w:szCs w:val="28"/>
+        </w:rPr>
+        <w:t>6. SDG Mapping</w:t>
+      </w:r>
+    </w:p>
+    <w:p>
+      <w:pPr>
+        <w:rPr>
+          <w:rFonts w:ascii="Times New Roman" w:hAnsi="Times New Roman" w:cs="Times New Roman"/>
+          <w:b/>
+          <w:bCs/>
           <w:i/>
           <w:iCs/>
           <w:sz w:val="24"/>
           <w:szCs w:val="24"/>
         </w:rPr>
-        <w:t>Link:</w:t>
-      </w:r>
-      <w:r>
-        <w:t xml:space="preserve"> https://huggingface.co/datasets/percins/IN-ABS</w:t>
-      </w:r>
-    </w:p>
-    <w:p>
-      <w:r>
-        <w:tab/>
-        <w:t xml:space="preserve">Challenges </w:t>
-      </w:r>
-      <w:proofErr w:type="spellStart"/>
-      <w:r>
-        <w:t>addresed</w:t>
-      </w:r>
-      <w:proofErr w:type="spellEnd"/>
-      <w:r>
-        <w:t xml:space="preserve"> in the dataset: The dataset addresses the challenges of processing massive document lengths (up to 808k characters), cleaning noisy structural artifacts like irregular section breaks and case citations from raw court PDFs, and mitigating the presence of sensitive personally identifiable information (PII).</w:t>
-      </w:r>
-    </w:p>
-    <w:p/>
-    <w:p>
-      <w:pPr>
-        <w:rPr>
-          <w:b/>
-          <w:bCs/>
-          <w:sz w:val="28"/>
-          <w:szCs w:val="28"/>
-        </w:rPr>
-      </w:pPr>
-      <w:r>
-        <w:rPr>
-          <w:b/>
-          <w:bCs/>
-          <w:sz w:val="28"/>
-          <w:szCs w:val="28"/>
-        </w:rPr>
-        <w:t>8.What is the novelty in the product</w:t>
-      </w:r>
-    </w:p>
-    <w:p>
-      <w:r>
-        <w:rPr>
+      </w:pPr>
+      <w:r>
+        <w:rPr>
+          <w:rFonts w:ascii="Times New Roman" w:hAnsi="Times New Roman" w:cs="Times New Roman"/>
+          <w:b/>
+          <w:bCs/>
           <w:i/>
           <w:iCs/>
           <w:sz w:val="24"/>
           <w:szCs w:val="24"/>
         </w:rPr>
-        <w:t xml:space="preserve">- Novelty </w:t>
-      </w:r>
-      <w:r>
-        <w:rPr>
+        <w:t>6.1 SDG Identified</w:t>
+      </w:r>
+    </w:p>
+    <w:p>
+      <w:pPr>
+        <w:rPr>
+          <w:rFonts w:ascii="Times New Roman" w:hAnsi="Times New Roman" w:cs="Times New Roman"/>
+        </w:rPr>
+      </w:pPr>
+      <w:r>
+        <w:rPr>
+          <w:rFonts w:ascii="Times New Roman" w:hAnsi="Times New Roman" w:cs="Times New Roman"/>
+          <w:b/>
+          <w:bCs/>
+          <w:sz w:val="28"/>
+          <w:szCs w:val="28"/>
+        </w:rPr>
+        <w:tab/>
+      </w:r>
+      <w:r>
+        <w:rPr>
+          <w:rFonts w:ascii="Times New Roman" w:hAnsi="Times New Roman" w:cs="Times New Roman"/>
+        </w:rPr>
+        <w:t>SDG 16: Peace, Justice, and Strong Institutions</w:t>
+      </w:r>
+    </w:p>
+    <w:p>
+      <w:pPr>
+        <w:rPr>
+          <w:rFonts w:ascii="Times New Roman" w:hAnsi="Times New Roman" w:cs="Times New Roman"/>
+        </w:rPr>
+      </w:pPr>
+      <w:r>
+        <w:rPr>
+          <w:rFonts w:ascii="Times New Roman" w:hAnsi="Times New Roman" w:cs="Times New Roman"/>
+        </w:rPr>
+        <w:tab/>
+        <w:t>Target 16.3: Promote the rule of law and ensure equal access to justice for all.</w:t>
+      </w:r>
+    </w:p>
+    <w:p>
+      <w:pPr>
+        <w:rPr>
+          <w:rFonts w:ascii="Times New Roman" w:hAnsi="Times New Roman" w:cs="Times New Roman"/>
+        </w:rPr>
+      </w:pPr>
+      <w:r>
+        <w:rPr>
+          <w:rFonts w:ascii="Times New Roman" w:hAnsi="Times New Roman" w:cs="Times New Roman"/>
+        </w:rPr>
+        <w:tab/>
+        <w:t>Target 16.10: Ensure public access to information.</w:t>
+      </w:r>
+    </w:p>
+    <w:p>
+      <w:pPr>
+        <w:rPr>
+          <w:rFonts w:ascii="Times New Roman" w:hAnsi="Times New Roman" w:cs="Times New Roman"/>
+          <w:b/>
+          <w:bCs/>
           <w:i/>
           <w:iCs/>
           <w:sz w:val="24"/>
           <w:szCs w:val="24"/>
         </w:rPr>
-        <w:t>1</w:t>
-      </w:r>
-      <w:r>
-        <w:rPr>
+      </w:pPr>
+      <w:r>
+        <w:rPr>
+          <w:rFonts w:ascii="Times New Roman" w:hAnsi="Times New Roman" w:cs="Times New Roman"/>
+          <w:b/>
+          <w:bCs/>
           <w:i/>
           <w:iCs/>
           <w:sz w:val="24"/>
           <w:szCs w:val="24"/>
         </w:rPr>
-        <w:t>:</w:t>
-      </w:r>
-      <w:r>
-        <w:t xml:space="preserve"> "Cite &amp; Verify" (Attribution Mapping).</w:t>
-      </w:r>
-    </w:p>
-    <w:p>
-      <w:r>
-        <w:t>The #1 problem with AI in law is hallucination. Your novelty: every sentence in the generated summary must be mapped back to the exact paragraph number in the original judgment.</w:t>
-      </w:r>
-    </w:p>
-    <w:p>
-      <w:r>
-        <w:rPr>
+        <w:t>6.2 How the Case Study is Related to the SDG</w:t>
+      </w:r>
+    </w:p>
+    <w:p>
+      <w:pPr>
+        <w:rPr>
+          <w:rFonts w:ascii="Times New Roman" w:hAnsi="Times New Roman" w:cs="Times New Roman"/>
+        </w:rPr>
+      </w:pPr>
+      <w:r>
+        <w:rPr>
+          <w:rFonts w:ascii="Times New Roman" w:hAnsi="Times New Roman" w:cs="Times New Roman"/>
+          <w:b/>
+          <w:bCs/>
+          <w:sz w:val="28"/>
+          <w:szCs w:val="28"/>
+        </w:rPr>
+        <w:lastRenderedPageBreak/>
+        <w:tab/>
+      </w:r>
+      <w:r>
+        <w:rPr>
+          <w:rFonts w:ascii="Times New Roman" w:hAnsi="Times New Roman" w:cs="Times New Roman"/>
+        </w:rPr>
+        <w:t xml:space="preserve">Ensures Equal Access to Justice (Target 16.3): </w:t>
+      </w:r>
+      <w:proofErr w:type="spellStart"/>
+      <w:r>
+        <w:rPr>
+          <w:rFonts w:ascii="Times New Roman" w:hAnsi="Times New Roman" w:cs="Times New Roman"/>
+        </w:rPr>
+        <w:t>LegalLens</w:t>
+      </w:r>
+      <w:proofErr w:type="spellEnd"/>
+      <w:r>
+        <w:rPr>
+          <w:rFonts w:ascii="Times New Roman" w:hAnsi="Times New Roman" w:cs="Times New Roman"/>
+        </w:rPr>
+        <w:t xml:space="preserve"> breaks down dense, 50-page judgments using the "Layman Toggle," translating complex legalese into plain language so the average citizen can understand their rights without expensive counsel.</w:t>
+      </w:r>
+    </w:p>
+    <w:p>
+      <w:pPr>
+        <w:rPr>
+          <w:rFonts w:ascii="Times New Roman" w:hAnsi="Times New Roman" w:cs="Times New Roman"/>
+        </w:rPr>
+      </w:pPr>
+      <w:r>
+        <w:rPr>
+          <w:rFonts w:ascii="Times New Roman" w:hAnsi="Times New Roman" w:cs="Times New Roman"/>
+        </w:rPr>
+        <w:tab/>
+        <w:t>Prevents Legal Exploitation: Millions sign contracts, loans, and rental agreements without understanding them. By providing instant, clear summaries before signing, the tool ensures informed consent and protects vulnerable citizens from predatory terms.</w:t>
+      </w:r>
+    </w:p>
+    <w:p>
+      <w:pPr>
+        <w:rPr>
+          <w:rFonts w:ascii="Times New Roman" w:hAnsi="Times New Roman" w:cs="Times New Roman"/>
+        </w:rPr>
+      </w:pPr>
+      <w:r>
+        <w:rPr>
+          <w:rFonts w:ascii="Times New Roman" w:hAnsi="Times New Roman" w:cs="Times New Roman"/>
+        </w:rPr>
+        <w:tab/>
+        <w:t>Empowers Overwhelmed Public Defenders: With over 5 crore pending cases in India, legal aid lawyers lack the time to read massive filings. The "Cite &amp; Verify" feature lets them rapidly extract facts and precedents with zero-hallucination risks, accelerating legal aid delivery.</w:t>
+      </w:r>
+    </w:p>
+    <w:p>
+      <w:pPr>
+        <w:rPr>
+          <w:rFonts w:ascii="Times New Roman" w:hAnsi="Times New Roman" w:cs="Times New Roman"/>
+        </w:rPr>
+      </w:pPr>
+    </w:p>
+    <w:p>
+      <w:pPr>
+        <w:rPr>
+          <w:rFonts w:ascii="Times New Roman" w:hAnsi="Times New Roman" w:cs="Times New Roman"/>
+          <w:b/>
+          <w:bCs/>
+          <w:sz w:val="28"/>
+          <w:szCs w:val="28"/>
+        </w:rPr>
+      </w:pPr>
+      <w:r>
+        <w:rPr>
+          <w:rFonts w:ascii="Times New Roman" w:hAnsi="Times New Roman" w:cs="Times New Roman"/>
+          <w:b/>
+          <w:bCs/>
+          <w:sz w:val="28"/>
+          <w:szCs w:val="28"/>
+        </w:rPr>
+        <w:t>7.Dataset Details</w:t>
+      </w:r>
+    </w:p>
+    <w:p>
+      <w:pPr>
+        <w:rPr>
+          <w:rFonts w:ascii="Times New Roman" w:hAnsi="Times New Roman" w:cs="Times New Roman"/>
+        </w:rPr>
+      </w:pPr>
+      <w:r>
+        <w:rPr>
+          <w:rFonts w:ascii="Times New Roman" w:hAnsi="Times New Roman" w:cs="Times New Roman"/>
+          <w:b/>
+          <w:bCs/>
           <w:i/>
           <w:iCs/>
           <w:sz w:val="24"/>
           <w:szCs w:val="24"/>
         </w:rPr>
-        <w:t xml:space="preserve">- Novelty </w:t>
-      </w:r>
-      <w:r>
-        <w:rPr>
+        <w:t>Description:</w:t>
+      </w:r>
+      <w:r>
+        <w:rPr>
+          <w:rFonts w:ascii="Times New Roman" w:hAnsi="Times New Roman" w:cs="Times New Roman"/>
+        </w:rPr>
+        <w:t xml:space="preserve"> The </w:t>
+      </w:r>
+      <w:proofErr w:type="spellStart"/>
+      <w:r>
+        <w:rPr>
+          <w:rFonts w:ascii="Times New Roman" w:hAnsi="Times New Roman" w:cs="Times New Roman"/>
+        </w:rPr>
+        <w:t>percins</w:t>
+      </w:r>
+      <w:proofErr w:type="spellEnd"/>
+      <w:r>
+        <w:rPr>
+          <w:rFonts w:ascii="Times New Roman" w:hAnsi="Times New Roman" w:cs="Times New Roman"/>
+        </w:rPr>
+        <w:t>/IN-ABS dataset is a curated corpus of 7,128 Indian Supreme Court and High Court judgments from 1950 onwards, structured into train, validation, and test splits to benchmark abstractive text summarization models on long-form legal text.</w:t>
+      </w:r>
+    </w:p>
+    <w:p>
+      <w:pPr>
+        <w:rPr>
+          <w:rFonts w:ascii="Times New Roman" w:hAnsi="Times New Roman" w:cs="Times New Roman"/>
+        </w:rPr>
+      </w:pPr>
+      <w:r>
+        <w:rPr>
+          <w:rFonts w:ascii="Times New Roman" w:hAnsi="Times New Roman" w:cs="Times New Roman"/>
+          <w:b/>
+          <w:bCs/>
           <w:i/>
           <w:iCs/>
           <w:sz w:val="24"/>
           <w:szCs w:val="24"/>
         </w:rPr>
-        <w:t>2</w:t>
-      </w:r>
-      <w:r>
-        <w:rPr>
+        <w:t>Link:</w:t>
+      </w:r>
+      <w:r>
+        <w:rPr>
+          <w:rFonts w:ascii="Times New Roman" w:hAnsi="Times New Roman" w:cs="Times New Roman"/>
+        </w:rPr>
+        <w:t xml:space="preserve"> https://huggingface.co/datasets/percins/IN-ABS</w:t>
+      </w:r>
+    </w:p>
+    <w:p>
+      <w:pPr>
+        <w:rPr>
+          <w:rFonts w:ascii="Times New Roman" w:hAnsi="Times New Roman" w:cs="Times New Roman"/>
+        </w:rPr>
+      </w:pPr>
+      <w:r>
+        <w:rPr>
+          <w:rFonts w:ascii="Times New Roman" w:hAnsi="Times New Roman" w:cs="Times New Roman"/>
+        </w:rPr>
+        <w:t xml:space="preserve">Challenges </w:t>
+      </w:r>
+      <w:proofErr w:type="spellStart"/>
+      <w:r>
+        <w:rPr>
+          <w:rFonts w:ascii="Times New Roman" w:hAnsi="Times New Roman" w:cs="Times New Roman"/>
+        </w:rPr>
+        <w:t>addresed</w:t>
+      </w:r>
+      <w:proofErr w:type="spellEnd"/>
+      <w:r>
+        <w:rPr>
+          <w:rFonts w:ascii="Times New Roman" w:hAnsi="Times New Roman" w:cs="Times New Roman"/>
+        </w:rPr>
+        <w:t xml:space="preserve"> in the dataset: The dataset addresses the challenges of processing massive document lengths (up to 808k characters), cleaning noisy structural artifacts like irregular section breaks and case citations from raw court PDFs, and mitigating the presence of sensitive personally identifiable information (PII).</w:t>
+      </w:r>
+    </w:p>
+    <w:p>
+      <w:pPr>
+        <w:rPr>
+          <w:rFonts w:ascii="Times New Roman" w:hAnsi="Times New Roman" w:cs="Times New Roman"/>
+        </w:rPr>
+      </w:pPr>
+    </w:p>
+    <w:p>
+      <w:pPr>
+        <w:rPr>
+          <w:rFonts w:ascii="Times New Roman" w:hAnsi="Times New Roman" w:cs="Times New Roman"/>
+          <w:b/>
+          <w:bCs/>
+          <w:sz w:val="28"/>
+          <w:szCs w:val="28"/>
+        </w:rPr>
+      </w:pPr>
+      <w:r>
+        <w:rPr>
+          <w:rFonts w:ascii="Times New Roman" w:hAnsi="Times New Roman" w:cs="Times New Roman"/>
+          <w:b/>
+          <w:bCs/>
+          <w:sz w:val="28"/>
+          <w:szCs w:val="28"/>
+        </w:rPr>
+        <w:t>8.What is the novelty in the product</w:t>
+      </w:r>
+    </w:p>
+    <w:p>
+      <w:pPr>
+        <w:rPr>
+          <w:rFonts w:ascii="Times New Roman" w:hAnsi="Times New Roman" w:cs="Times New Roman"/>
+        </w:rPr>
+      </w:pPr>
+      <w:r>
+        <w:rPr>
+          <w:rFonts w:ascii="Times New Roman" w:hAnsi="Times New Roman" w:cs="Times New Roman"/>
+          <w:b/>
+          <w:bCs/>
           <w:i/>
           <w:iCs/>
           <w:sz w:val="24"/>
           <w:szCs w:val="24"/>
         </w:rPr>
-        <w:t>:</w:t>
-      </w:r>
-      <w:r>
+        <w:t>Novelty 1:</w:t>
+      </w:r>
+      <w:r>
+        <w:rPr>
+          <w:rFonts w:ascii="Times New Roman" w:hAnsi="Times New Roman" w:cs="Times New Roman"/>
+        </w:rPr>
+        <w:t xml:space="preserve"> "Cite &amp; Verify" (Attribution Mapping).</w:t>
+      </w:r>
+    </w:p>
+    <w:p>
+      <w:pPr>
+        <w:rPr>
+          <w:rFonts w:ascii="Times New Roman" w:hAnsi="Times New Roman" w:cs="Times New Roman"/>
+        </w:rPr>
+      </w:pPr>
+      <w:r>
+        <w:rPr>
+          <w:rFonts w:ascii="Times New Roman" w:hAnsi="Times New Roman" w:cs="Times New Roman"/>
+        </w:rPr>
+        <w:t>The #1 problem with AI in law is hallucination. Your novelty: every sentence in the generated summary must be mapped back to the exact paragraph number in the original judgment.</w:t>
+      </w:r>
+    </w:p>
+    <w:p>
+      <w:pPr>
+        <w:rPr>
+          <w:rFonts w:ascii="Times New Roman" w:hAnsi="Times New Roman" w:cs="Times New Roman"/>
+        </w:rPr>
+      </w:pPr>
+      <w:r>
+        <w:rPr>
+          <w:rFonts w:ascii="Times New Roman" w:hAnsi="Times New Roman" w:cs="Times New Roman"/>
+          <w:b/>
+          <w:bCs/>
+          <w:i/>
+          <w:iCs/>
+          <w:sz w:val="24"/>
+          <w:szCs w:val="24"/>
+        </w:rPr>
+        <w:t>Novelty 2:</w:t>
+      </w:r>
+      <w:r>
+        <w:rPr>
+          <w:rFonts w:ascii="Times New Roman" w:hAnsi="Times New Roman" w:cs="Times New Roman"/>
+        </w:rPr>
         <w:t xml:space="preserve"> The "Layman" Toggle (Jargon Busting).</w:t>
       </w:r>
     </w:p>
     <w:p>
-      <w:r>
+      <w:pPr>
+        <w:rPr>
+          <w:rFonts w:ascii="Times New Roman" w:hAnsi="Times New Roman" w:cs="Times New Roman"/>
+        </w:rPr>
+      </w:pPr>
+      <w:r>
+        <w:rPr>
+          <w:rFonts w:ascii="Times New Roman" w:hAnsi="Times New Roman" w:cs="Times New Roman"/>
+        </w:rPr>
         <w:t xml:space="preserve">Legal text is full of </w:t>
       </w:r>
       <w:proofErr w:type="spellStart"/>
       <w:r>
+        <w:rPr>
+          <w:rFonts w:ascii="Times New Roman" w:hAnsi="Times New Roman" w:cs="Times New Roman"/>
+        </w:rPr>
         <w:t>latin</w:t>
       </w:r>
       <w:proofErr w:type="spellEnd"/>
       <w:r>
+        <w:rPr>
+          <w:rFonts w:ascii="Times New Roman" w:hAnsi="Times New Roman" w:cs="Times New Roman"/>
+        </w:rPr>
         <w:t xml:space="preserve"> terms (prima facie, inter alia). Build a custom legal-to-simple dictionary (using WordNet or a custom mapping). When generating the summary, your model replaces complex legal jargon with plain English.</w:t>
       </w:r>
     </w:p>

--- a/LegalDocumentSummarizer (Legal Lens).docx
+++ b/LegalDocumentSummarizer (Legal Lens).docx
@@ -679,18 +679,6 @@
     </w:p>
     <w:p>
       <w:pPr>
-        <w:ind w:left="360"/>
-        <w:jc w:val="both"/>
-        <w:rPr>
-          <w:rFonts w:ascii="Times New Roman" w:hAnsi="Times New Roman" w:cs="Times New Roman"/>
-          <w:sz w:val="24"/>
-          <w:szCs w:val="24"/>
-        </w:rPr>
-      </w:pPr>
-    </w:p>
-    <w:p>
-      <w:pPr>
-        <w:ind w:left="360"/>
         <w:jc w:val="both"/>
         <w:rPr>
           <w:rFonts w:ascii="Times New Roman" w:hAnsi="Times New Roman" w:cs="Times New Roman"/>
@@ -735,6 +723,8 @@
       <w:r>
         <w:rPr>
           <w:rFonts w:ascii="Times New Roman" w:hAnsi="Times New Roman" w:cs="Times New Roman"/>
+          <w:b/>
+          <w:bCs/>
           <w:i/>
           <w:iCs/>
           <w:sz w:val="24"/>
@@ -746,6 +736,8 @@
       <w:r>
         <w:rPr>
           <w:rFonts w:ascii="Times New Roman" w:hAnsi="Times New Roman" w:cs="Times New Roman"/>
+          <w:b/>
+          <w:bCs/>
           <w:i/>
           <w:iCs/>
           <w:sz w:val="24"/>
@@ -757,12 +749,40 @@
       <w:r>
         <w:rPr>
           <w:rFonts w:ascii="Times New Roman" w:hAnsi="Times New Roman" w:cs="Times New Roman"/>
+          <w:b/>
+          <w:bCs/>
           <w:i/>
           <w:iCs/>
           <w:sz w:val="24"/>
           <w:szCs w:val="24"/>
         </w:rPr>
-        <w:t xml:space="preserve"> Ltd) : </w:t>
+        <w:t xml:space="preserve"> Ltd</w:t>
+      </w:r>
+      <w:proofErr w:type="gramStart"/>
+      <w:r>
+        <w:rPr>
+          <w:rFonts w:ascii="Times New Roman" w:hAnsi="Times New Roman" w:cs="Times New Roman"/>
+          <w:b/>
+          <w:bCs/>
+          <w:i/>
+          <w:iCs/>
+          <w:sz w:val="24"/>
+          <w:szCs w:val="24"/>
+        </w:rPr>
+        <w:t>) :</w:t>
+      </w:r>
+      <w:proofErr w:type="gramEnd"/>
+      <w:r>
+        <w:rPr>
+          <w:rFonts w:ascii="Times New Roman" w:hAnsi="Times New Roman" w:cs="Times New Roman"/>
+          <w:b/>
+          <w:bCs/>
+          <w:i/>
+          <w:iCs/>
+          <w:sz w:val="24"/>
+          <w:szCs w:val="24"/>
+        </w:rPr>
+        <w:t xml:space="preserve"> </w:t>
       </w:r>
     </w:p>
     <w:p>
@@ -957,7 +977,6 @@
           <w:sz w:val="24"/>
           <w:szCs w:val="24"/>
         </w:rPr>
-        <w:lastRenderedPageBreak/>
         <w:t>End-to-End Case Guidance: Guides clients seamlessly through each phase of the small claims court process.</w:t>
       </w:r>
     </w:p>
@@ -982,6 +1001,7 @@
           <w:sz w:val="24"/>
           <w:szCs w:val="24"/>
         </w:rPr>
+        <w:lastRenderedPageBreak/>
         <w:t xml:space="preserve">Limitations: </w:t>
       </w:r>
     </w:p>
@@ -2682,6 +2702,7 @@
   <w:style w:type="character" w:default="1" w:styleId="DefaultParagraphFont">
     <w:name w:val="Default Paragraph Font"/>
     <w:uiPriority w:val="1"/>
+    <w:semiHidden/>
     <w:unhideWhenUsed/>
   </w:style>
   <w:style w:type="table" w:default="1" w:styleId="TableNormal">

--- a/LegalDocumentSummarizer (Legal Lens).docx
+++ b/LegalDocumentSummarizer (Legal Lens).docx
@@ -679,6 +679,18 @@
     </w:p>
     <w:p>
       <w:pPr>
+        <w:ind w:left="360"/>
+        <w:jc w:val="both"/>
+        <w:rPr>
+          <w:rFonts w:ascii="Times New Roman" w:hAnsi="Times New Roman" w:cs="Times New Roman"/>
+          <w:sz w:val="24"/>
+          <w:szCs w:val="24"/>
+        </w:rPr>
+      </w:pPr>
+    </w:p>
+    <w:p>
+      <w:pPr>
+        <w:ind w:left="360"/>
         <w:jc w:val="both"/>
         <w:rPr>
           <w:rFonts w:ascii="Times New Roman" w:hAnsi="Times New Roman" w:cs="Times New Roman"/>
@@ -723,8 +735,6 @@
       <w:r>
         <w:rPr>
           <w:rFonts w:ascii="Times New Roman" w:hAnsi="Times New Roman" w:cs="Times New Roman"/>
-          <w:b/>
-          <w:bCs/>
           <w:i/>
           <w:iCs/>
           <w:sz w:val="24"/>
@@ -736,8 +746,6 @@
       <w:r>
         <w:rPr>
           <w:rFonts w:ascii="Times New Roman" w:hAnsi="Times New Roman" w:cs="Times New Roman"/>
-          <w:b/>
-          <w:bCs/>
           <w:i/>
           <w:iCs/>
           <w:sz w:val="24"/>
@@ -749,40 +757,12 @@
       <w:r>
         <w:rPr>
           <w:rFonts w:ascii="Times New Roman" w:hAnsi="Times New Roman" w:cs="Times New Roman"/>
-          <w:b/>
-          <w:bCs/>
           <w:i/>
           <w:iCs/>
           <w:sz w:val="24"/>
           <w:szCs w:val="24"/>
         </w:rPr>
-        <w:t xml:space="preserve"> Ltd</w:t>
-      </w:r>
-      <w:proofErr w:type="gramStart"/>
-      <w:r>
-        <w:rPr>
-          <w:rFonts w:ascii="Times New Roman" w:hAnsi="Times New Roman" w:cs="Times New Roman"/>
-          <w:b/>
-          <w:bCs/>
-          <w:i/>
-          <w:iCs/>
-          <w:sz w:val="24"/>
-          <w:szCs w:val="24"/>
-        </w:rPr>
-        <w:t>) :</w:t>
-      </w:r>
-      <w:proofErr w:type="gramEnd"/>
-      <w:r>
-        <w:rPr>
-          <w:rFonts w:ascii="Times New Roman" w:hAnsi="Times New Roman" w:cs="Times New Roman"/>
-          <w:b/>
-          <w:bCs/>
-          <w:i/>
-          <w:iCs/>
-          <w:sz w:val="24"/>
-          <w:szCs w:val="24"/>
-        </w:rPr>
-        <w:t xml:space="preserve"> </w:t>
+        <w:t xml:space="preserve"> Ltd) : </w:t>
       </w:r>
     </w:p>
     <w:p>
@@ -977,6 +957,7 @@
           <w:sz w:val="24"/>
           <w:szCs w:val="24"/>
         </w:rPr>
+        <w:lastRenderedPageBreak/>
         <w:t>End-to-End Case Guidance: Guides clients seamlessly through each phase of the small claims court process.</w:t>
       </w:r>
     </w:p>
@@ -1001,7 +982,6 @@
           <w:sz w:val="24"/>
           <w:szCs w:val="24"/>
         </w:rPr>
-        <w:lastRenderedPageBreak/>
         <w:t xml:space="preserve">Limitations: </w:t>
       </w:r>
     </w:p>
@@ -1229,6 +1209,2081 @@
       <w:r>
         <w:t xml:space="preserve"> ensures that socioeconomic status is no longer a barrier to understanding one's legal rights.</w:t>
       </w:r>
+    </w:p>
+    <w:p>
+      <w:pPr>
+        <w:pStyle w:val="font-claude-response-body"/>
+        <w:jc w:val="both"/>
+      </w:pPr>
+    </w:p>
+    <w:p>
+      <w:pPr>
+        <w:pStyle w:val="font-claude-response-body"/>
+        <w:jc w:val="both"/>
+      </w:pPr>
+    </w:p>
+    <w:p>
+      <w:pPr>
+        <w:pStyle w:val="font-claude-response-body"/>
+        <w:jc w:val="both"/>
+      </w:pPr>
+    </w:p>
+    <w:p>
+      <w:pPr>
+        <w:pStyle w:val="font-claude-response-body"/>
+        <w:jc w:val="both"/>
+      </w:pPr>
+    </w:p>
+    <w:p>
+      <w:pPr>
+        <w:pStyle w:val="font-claude-response-body"/>
+        <w:jc w:val="both"/>
+      </w:pPr>
+    </w:p>
+    <w:p>
+      <w:pPr>
+        <w:pStyle w:val="font-claude-response-body"/>
+        <w:jc w:val="both"/>
+      </w:pPr>
+    </w:p>
+    <w:p>
+      <w:pPr>
+        <w:pStyle w:val="font-claude-response-body"/>
+        <w:jc w:val="both"/>
+        <w:rPr>
+          <w:b/>
+          <w:bCs/>
+        </w:rPr>
+      </w:pPr>
+    </w:p>
+    <w:p>
+      <w:pPr>
+        <w:pStyle w:val="font-claude-response-body"/>
+        <w:jc w:val="both"/>
+        <w:rPr>
+          <w:b/>
+          <w:bCs/>
+        </w:rPr>
+      </w:pPr>
+    </w:p>
+    <w:p>
+      <w:pPr>
+        <w:pStyle w:val="font-claude-response-body"/>
+        <w:jc w:val="both"/>
+        <w:rPr>
+          <w:b/>
+          <w:bCs/>
+        </w:rPr>
+      </w:pPr>
+      <w:r>
+        <w:rPr>
+          <w:b/>
+          <w:bCs/>
+        </w:rPr>
+        <w:t>1. Use Case Description – Legal Document Summarizer</w:t>
+      </w:r>
+    </w:p>
+    <w:p>
+      <w:pPr>
+        <w:pStyle w:val="font-claude-response-body"/>
+        <w:jc w:val="both"/>
+        <w:rPr>
+          <w:b/>
+          <w:bCs/>
+        </w:rPr>
+      </w:pPr>
+      <w:r>
+        <w:rPr>
+          <w:b/>
+          <w:bCs/>
+        </w:rPr>
+        <w:t>Use Case</w:t>
+      </w:r>
+    </w:p>
+    <w:p>
+      <w:pPr>
+        <w:pStyle w:val="font-claude-response-body"/>
+        <w:jc w:val="both"/>
+      </w:pPr>
+      <w:r>
+        <w:t xml:space="preserve">A </w:t>
+      </w:r>
+      <w:r>
+        <w:rPr>
+          <w:b/>
+          <w:bCs/>
+        </w:rPr>
+        <w:t>Legal Document Summarizer</w:t>
+      </w:r>
+      <w:r>
+        <w:t xml:space="preserve"> is an AI-powered system that automatically </w:t>
+      </w:r>
+      <w:proofErr w:type="spellStart"/>
+      <w:r>
+        <w:t>analyzes</w:t>
+      </w:r>
+      <w:proofErr w:type="spellEnd"/>
+      <w:r>
+        <w:t xml:space="preserve"> lengthy legal documents such as contracts, court judgments, agreements, petitions, and legal notices, and generates concise, easy-to-understand summaries while preserving important legal information.</w:t>
+      </w:r>
+    </w:p>
+    <w:p>
+      <w:pPr>
+        <w:pStyle w:val="font-claude-response-body"/>
+        <w:jc w:val="both"/>
+      </w:pPr>
+      <w:r>
+        <w:t>The system helps lawyers, judges, corporate legal teams, students, and ordinary citizens quickly identify key clauses, obligations, deadlines, liabilities, and legal outcomes without reading hundreds of pages.</w:t>
+      </w:r>
+    </w:p>
+    <w:p>
+      <w:pPr>
+        <w:pStyle w:val="font-claude-response-body"/>
+        <w:jc w:val="both"/>
+      </w:pPr>
+      <w:r>
+        <w:t>For example:</w:t>
+      </w:r>
+    </w:p>
+    <w:p>
+      <w:pPr>
+        <w:pStyle w:val="font-claude-response-body"/>
+        <w:numPr>
+          <w:ilvl w:val="0"/>
+          <w:numId w:val="8"/>
+        </w:numPr>
+        <w:jc w:val="both"/>
+      </w:pPr>
+      <w:r>
+        <w:t xml:space="preserve">A lawyer receives a </w:t>
+      </w:r>
+      <w:r>
+        <w:rPr>
+          <w:b/>
+          <w:bCs/>
+        </w:rPr>
+        <w:t>150-page court judgment</w:t>
+      </w:r>
+      <w:r>
+        <w:t xml:space="preserve"> and wants the final verdict, important precedents, and reasoning within minutes. </w:t>
+      </w:r>
+    </w:p>
+    <w:p>
+      <w:pPr>
+        <w:pStyle w:val="font-claude-response-body"/>
+        <w:numPr>
+          <w:ilvl w:val="0"/>
+          <w:numId w:val="8"/>
+        </w:numPr>
+        <w:jc w:val="both"/>
+      </w:pPr>
+      <w:r>
+        <w:t xml:space="preserve">A citizen receives a </w:t>
+      </w:r>
+      <w:r>
+        <w:rPr>
+          <w:b/>
+          <w:bCs/>
+        </w:rPr>
+        <w:t>20-page rental agreement</w:t>
+      </w:r>
+      <w:r>
+        <w:t xml:space="preserve"> and wants to understand important clauses before signing. </w:t>
+      </w:r>
+    </w:p>
+    <w:p>
+      <w:pPr>
+        <w:pStyle w:val="font-claude-response-body"/>
+        <w:numPr>
+          <w:ilvl w:val="0"/>
+          <w:numId w:val="8"/>
+        </w:numPr>
+        <w:jc w:val="both"/>
+      </w:pPr>
+      <w:r>
+        <w:t xml:space="preserve">A company's legal department reviews hundreds of contracts every month and needs a quick summary of payment terms, penalties, confidentiality clauses, and termination conditions. </w:t>
+      </w:r>
+    </w:p>
+    <w:p>
+      <w:pPr>
+        <w:pStyle w:val="font-claude-response-body"/>
+        <w:jc w:val="both"/>
+      </w:pPr>
+      <w:r>
+        <w:t>The Legal Document Summarizer significantly reduces reading time, improves legal accessibility, minimizes the chance of overlooking critical information, and assists faster legal decision-making.</w:t>
+      </w:r>
+    </w:p>
+    <w:p>
+      <w:pPr>
+        <w:pStyle w:val="font-claude-response-body"/>
+        <w:jc w:val="both"/>
+      </w:pPr>
+      <w:r>
+        <w:pict w14:anchorId="2E3E0C75">
+          <v:rect id="_x0000_i1043" style="width:0;height:1.5pt" o:hralign="center" o:hrstd="t" o:hr="t" fillcolor="#a0a0a0" stroked="f"/>
+        </w:pict>
+      </w:r>
+    </w:p>
+    <w:p>
+      <w:pPr>
+        <w:pStyle w:val="font-claude-response-body"/>
+        <w:jc w:val="both"/>
+        <w:rPr>
+          <w:b/>
+          <w:bCs/>
+        </w:rPr>
+      </w:pPr>
+      <w:r>
+        <w:rPr>
+          <w:b/>
+          <w:bCs/>
+        </w:rPr>
+        <w:t>2. Challenges in Building a Legal Document Summarizer</w:t>
+      </w:r>
+    </w:p>
+    <w:tbl>
+      <w:tblPr>
+        <w:tblW w:w="0" w:type="auto"/>
+        <w:tblCellSpacing w:w="15" w:type="dxa"/>
+        <w:tblCellMar>
+          <w:top w:w="15" w:type="dxa"/>
+          <w:left w:w="15" w:type="dxa"/>
+          <w:bottom w:w="15" w:type="dxa"/>
+          <w:right w:w="15" w:type="dxa"/>
+        </w:tblCellMar>
+        <w:tblLook w:val="04A0" w:firstRow="1" w:lastRow="0" w:firstColumn="1" w:lastColumn="0" w:noHBand="0" w:noVBand="1"/>
+      </w:tblPr>
+      <w:tblGrid>
+        <w:gridCol w:w="2127"/>
+        <w:gridCol w:w="6899"/>
+      </w:tblGrid>
+      <w:tr>
+        <w:trPr>
+          <w:tblHeader/>
+          <w:tblCellSpacing w:w="15" w:type="dxa"/>
+        </w:trPr>
+        <w:tc>
+          <w:tcPr>
+            <w:tcW w:w="0" w:type="auto"/>
+            <w:vAlign w:val="center"/>
+            <w:hideMark/>
+          </w:tcPr>
+          <w:p>
+            <w:pPr>
+              <w:pStyle w:val="font-claude-response-body"/>
+              <w:jc w:val="both"/>
+              <w:rPr>
+                <w:b/>
+                <w:bCs/>
+              </w:rPr>
+            </w:pPr>
+            <w:r>
+              <w:rPr>
+                <w:b/>
+                <w:bCs/>
+              </w:rPr>
+              <w:t>Challenge</w:t>
+            </w:r>
+          </w:p>
+        </w:tc>
+        <w:tc>
+          <w:tcPr>
+            <w:tcW w:w="0" w:type="auto"/>
+            <w:vAlign w:val="center"/>
+            <w:hideMark/>
+          </w:tcPr>
+          <w:p>
+            <w:pPr>
+              <w:pStyle w:val="font-claude-response-body"/>
+              <w:jc w:val="both"/>
+              <w:rPr>
+                <w:b/>
+                <w:bCs/>
+              </w:rPr>
+            </w:pPr>
+            <w:r>
+              <w:rPr>
+                <w:b/>
+                <w:bCs/>
+              </w:rPr>
+              <w:t>Description</w:t>
+            </w:r>
+          </w:p>
+        </w:tc>
+      </w:tr>
+      <w:tr>
+        <w:trPr>
+          <w:tblCellSpacing w:w="15" w:type="dxa"/>
+        </w:trPr>
+        <w:tc>
+          <w:tcPr>
+            <w:tcW w:w="0" w:type="auto"/>
+            <w:vAlign w:val="center"/>
+            <w:hideMark/>
+          </w:tcPr>
+          <w:p>
+            <w:pPr>
+              <w:pStyle w:val="font-claude-response-body"/>
+            </w:pPr>
+            <w:r>
+              <w:t>Complex</w:t>
+            </w:r>
+            <w:r>
+              <w:t xml:space="preserve"> </w:t>
+            </w:r>
+            <w:r>
+              <w:t>Legal Language</w:t>
+            </w:r>
+          </w:p>
+        </w:tc>
+        <w:tc>
+          <w:tcPr>
+            <w:tcW w:w="0" w:type="auto"/>
+            <w:vAlign w:val="center"/>
+            <w:hideMark/>
+          </w:tcPr>
+          <w:p>
+            <w:pPr>
+              <w:pStyle w:val="font-claude-response-body"/>
+              <w:jc w:val="both"/>
+            </w:pPr>
+            <w:r>
+              <w:t>Legal documents contain archaic words, Latin phrases, and technical terminology that are difficult for general NLP models to understand.</w:t>
+            </w:r>
+          </w:p>
+        </w:tc>
+      </w:tr>
+      <w:tr>
+        <w:trPr>
+          <w:tblCellSpacing w:w="15" w:type="dxa"/>
+        </w:trPr>
+        <w:tc>
+          <w:tcPr>
+            <w:tcW w:w="0" w:type="auto"/>
+            <w:vAlign w:val="center"/>
+            <w:hideMark/>
+          </w:tcPr>
+          <w:p>
+            <w:pPr>
+              <w:pStyle w:val="font-claude-response-body"/>
+            </w:pPr>
+            <w:r>
+              <w:t>Very Long Documents</w:t>
+            </w:r>
+          </w:p>
+        </w:tc>
+        <w:tc>
+          <w:tcPr>
+            <w:tcW w:w="0" w:type="auto"/>
+            <w:vAlign w:val="center"/>
+            <w:hideMark/>
+          </w:tcPr>
+          <w:p>
+            <w:pPr>
+              <w:pStyle w:val="font-claude-response-body"/>
+              <w:jc w:val="both"/>
+            </w:pPr>
+            <w:r>
+              <w:t>Court judgments often exceed 100–500 pages, exceeding the context window of many language models.</w:t>
+            </w:r>
+          </w:p>
+        </w:tc>
+      </w:tr>
+      <w:tr>
+        <w:trPr>
+          <w:tblCellSpacing w:w="15" w:type="dxa"/>
+        </w:trPr>
+        <w:tc>
+          <w:tcPr>
+            <w:tcW w:w="0" w:type="auto"/>
+            <w:vAlign w:val="center"/>
+            <w:hideMark/>
+          </w:tcPr>
+          <w:p>
+            <w:pPr>
+              <w:pStyle w:val="font-claude-response-body"/>
+            </w:pPr>
+            <w:r>
+              <w:t>Domain-specific Vocabulary</w:t>
+            </w:r>
+          </w:p>
+        </w:tc>
+        <w:tc>
+          <w:tcPr>
+            <w:tcW w:w="0" w:type="auto"/>
+            <w:vAlign w:val="center"/>
+            <w:hideMark/>
+          </w:tcPr>
+          <w:p>
+            <w:pPr>
+              <w:pStyle w:val="font-claude-response-body"/>
+              <w:jc w:val="both"/>
+            </w:pPr>
+            <w:r>
+              <w:t>Words have different meanings in law than in everyday language (e.g., "consideration," "execution," "charge").</w:t>
+            </w:r>
+          </w:p>
+        </w:tc>
+      </w:tr>
+      <w:tr>
+        <w:trPr>
+          <w:tblCellSpacing w:w="15" w:type="dxa"/>
+        </w:trPr>
+        <w:tc>
+          <w:tcPr>
+            <w:tcW w:w="0" w:type="auto"/>
+            <w:vAlign w:val="center"/>
+            <w:hideMark/>
+          </w:tcPr>
+          <w:p>
+            <w:pPr>
+              <w:pStyle w:val="font-claude-response-body"/>
+            </w:pPr>
+            <w:r>
+              <w:t>Maintaining Legal Accuracy</w:t>
+            </w:r>
+          </w:p>
+        </w:tc>
+        <w:tc>
+          <w:tcPr>
+            <w:tcW w:w="0" w:type="auto"/>
+            <w:vAlign w:val="center"/>
+            <w:hideMark/>
+          </w:tcPr>
+          <w:p>
+            <w:pPr>
+              <w:pStyle w:val="font-claude-response-body"/>
+              <w:jc w:val="both"/>
+            </w:pPr>
+            <w:r>
+              <w:t>Missing a single clause or misrepresenting facts can change the legal meaning of the summary.</w:t>
+            </w:r>
+          </w:p>
+        </w:tc>
+      </w:tr>
+      <w:tr>
+        <w:trPr>
+          <w:tblCellSpacing w:w="15" w:type="dxa"/>
+        </w:trPr>
+        <w:tc>
+          <w:tcPr>
+            <w:tcW w:w="0" w:type="auto"/>
+            <w:vAlign w:val="center"/>
+            <w:hideMark/>
+          </w:tcPr>
+          <w:p>
+            <w:pPr>
+              <w:pStyle w:val="font-claude-response-body"/>
+            </w:pPr>
+            <w:r>
+              <w:t>Confidentiality &amp; Privacy</w:t>
+            </w:r>
+          </w:p>
+        </w:tc>
+        <w:tc>
+          <w:tcPr>
+            <w:tcW w:w="0" w:type="auto"/>
+            <w:vAlign w:val="center"/>
+            <w:hideMark/>
+          </w:tcPr>
+          <w:p>
+            <w:pPr>
+              <w:pStyle w:val="font-claude-response-body"/>
+              <w:jc w:val="both"/>
+            </w:pPr>
+            <w:r>
+              <w:t>Legal documents often contain sensitive personal and corporate information requiring secure processing.</w:t>
+            </w:r>
+          </w:p>
+        </w:tc>
+      </w:tr>
+      <w:tr>
+        <w:trPr>
+          <w:tblCellSpacing w:w="15" w:type="dxa"/>
+        </w:trPr>
+        <w:tc>
+          <w:tcPr>
+            <w:tcW w:w="0" w:type="auto"/>
+            <w:vAlign w:val="center"/>
+            <w:hideMark/>
+          </w:tcPr>
+          <w:p>
+            <w:pPr>
+              <w:pStyle w:val="font-claude-response-body"/>
+            </w:pPr>
+            <w:r>
+              <w:t>Multiple Document Formats</w:t>
+            </w:r>
+          </w:p>
+        </w:tc>
+        <w:tc>
+          <w:tcPr>
+            <w:tcW w:w="0" w:type="auto"/>
+            <w:vAlign w:val="center"/>
+            <w:hideMark/>
+          </w:tcPr>
+          <w:p>
+            <w:pPr>
+              <w:pStyle w:val="font-claude-response-body"/>
+              <w:jc w:val="both"/>
+            </w:pPr>
+            <w:r>
+              <w:t>Legal files come as scanned PDFs, handwritten documents, Word files, or images requiring OCR before processing.</w:t>
+            </w:r>
+          </w:p>
+        </w:tc>
+      </w:tr>
+      <w:tr>
+        <w:trPr>
+          <w:tblCellSpacing w:w="15" w:type="dxa"/>
+        </w:trPr>
+        <w:tc>
+          <w:tcPr>
+            <w:tcW w:w="0" w:type="auto"/>
+            <w:vAlign w:val="center"/>
+            <w:hideMark/>
+          </w:tcPr>
+          <w:p>
+            <w:pPr>
+              <w:pStyle w:val="font-claude-response-body"/>
+            </w:pPr>
+            <w:r>
+              <w:lastRenderedPageBreak/>
+              <w:t>Multilingual Documents</w:t>
+            </w:r>
+          </w:p>
+        </w:tc>
+        <w:tc>
+          <w:tcPr>
+            <w:tcW w:w="0" w:type="auto"/>
+            <w:vAlign w:val="center"/>
+            <w:hideMark/>
+          </w:tcPr>
+          <w:p>
+            <w:pPr>
+              <w:pStyle w:val="font-claude-response-body"/>
+              <w:jc w:val="both"/>
+            </w:pPr>
+            <w:r>
+              <w:t>Courts and legal systems often use multiple languages within the same country.</w:t>
+            </w:r>
+          </w:p>
+        </w:tc>
+      </w:tr>
+      <w:tr>
+        <w:trPr>
+          <w:tblCellSpacing w:w="15" w:type="dxa"/>
+        </w:trPr>
+        <w:tc>
+          <w:tcPr>
+            <w:tcW w:w="0" w:type="auto"/>
+            <w:vAlign w:val="center"/>
+            <w:hideMark/>
+          </w:tcPr>
+          <w:p>
+            <w:pPr>
+              <w:pStyle w:val="font-claude-response-body"/>
+            </w:pPr>
+            <w:r>
+              <w:t>Hallucination</w:t>
+            </w:r>
+          </w:p>
+        </w:tc>
+        <w:tc>
+          <w:tcPr>
+            <w:tcW w:w="0" w:type="auto"/>
+            <w:vAlign w:val="center"/>
+            <w:hideMark/>
+          </w:tcPr>
+          <w:p>
+            <w:pPr>
+              <w:pStyle w:val="font-claude-response-body"/>
+              <w:jc w:val="both"/>
+            </w:pPr>
+            <w:r>
+              <w:t>Generative AI may fabricate facts or legal interpretations not present in the original document.</w:t>
+            </w:r>
+          </w:p>
+        </w:tc>
+      </w:tr>
+      <w:tr>
+        <w:trPr>
+          <w:tblCellSpacing w:w="15" w:type="dxa"/>
+        </w:trPr>
+        <w:tc>
+          <w:tcPr>
+            <w:tcW w:w="0" w:type="auto"/>
+            <w:vAlign w:val="center"/>
+            <w:hideMark/>
+          </w:tcPr>
+          <w:p>
+            <w:pPr>
+              <w:pStyle w:val="font-claude-response-body"/>
+            </w:pPr>
+            <w:r>
+              <w:t>Named Entity Recognition</w:t>
+            </w:r>
+          </w:p>
+        </w:tc>
+        <w:tc>
+          <w:tcPr>
+            <w:tcW w:w="0" w:type="auto"/>
+            <w:vAlign w:val="center"/>
+            <w:hideMark/>
+          </w:tcPr>
+          <w:p>
+            <w:pPr>
+              <w:pStyle w:val="font-claude-response-body"/>
+              <w:jc w:val="both"/>
+            </w:pPr>
+            <w:r>
+              <w:t>Correctly identifying judges, parties, organizations, dates, case numbers, and statutes is challenging.</w:t>
+            </w:r>
+          </w:p>
+        </w:tc>
+      </w:tr>
+      <w:tr>
+        <w:trPr>
+          <w:tblCellSpacing w:w="15" w:type="dxa"/>
+        </w:trPr>
+        <w:tc>
+          <w:tcPr>
+            <w:tcW w:w="0" w:type="auto"/>
+            <w:vAlign w:val="center"/>
+            <w:hideMark/>
+          </w:tcPr>
+          <w:p>
+            <w:pPr>
+              <w:pStyle w:val="font-claude-response-body"/>
+            </w:pPr>
+            <w:r>
+              <w:t>Citation Preservation</w:t>
+            </w:r>
+          </w:p>
+        </w:tc>
+        <w:tc>
+          <w:tcPr>
+            <w:tcW w:w="0" w:type="auto"/>
+            <w:vAlign w:val="center"/>
+            <w:hideMark/>
+          </w:tcPr>
+          <w:p>
+            <w:pPr>
+              <w:pStyle w:val="font-claude-response-body"/>
+              <w:jc w:val="both"/>
+            </w:pPr>
+            <w:r>
+              <w:t>Important legal citations and precedents must remain accurate in the summary.</w:t>
+            </w:r>
+          </w:p>
+        </w:tc>
+      </w:tr>
+    </w:tbl>
+    <w:p>
+      <w:pPr>
+        <w:pStyle w:val="font-claude-response-body"/>
+        <w:jc w:val="both"/>
+      </w:pPr>
+      <w:r>
+        <w:pict w14:anchorId="1D70C0D1">
+          <v:rect id="_x0000_i1044" style="width:0;height:1.5pt" o:hralign="center" o:hrstd="t" o:hr="t" fillcolor="#a0a0a0" stroked="f"/>
+        </w:pict>
+      </w:r>
+    </w:p>
+    <w:p>
+      <w:pPr>
+        <w:pStyle w:val="font-claude-response-body"/>
+        <w:jc w:val="both"/>
+        <w:rPr>
+          <w:b/>
+          <w:bCs/>
+        </w:rPr>
+      </w:pPr>
+      <w:r>
+        <w:rPr>
+          <w:b/>
+          <w:bCs/>
+        </w:rPr>
+        <w:t>3. Companies Solving These Challenges</w:t>
+      </w:r>
+    </w:p>
+    <w:tbl>
+      <w:tblPr>
+        <w:tblW w:w="0" w:type="auto"/>
+        <w:tblCellSpacing w:w="15" w:type="dxa"/>
+        <w:tblCellMar>
+          <w:top w:w="15" w:type="dxa"/>
+          <w:left w:w="15" w:type="dxa"/>
+          <w:bottom w:w="15" w:type="dxa"/>
+          <w:right w:w="15" w:type="dxa"/>
+        </w:tblCellMar>
+        <w:tblLook w:val="04A0" w:firstRow="1" w:lastRow="0" w:firstColumn="1" w:lastColumn="0" w:noHBand="0" w:noVBand="1"/>
+      </w:tblPr>
+      <w:tblGrid>
+        <w:gridCol w:w="1358"/>
+        <w:gridCol w:w="1366"/>
+        <w:gridCol w:w="2241"/>
+        <w:gridCol w:w="4061"/>
+      </w:tblGrid>
+      <w:tr>
+        <w:trPr>
+          <w:tblHeader/>
+          <w:tblCellSpacing w:w="15" w:type="dxa"/>
+        </w:trPr>
+        <w:tc>
+          <w:tcPr>
+            <w:tcW w:w="0" w:type="auto"/>
+            <w:vAlign w:val="center"/>
+            <w:hideMark/>
+          </w:tcPr>
+          <w:p>
+            <w:pPr>
+              <w:pStyle w:val="font-claude-response-body"/>
+              <w:jc w:val="both"/>
+              <w:rPr>
+                <w:b/>
+                <w:bCs/>
+              </w:rPr>
+            </w:pPr>
+            <w:r>
+              <w:rPr>
+                <w:b/>
+                <w:bCs/>
+              </w:rPr>
+              <w:t>Company</w:t>
+            </w:r>
+          </w:p>
+        </w:tc>
+        <w:tc>
+          <w:tcPr>
+            <w:tcW w:w="0" w:type="auto"/>
+            <w:vAlign w:val="center"/>
+            <w:hideMark/>
+          </w:tcPr>
+          <w:p>
+            <w:pPr>
+              <w:pStyle w:val="font-claude-response-body"/>
+              <w:jc w:val="both"/>
+              <w:rPr>
+                <w:b/>
+                <w:bCs/>
+              </w:rPr>
+            </w:pPr>
+            <w:r>
+              <w:rPr>
+                <w:b/>
+                <w:bCs/>
+              </w:rPr>
+              <w:t>Product</w:t>
+            </w:r>
+          </w:p>
+        </w:tc>
+        <w:tc>
+          <w:tcPr>
+            <w:tcW w:w="0" w:type="auto"/>
+            <w:vAlign w:val="center"/>
+            <w:hideMark/>
+          </w:tcPr>
+          <w:p>
+            <w:pPr>
+              <w:pStyle w:val="font-claude-response-body"/>
+              <w:jc w:val="both"/>
+              <w:rPr>
+                <w:b/>
+                <w:bCs/>
+              </w:rPr>
+            </w:pPr>
+            <w:r>
+              <w:rPr>
+                <w:b/>
+                <w:bCs/>
+              </w:rPr>
+              <w:t>Challenge Addressed</w:t>
+            </w:r>
+          </w:p>
+        </w:tc>
+        <w:tc>
+          <w:tcPr>
+            <w:tcW w:w="0" w:type="auto"/>
+            <w:vAlign w:val="center"/>
+            <w:hideMark/>
+          </w:tcPr>
+          <w:p>
+            <w:pPr>
+              <w:pStyle w:val="font-claude-response-body"/>
+              <w:jc w:val="both"/>
+              <w:rPr>
+                <w:b/>
+                <w:bCs/>
+              </w:rPr>
+            </w:pPr>
+            <w:r>
+              <w:rPr>
+                <w:b/>
+                <w:bCs/>
+              </w:rPr>
+              <w:t>Solution Used</w:t>
+            </w:r>
+          </w:p>
+        </w:tc>
+      </w:tr>
+      <w:tr>
+        <w:trPr>
+          <w:tblCellSpacing w:w="15" w:type="dxa"/>
+        </w:trPr>
+        <w:tc>
+          <w:tcPr>
+            <w:tcW w:w="0" w:type="auto"/>
+            <w:vAlign w:val="center"/>
+            <w:hideMark/>
+          </w:tcPr>
+          <w:p>
+            <w:pPr>
+              <w:pStyle w:val="font-claude-response-body"/>
+              <w:jc w:val="both"/>
+            </w:pPr>
+            <w:r>
+              <w:t>Harvey AI</w:t>
+            </w:r>
+          </w:p>
+        </w:tc>
+        <w:tc>
+          <w:tcPr>
+            <w:tcW w:w="0" w:type="auto"/>
+            <w:vAlign w:val="center"/>
+            <w:hideMark/>
+          </w:tcPr>
+          <w:p>
+            <w:pPr>
+              <w:pStyle w:val="font-claude-response-body"/>
+              <w:jc w:val="both"/>
+            </w:pPr>
+            <w:r>
+              <w:t>Legal AI Assistant</w:t>
+            </w:r>
+          </w:p>
+        </w:tc>
+        <w:tc>
+          <w:tcPr>
+            <w:tcW w:w="0" w:type="auto"/>
+            <w:vAlign w:val="center"/>
+            <w:hideMark/>
+          </w:tcPr>
+          <w:p>
+            <w:pPr>
+              <w:pStyle w:val="font-claude-response-body"/>
+              <w:jc w:val="both"/>
+            </w:pPr>
+            <w:r>
+              <w:t>Legal research, drafting, summarization</w:t>
+            </w:r>
+          </w:p>
+        </w:tc>
+        <w:tc>
+          <w:tcPr>
+            <w:tcW w:w="0" w:type="auto"/>
+            <w:vAlign w:val="center"/>
+            <w:hideMark/>
+          </w:tcPr>
+          <w:p>
+            <w:pPr>
+              <w:pStyle w:val="font-claude-response-body"/>
+              <w:jc w:val="both"/>
+            </w:pPr>
+            <w:r>
+              <w:t>Fine-tuned LLMs with Retrieval-Augmented Generation (RAG) and secure enterprise deployment</w:t>
+            </w:r>
+          </w:p>
+        </w:tc>
+      </w:tr>
+      <w:tr>
+        <w:trPr>
+          <w:tblCellSpacing w:w="15" w:type="dxa"/>
+        </w:trPr>
+        <w:tc>
+          <w:tcPr>
+            <w:tcW w:w="0" w:type="auto"/>
+            <w:vAlign w:val="center"/>
+            <w:hideMark/>
+          </w:tcPr>
+          <w:p>
+            <w:pPr>
+              <w:pStyle w:val="font-claude-response-body"/>
+              <w:jc w:val="both"/>
+            </w:pPr>
+            <w:r>
+              <w:t>Thomson Reuters</w:t>
+            </w:r>
+          </w:p>
+        </w:tc>
+        <w:tc>
+          <w:tcPr>
+            <w:tcW w:w="0" w:type="auto"/>
+            <w:vAlign w:val="center"/>
+            <w:hideMark/>
+          </w:tcPr>
+          <w:p>
+            <w:pPr>
+              <w:pStyle w:val="font-claude-response-body"/>
+              <w:jc w:val="both"/>
+            </w:pPr>
+            <w:proofErr w:type="spellStart"/>
+            <w:r>
+              <w:t>CoCounsel</w:t>
+            </w:r>
+            <w:proofErr w:type="spellEnd"/>
+          </w:p>
+        </w:tc>
+        <w:tc>
+          <w:tcPr>
+            <w:tcW w:w="0" w:type="auto"/>
+            <w:vAlign w:val="center"/>
+            <w:hideMark/>
+          </w:tcPr>
+          <w:p>
+            <w:pPr>
+              <w:pStyle w:val="font-claude-response-body"/>
+              <w:jc w:val="both"/>
+            </w:pPr>
+            <w:r>
+              <w:t>Large legal documents</w:t>
+            </w:r>
+          </w:p>
+        </w:tc>
+        <w:tc>
+          <w:tcPr>
+            <w:tcW w:w="0" w:type="auto"/>
+            <w:vAlign w:val="center"/>
+            <w:hideMark/>
+          </w:tcPr>
+          <w:p>
+            <w:pPr>
+              <w:pStyle w:val="font-claude-response-body"/>
+              <w:jc w:val="both"/>
+            </w:pPr>
+            <w:r>
+              <w:t>AI-assisted legal search, document summarization, contract review</w:t>
+            </w:r>
+          </w:p>
+        </w:tc>
+      </w:tr>
+      <w:tr>
+        <w:trPr>
+          <w:tblCellSpacing w:w="15" w:type="dxa"/>
+        </w:trPr>
+        <w:tc>
+          <w:tcPr>
+            <w:tcW w:w="0" w:type="auto"/>
+            <w:vAlign w:val="center"/>
+            <w:hideMark/>
+          </w:tcPr>
+          <w:p>
+            <w:pPr>
+              <w:pStyle w:val="font-claude-response-body"/>
+              <w:jc w:val="both"/>
+            </w:pPr>
+            <w:r>
+              <w:t>LexisNexis</w:t>
+            </w:r>
+          </w:p>
+        </w:tc>
+        <w:tc>
+          <w:tcPr>
+            <w:tcW w:w="0" w:type="auto"/>
+            <w:vAlign w:val="center"/>
+            <w:hideMark/>
+          </w:tcPr>
+          <w:p>
+            <w:pPr>
+              <w:pStyle w:val="font-claude-response-body"/>
+              <w:jc w:val="both"/>
+            </w:pPr>
+            <w:r>
+              <w:t>Lexis+ AI</w:t>
+            </w:r>
+          </w:p>
+        </w:tc>
+        <w:tc>
+          <w:tcPr>
+            <w:tcW w:w="0" w:type="auto"/>
+            <w:vAlign w:val="center"/>
+            <w:hideMark/>
+          </w:tcPr>
+          <w:p>
+            <w:pPr>
+              <w:pStyle w:val="font-claude-response-body"/>
+              <w:jc w:val="both"/>
+            </w:pPr>
+            <w:r>
+              <w:t>Legal research</w:t>
+            </w:r>
+          </w:p>
+        </w:tc>
+        <w:tc>
+          <w:tcPr>
+            <w:tcW w:w="0" w:type="auto"/>
+            <w:vAlign w:val="center"/>
+            <w:hideMark/>
+          </w:tcPr>
+          <w:p>
+            <w:pPr>
+              <w:pStyle w:val="font-claude-response-body"/>
+              <w:jc w:val="both"/>
+            </w:pPr>
+            <w:r>
+              <w:t>Uses proprietary legal databases with generative AI and citation verification</w:t>
+            </w:r>
+          </w:p>
+        </w:tc>
+      </w:tr>
+      <w:tr>
+        <w:trPr>
+          <w:tblCellSpacing w:w="15" w:type="dxa"/>
+        </w:trPr>
+        <w:tc>
+          <w:tcPr>
+            <w:tcW w:w="0" w:type="auto"/>
+            <w:vAlign w:val="center"/>
+            <w:hideMark/>
+          </w:tcPr>
+          <w:p>
+            <w:pPr>
+              <w:pStyle w:val="font-claude-response-body"/>
+              <w:jc w:val="both"/>
+            </w:pPr>
+            <w:r>
+              <w:t>Spellbook</w:t>
+            </w:r>
+          </w:p>
+        </w:tc>
+        <w:tc>
+          <w:tcPr>
+            <w:tcW w:w="0" w:type="auto"/>
+            <w:vAlign w:val="center"/>
+            <w:hideMark/>
+          </w:tcPr>
+          <w:p>
+            <w:pPr>
+              <w:pStyle w:val="font-claude-response-body"/>
+              <w:jc w:val="both"/>
+            </w:pPr>
+            <w:r>
+              <w:t>Spellbook</w:t>
+            </w:r>
+          </w:p>
+        </w:tc>
+        <w:tc>
+          <w:tcPr>
+            <w:tcW w:w="0" w:type="auto"/>
+            <w:vAlign w:val="center"/>
+            <w:hideMark/>
+          </w:tcPr>
+          <w:p>
+            <w:pPr>
+              <w:pStyle w:val="font-claude-response-body"/>
+              <w:jc w:val="both"/>
+            </w:pPr>
+            <w:r>
+              <w:t>Contract analysis</w:t>
+            </w:r>
+          </w:p>
+        </w:tc>
+        <w:tc>
+          <w:tcPr>
+            <w:tcW w:w="0" w:type="auto"/>
+            <w:vAlign w:val="center"/>
+            <w:hideMark/>
+          </w:tcPr>
+          <w:p>
+            <w:pPr>
+              <w:pStyle w:val="font-claude-response-body"/>
+              <w:jc w:val="both"/>
+            </w:pPr>
+            <w:r>
+              <w:t>GPT-based contract clause analysis integrated with Microsoft Word</w:t>
+            </w:r>
+          </w:p>
+        </w:tc>
+      </w:tr>
+      <w:tr>
+        <w:trPr>
+          <w:tblCellSpacing w:w="15" w:type="dxa"/>
+        </w:trPr>
+        <w:tc>
+          <w:tcPr>
+            <w:tcW w:w="0" w:type="auto"/>
+            <w:vAlign w:val="center"/>
+            <w:hideMark/>
+          </w:tcPr>
+          <w:p>
+            <w:pPr>
+              <w:pStyle w:val="font-claude-response-body"/>
+              <w:jc w:val="both"/>
+            </w:pPr>
+            <w:r>
+              <w:t>Luminance</w:t>
+            </w:r>
+          </w:p>
+        </w:tc>
+        <w:tc>
+          <w:tcPr>
+            <w:tcW w:w="0" w:type="auto"/>
+            <w:vAlign w:val="center"/>
+            <w:hideMark/>
+          </w:tcPr>
+          <w:p>
+            <w:pPr>
+              <w:pStyle w:val="font-claude-response-body"/>
+              <w:jc w:val="both"/>
+            </w:pPr>
+            <w:r>
+              <w:t>Luminance</w:t>
+            </w:r>
+          </w:p>
+        </w:tc>
+        <w:tc>
+          <w:tcPr>
+            <w:tcW w:w="0" w:type="auto"/>
+            <w:vAlign w:val="center"/>
+            <w:hideMark/>
+          </w:tcPr>
+          <w:p>
+            <w:pPr>
+              <w:pStyle w:val="font-claude-response-body"/>
+              <w:jc w:val="both"/>
+            </w:pPr>
+            <w:r>
+              <w:t>Contract review</w:t>
+            </w:r>
+          </w:p>
+        </w:tc>
+        <w:tc>
+          <w:tcPr>
+            <w:tcW w:w="0" w:type="auto"/>
+            <w:vAlign w:val="center"/>
+            <w:hideMark/>
+          </w:tcPr>
+          <w:p>
+            <w:pPr>
+              <w:pStyle w:val="font-claude-response-body"/>
+              <w:jc w:val="both"/>
+            </w:pPr>
+            <w:r>
+              <w:t>Machine learning for anomaly detection, clause extraction, and summarization</w:t>
+            </w:r>
+          </w:p>
+        </w:tc>
+      </w:tr>
+      <w:tr>
+        <w:trPr>
+          <w:tblCellSpacing w:w="15" w:type="dxa"/>
+        </w:trPr>
+        <w:tc>
+          <w:tcPr>
+            <w:tcW w:w="0" w:type="auto"/>
+            <w:vAlign w:val="center"/>
+            <w:hideMark/>
+          </w:tcPr>
+          <w:p>
+            <w:pPr>
+              <w:pStyle w:val="font-claude-response-body"/>
+              <w:jc w:val="both"/>
+            </w:pPr>
+            <w:proofErr w:type="spellStart"/>
+            <w:r>
+              <w:t>CaseMine</w:t>
+            </w:r>
+            <w:proofErr w:type="spellEnd"/>
+          </w:p>
+        </w:tc>
+        <w:tc>
+          <w:tcPr>
+            <w:tcW w:w="0" w:type="auto"/>
+            <w:vAlign w:val="center"/>
+            <w:hideMark/>
+          </w:tcPr>
+          <w:p>
+            <w:pPr>
+              <w:pStyle w:val="font-claude-response-body"/>
+              <w:jc w:val="both"/>
+            </w:pPr>
+            <w:proofErr w:type="spellStart"/>
+            <w:r>
+              <w:t>CaseMine</w:t>
+            </w:r>
+            <w:proofErr w:type="spellEnd"/>
+          </w:p>
+        </w:tc>
+        <w:tc>
+          <w:tcPr>
+            <w:tcW w:w="0" w:type="auto"/>
+            <w:vAlign w:val="center"/>
+            <w:hideMark/>
+          </w:tcPr>
+          <w:p>
+            <w:pPr>
+              <w:pStyle w:val="font-claude-response-body"/>
+              <w:jc w:val="both"/>
+            </w:pPr>
+            <w:r>
+              <w:t>Indian judgments</w:t>
+            </w:r>
+          </w:p>
+        </w:tc>
+        <w:tc>
+          <w:tcPr>
+            <w:tcW w:w="0" w:type="auto"/>
+            <w:vAlign w:val="center"/>
+            <w:hideMark/>
+          </w:tcPr>
+          <w:p>
+            <w:pPr>
+              <w:pStyle w:val="font-claude-response-body"/>
+              <w:jc w:val="both"/>
+            </w:pPr>
+            <w:r>
+              <w:t>AI-powered legal research, precedent identification, semantic search</w:t>
+            </w:r>
+          </w:p>
+        </w:tc>
+      </w:tr>
+      <w:tr>
+        <w:trPr>
+          <w:tblCellSpacing w:w="15" w:type="dxa"/>
+        </w:trPr>
+        <w:tc>
+          <w:tcPr>
+            <w:tcW w:w="0" w:type="auto"/>
+            <w:vAlign w:val="center"/>
+            <w:hideMark/>
+          </w:tcPr>
+          <w:p>
+            <w:pPr>
+              <w:pStyle w:val="font-claude-response-body"/>
+              <w:jc w:val="both"/>
+            </w:pPr>
+            <w:r>
+              <w:t>Juro</w:t>
+            </w:r>
+          </w:p>
+        </w:tc>
+        <w:tc>
+          <w:tcPr>
+            <w:tcW w:w="0" w:type="auto"/>
+            <w:vAlign w:val="center"/>
+            <w:hideMark/>
+          </w:tcPr>
+          <w:p>
+            <w:pPr>
+              <w:pStyle w:val="font-claude-response-body"/>
+              <w:jc w:val="both"/>
+            </w:pPr>
+            <w:r>
+              <w:t>Juro</w:t>
+            </w:r>
+          </w:p>
+        </w:tc>
+        <w:tc>
+          <w:tcPr>
+            <w:tcW w:w="0" w:type="auto"/>
+            <w:vAlign w:val="center"/>
+            <w:hideMark/>
+          </w:tcPr>
+          <w:p>
+            <w:pPr>
+              <w:pStyle w:val="font-claude-response-body"/>
+              <w:jc w:val="both"/>
+            </w:pPr>
+            <w:r>
+              <w:t>Contract lifecycle</w:t>
+            </w:r>
+          </w:p>
+        </w:tc>
+        <w:tc>
+          <w:tcPr>
+            <w:tcW w:w="0" w:type="auto"/>
+            <w:vAlign w:val="center"/>
+            <w:hideMark/>
+          </w:tcPr>
+          <w:p>
+            <w:pPr>
+              <w:pStyle w:val="font-claude-response-body"/>
+              <w:jc w:val="both"/>
+            </w:pPr>
+            <w:r>
+              <w:t>AI-assisted drafting, summarization, and clause extraction</w:t>
+            </w:r>
+          </w:p>
+        </w:tc>
+      </w:tr>
+      <w:tr>
+        <w:trPr>
+          <w:tblCellSpacing w:w="15" w:type="dxa"/>
+        </w:trPr>
+        <w:tc>
+          <w:tcPr>
+            <w:tcW w:w="0" w:type="auto"/>
+            <w:vAlign w:val="center"/>
+            <w:hideMark/>
+          </w:tcPr>
+          <w:p>
+            <w:pPr>
+              <w:pStyle w:val="font-claude-response-body"/>
+              <w:jc w:val="both"/>
+            </w:pPr>
+            <w:proofErr w:type="spellStart"/>
+            <w:r>
+              <w:t>Evisort</w:t>
+            </w:r>
+            <w:proofErr w:type="spellEnd"/>
+          </w:p>
+        </w:tc>
+        <w:tc>
+          <w:tcPr>
+            <w:tcW w:w="0" w:type="auto"/>
+            <w:vAlign w:val="center"/>
+            <w:hideMark/>
+          </w:tcPr>
+          <w:p>
+            <w:pPr>
+              <w:pStyle w:val="font-claude-response-body"/>
+              <w:jc w:val="both"/>
+            </w:pPr>
+            <w:proofErr w:type="spellStart"/>
+            <w:r>
+              <w:t>Evisort</w:t>
+            </w:r>
+            <w:proofErr w:type="spellEnd"/>
+          </w:p>
+        </w:tc>
+        <w:tc>
+          <w:tcPr>
+            <w:tcW w:w="0" w:type="auto"/>
+            <w:vAlign w:val="center"/>
+            <w:hideMark/>
+          </w:tcPr>
+          <w:p>
+            <w:pPr>
+              <w:pStyle w:val="font-claude-response-body"/>
+              <w:jc w:val="both"/>
+            </w:pPr>
+            <w:r>
+              <w:t>Enterprise contracts</w:t>
+            </w:r>
+          </w:p>
+        </w:tc>
+        <w:tc>
+          <w:tcPr>
+            <w:tcW w:w="0" w:type="auto"/>
+            <w:vAlign w:val="center"/>
+            <w:hideMark/>
+          </w:tcPr>
+          <w:p>
+            <w:pPr>
+              <w:pStyle w:val="font-claude-response-body"/>
+              <w:jc w:val="both"/>
+            </w:pPr>
+            <w:r>
+              <w:t>NLP-driven clause extraction, contract intelligence, obligation tracking</w:t>
+            </w:r>
+          </w:p>
+        </w:tc>
+      </w:tr>
+    </w:tbl>
+    <w:p>
+      <w:pPr>
+        <w:pStyle w:val="font-claude-response-body"/>
+        <w:jc w:val="both"/>
+      </w:pPr>
+      <w:r>
+        <w:pict w14:anchorId="09A1E360">
+          <v:rect id="_x0000_i1045" style="width:0;height:1.5pt" o:hralign="center" o:hrstd="t" o:hr="t" fillcolor="#a0a0a0" stroked="f"/>
+        </w:pict>
+      </w:r>
+    </w:p>
+    <w:p>
+      <w:pPr>
+        <w:pStyle w:val="font-claude-response-body"/>
+        <w:jc w:val="both"/>
+        <w:rPr>
+          <w:b/>
+          <w:bCs/>
+        </w:rPr>
+      </w:pPr>
+      <w:r>
+        <w:rPr>
+          <w:b/>
+          <w:bCs/>
+        </w:rPr>
+        <w:t>4. Role of NLP in Solving These Problems</w:t>
+      </w:r>
+    </w:p>
+    <w:tbl>
+      <w:tblPr>
+        <w:tblW w:w="0" w:type="auto"/>
+        <w:tblCellSpacing w:w="15" w:type="dxa"/>
+        <w:tblCellMar>
+          <w:top w:w="15" w:type="dxa"/>
+          <w:left w:w="15" w:type="dxa"/>
+          <w:bottom w:w="15" w:type="dxa"/>
+          <w:right w:w="15" w:type="dxa"/>
+        </w:tblCellMar>
+        <w:tblLook w:val="04A0" w:firstRow="1" w:lastRow="0" w:firstColumn="1" w:lastColumn="0" w:noHBand="0" w:noVBand="1"/>
+      </w:tblPr>
+      <w:tblGrid>
+        <w:gridCol w:w="2242"/>
+        <w:gridCol w:w="2896"/>
+        <w:gridCol w:w="3888"/>
+      </w:tblGrid>
+      <w:tr>
+        <w:trPr>
+          <w:tblHeader/>
+          <w:tblCellSpacing w:w="15" w:type="dxa"/>
+        </w:trPr>
+        <w:tc>
+          <w:tcPr>
+            <w:tcW w:w="0" w:type="auto"/>
+            <w:vAlign w:val="center"/>
+            <w:hideMark/>
+          </w:tcPr>
+          <w:p>
+            <w:pPr>
+              <w:pStyle w:val="font-claude-response-body"/>
+              <w:jc w:val="both"/>
+              <w:rPr>
+                <w:b/>
+                <w:bCs/>
+              </w:rPr>
+            </w:pPr>
+            <w:r>
+              <w:rPr>
+                <w:b/>
+                <w:bCs/>
+              </w:rPr>
+              <w:t>Problem</w:t>
+            </w:r>
+          </w:p>
+        </w:tc>
+        <w:tc>
+          <w:tcPr>
+            <w:tcW w:w="0" w:type="auto"/>
+            <w:vAlign w:val="center"/>
+            <w:hideMark/>
+          </w:tcPr>
+          <w:p>
+            <w:pPr>
+              <w:pStyle w:val="font-claude-response-body"/>
+              <w:jc w:val="both"/>
+              <w:rPr>
+                <w:b/>
+                <w:bCs/>
+              </w:rPr>
+            </w:pPr>
+            <w:r>
+              <w:rPr>
+                <w:b/>
+                <w:bCs/>
+              </w:rPr>
+              <w:t>NLP Technique</w:t>
+            </w:r>
+          </w:p>
+        </w:tc>
+        <w:tc>
+          <w:tcPr>
+            <w:tcW w:w="0" w:type="auto"/>
+            <w:vAlign w:val="center"/>
+            <w:hideMark/>
+          </w:tcPr>
+          <w:p>
+            <w:pPr>
+              <w:pStyle w:val="font-claude-response-body"/>
+              <w:jc w:val="both"/>
+              <w:rPr>
+                <w:b/>
+                <w:bCs/>
+              </w:rPr>
+            </w:pPr>
+            <w:r>
+              <w:rPr>
+                <w:b/>
+                <w:bCs/>
+              </w:rPr>
+              <w:t>Purpose</w:t>
+            </w:r>
+          </w:p>
+        </w:tc>
+      </w:tr>
+      <w:tr>
+        <w:trPr>
+          <w:tblCellSpacing w:w="15" w:type="dxa"/>
+        </w:trPr>
+        <w:tc>
+          <w:tcPr>
+            <w:tcW w:w="0" w:type="auto"/>
+            <w:vAlign w:val="center"/>
+            <w:hideMark/>
+          </w:tcPr>
+          <w:p>
+            <w:pPr>
+              <w:pStyle w:val="font-claude-response-body"/>
+            </w:pPr>
+            <w:r>
+              <w:t>Lengthy documents</w:t>
+            </w:r>
+          </w:p>
+        </w:tc>
+        <w:tc>
+          <w:tcPr>
+            <w:tcW w:w="0" w:type="auto"/>
+            <w:vAlign w:val="center"/>
+            <w:hideMark/>
+          </w:tcPr>
+          <w:p>
+            <w:pPr>
+              <w:pStyle w:val="font-claude-response-body"/>
+            </w:pPr>
+            <w:r>
+              <w:t>Text Summarization</w:t>
+            </w:r>
+          </w:p>
+        </w:tc>
+        <w:tc>
+          <w:tcPr>
+            <w:tcW w:w="0" w:type="auto"/>
+            <w:vAlign w:val="center"/>
+            <w:hideMark/>
+          </w:tcPr>
+          <w:p>
+            <w:pPr>
+              <w:pStyle w:val="font-claude-response-body"/>
+            </w:pPr>
+            <w:r>
+              <w:t>Generates concise summaries while preserving key information</w:t>
+            </w:r>
+          </w:p>
+        </w:tc>
+      </w:tr>
+      <w:tr>
+        <w:trPr>
+          <w:tblCellSpacing w:w="15" w:type="dxa"/>
+        </w:trPr>
+        <w:tc>
+          <w:tcPr>
+            <w:tcW w:w="0" w:type="auto"/>
+            <w:vAlign w:val="center"/>
+            <w:hideMark/>
+          </w:tcPr>
+          <w:p>
+            <w:pPr>
+              <w:pStyle w:val="font-claude-response-body"/>
+            </w:pPr>
+            <w:r>
+              <w:t>Legal terminology</w:t>
+            </w:r>
+          </w:p>
+        </w:tc>
+        <w:tc>
+          <w:tcPr>
+            <w:tcW w:w="0" w:type="auto"/>
+            <w:vAlign w:val="center"/>
+            <w:hideMark/>
+          </w:tcPr>
+          <w:p>
+            <w:pPr>
+              <w:pStyle w:val="font-claude-response-body"/>
+            </w:pPr>
+            <w:r>
+              <w:t>Domain-specific Language Models</w:t>
+            </w:r>
+          </w:p>
+        </w:tc>
+        <w:tc>
+          <w:tcPr>
+            <w:tcW w:w="0" w:type="auto"/>
+            <w:vAlign w:val="center"/>
+            <w:hideMark/>
+          </w:tcPr>
+          <w:p>
+            <w:pPr>
+              <w:pStyle w:val="font-claude-response-body"/>
+            </w:pPr>
+            <w:r>
+              <w:t>Understands legal vocabulary and context</w:t>
+            </w:r>
+          </w:p>
+        </w:tc>
+      </w:tr>
+      <w:tr>
+        <w:trPr>
+          <w:tblCellSpacing w:w="15" w:type="dxa"/>
+        </w:trPr>
+        <w:tc>
+          <w:tcPr>
+            <w:tcW w:w="0" w:type="auto"/>
+            <w:vAlign w:val="center"/>
+            <w:hideMark/>
+          </w:tcPr>
+          <w:p>
+            <w:pPr>
+              <w:pStyle w:val="font-claude-response-body"/>
+            </w:pPr>
+            <w:r>
+              <w:t>Identifying important information</w:t>
+            </w:r>
+          </w:p>
+        </w:tc>
+        <w:tc>
+          <w:tcPr>
+            <w:tcW w:w="0" w:type="auto"/>
+            <w:vAlign w:val="center"/>
+            <w:hideMark/>
+          </w:tcPr>
+          <w:p>
+            <w:pPr>
+              <w:pStyle w:val="font-claude-response-body"/>
+            </w:pPr>
+            <w:r>
+              <w:t>Named Entity Recognition (NER)</w:t>
+            </w:r>
+          </w:p>
+        </w:tc>
+        <w:tc>
+          <w:tcPr>
+            <w:tcW w:w="0" w:type="auto"/>
+            <w:vAlign w:val="center"/>
+            <w:hideMark/>
+          </w:tcPr>
+          <w:p>
+            <w:pPr>
+              <w:pStyle w:val="font-claude-response-body"/>
+            </w:pPr>
+            <w:r>
+              <w:t>Detects parties, judges, dates, statutes, organizations, and case numbers</w:t>
+            </w:r>
+          </w:p>
+        </w:tc>
+      </w:tr>
+      <w:tr>
+        <w:trPr>
+          <w:tblCellSpacing w:w="15" w:type="dxa"/>
+        </w:trPr>
+        <w:tc>
+          <w:tcPr>
+            <w:tcW w:w="0" w:type="auto"/>
+            <w:vAlign w:val="center"/>
+            <w:hideMark/>
+          </w:tcPr>
+          <w:p>
+            <w:pPr>
+              <w:pStyle w:val="font-claude-response-body"/>
+            </w:pPr>
+            <w:r>
+              <w:t>Finding similar cases</w:t>
+            </w:r>
+          </w:p>
+        </w:tc>
+        <w:tc>
+          <w:tcPr>
+            <w:tcW w:w="0" w:type="auto"/>
+            <w:vAlign w:val="center"/>
+            <w:hideMark/>
+          </w:tcPr>
+          <w:p>
+            <w:pPr>
+              <w:pStyle w:val="font-claude-response-body"/>
+            </w:pPr>
+            <w:r>
+              <w:t>Semantic Search</w:t>
+            </w:r>
+          </w:p>
+        </w:tc>
+        <w:tc>
+          <w:tcPr>
+            <w:tcW w:w="0" w:type="auto"/>
+            <w:vAlign w:val="center"/>
+            <w:hideMark/>
+          </w:tcPr>
+          <w:p>
+            <w:pPr>
+              <w:pStyle w:val="font-claude-response-body"/>
+            </w:pPr>
+            <w:r>
+              <w:t>Retrieves legally relevant judgments based on meaning instead of keywords</w:t>
+            </w:r>
+          </w:p>
+        </w:tc>
+      </w:tr>
+      <w:tr>
+        <w:trPr>
+          <w:tblCellSpacing w:w="15" w:type="dxa"/>
+        </w:trPr>
+        <w:tc>
+          <w:tcPr>
+            <w:tcW w:w="0" w:type="auto"/>
+            <w:vAlign w:val="center"/>
+            <w:hideMark/>
+          </w:tcPr>
+          <w:p>
+            <w:pPr>
+              <w:pStyle w:val="font-claude-response-body"/>
+            </w:pPr>
+            <w:r>
+              <w:lastRenderedPageBreak/>
+              <w:t>Organizing legal content</w:t>
+            </w:r>
+          </w:p>
+        </w:tc>
+        <w:tc>
+          <w:tcPr>
+            <w:tcW w:w="0" w:type="auto"/>
+            <w:vAlign w:val="center"/>
+            <w:hideMark/>
+          </w:tcPr>
+          <w:p>
+            <w:pPr>
+              <w:pStyle w:val="font-claude-response-body"/>
+            </w:pPr>
+            <w:r>
+              <w:t>Text Classification</w:t>
+            </w:r>
+          </w:p>
+        </w:tc>
+        <w:tc>
+          <w:tcPr>
+            <w:tcW w:w="0" w:type="auto"/>
+            <w:vAlign w:val="center"/>
+            <w:hideMark/>
+          </w:tcPr>
+          <w:p>
+            <w:pPr>
+              <w:pStyle w:val="font-claude-response-body"/>
+            </w:pPr>
+            <w:r>
+              <w:t>Categorizes documents (contracts, petitions, judgments, notices, etc.)</w:t>
+            </w:r>
+          </w:p>
+        </w:tc>
+      </w:tr>
+      <w:tr>
+        <w:trPr>
+          <w:tblCellSpacing w:w="15" w:type="dxa"/>
+        </w:trPr>
+        <w:tc>
+          <w:tcPr>
+            <w:tcW w:w="0" w:type="auto"/>
+            <w:vAlign w:val="center"/>
+            <w:hideMark/>
+          </w:tcPr>
+          <w:p>
+            <w:pPr>
+              <w:pStyle w:val="font-claude-response-body"/>
+            </w:pPr>
+            <w:r>
+              <w:t>Clause identification</w:t>
+            </w:r>
+          </w:p>
+        </w:tc>
+        <w:tc>
+          <w:tcPr>
+            <w:tcW w:w="0" w:type="auto"/>
+            <w:vAlign w:val="center"/>
+            <w:hideMark/>
+          </w:tcPr>
+          <w:p>
+            <w:pPr>
+              <w:pStyle w:val="font-claude-response-body"/>
+            </w:pPr>
+            <w:r>
+              <w:t>Information Extraction</w:t>
+            </w:r>
+          </w:p>
+        </w:tc>
+        <w:tc>
+          <w:tcPr>
+            <w:tcW w:w="0" w:type="auto"/>
+            <w:vAlign w:val="center"/>
+            <w:hideMark/>
+          </w:tcPr>
+          <w:p>
+            <w:pPr>
+              <w:pStyle w:val="font-claude-response-body"/>
+            </w:pPr>
+            <w:r>
+              <w:t>Extracts obligations, payment terms, confidentiality clauses, and penalties</w:t>
+            </w:r>
+          </w:p>
+        </w:tc>
+      </w:tr>
+      <w:tr>
+        <w:trPr>
+          <w:tblCellSpacing w:w="15" w:type="dxa"/>
+        </w:trPr>
+        <w:tc>
+          <w:tcPr>
+            <w:tcW w:w="0" w:type="auto"/>
+            <w:vAlign w:val="center"/>
+            <w:hideMark/>
+          </w:tcPr>
+          <w:p>
+            <w:pPr>
+              <w:pStyle w:val="font-claude-response-body"/>
+            </w:pPr>
+            <w:r>
+              <w:t>Handling scanned documents</w:t>
+            </w:r>
+          </w:p>
+        </w:tc>
+        <w:tc>
+          <w:tcPr>
+            <w:tcW w:w="0" w:type="auto"/>
+            <w:vAlign w:val="center"/>
+            <w:hideMark/>
+          </w:tcPr>
+          <w:p>
+            <w:pPr>
+              <w:pStyle w:val="font-claude-response-body"/>
+            </w:pPr>
+            <w:r>
+              <w:t>OCR + NLP</w:t>
+            </w:r>
+          </w:p>
+        </w:tc>
+        <w:tc>
+          <w:tcPr>
+            <w:tcW w:w="0" w:type="auto"/>
+            <w:vAlign w:val="center"/>
+            <w:hideMark/>
+          </w:tcPr>
+          <w:p>
+            <w:pPr>
+              <w:pStyle w:val="font-claude-response-body"/>
+            </w:pPr>
+            <w:r>
+              <w:t>Converts scanned legal documents into machine-readable text</w:t>
+            </w:r>
+          </w:p>
+        </w:tc>
+      </w:tr>
+      <w:tr>
+        <w:trPr>
+          <w:tblCellSpacing w:w="15" w:type="dxa"/>
+        </w:trPr>
+        <w:tc>
+          <w:tcPr>
+            <w:tcW w:w="0" w:type="auto"/>
+            <w:vAlign w:val="center"/>
+            <w:hideMark/>
+          </w:tcPr>
+          <w:p>
+            <w:pPr>
+              <w:pStyle w:val="font-claude-response-body"/>
+            </w:pPr>
+            <w:r>
+              <w:t>Multiple languages</w:t>
+            </w:r>
+          </w:p>
+        </w:tc>
+        <w:tc>
+          <w:tcPr>
+            <w:tcW w:w="0" w:type="auto"/>
+            <w:vAlign w:val="center"/>
+            <w:hideMark/>
+          </w:tcPr>
+          <w:p>
+            <w:pPr>
+              <w:pStyle w:val="font-claude-response-body"/>
+            </w:pPr>
+            <w:r>
+              <w:t>Machine Translation + Multilingual NLP</w:t>
+            </w:r>
+          </w:p>
+        </w:tc>
+        <w:tc>
+          <w:tcPr>
+            <w:tcW w:w="0" w:type="auto"/>
+            <w:vAlign w:val="center"/>
+            <w:hideMark/>
+          </w:tcPr>
+          <w:p>
+            <w:pPr>
+              <w:pStyle w:val="font-claude-response-body"/>
+            </w:pPr>
+            <w:r>
+              <w:t>Processes legal documents across different languages</w:t>
+            </w:r>
+          </w:p>
+        </w:tc>
+      </w:tr>
+      <w:tr>
+        <w:trPr>
+          <w:tblCellSpacing w:w="15" w:type="dxa"/>
+        </w:trPr>
+        <w:tc>
+          <w:tcPr>
+            <w:tcW w:w="0" w:type="auto"/>
+            <w:vAlign w:val="center"/>
+            <w:hideMark/>
+          </w:tcPr>
+          <w:p>
+            <w:pPr>
+              <w:pStyle w:val="font-claude-response-body"/>
+            </w:pPr>
+            <w:r>
+              <w:t>Reducing hallucinations</w:t>
+            </w:r>
+          </w:p>
+        </w:tc>
+        <w:tc>
+          <w:tcPr>
+            <w:tcW w:w="0" w:type="auto"/>
+            <w:vAlign w:val="center"/>
+            <w:hideMark/>
+          </w:tcPr>
+          <w:p>
+            <w:pPr>
+              <w:pStyle w:val="font-claude-response-body"/>
+            </w:pPr>
+            <w:r>
+              <w:t>Retrieval-Augmented Generation (RAG)</w:t>
+            </w:r>
+          </w:p>
+        </w:tc>
+        <w:tc>
+          <w:tcPr>
+            <w:tcW w:w="0" w:type="auto"/>
+            <w:vAlign w:val="center"/>
+            <w:hideMark/>
+          </w:tcPr>
+          <w:p>
+            <w:pPr>
+              <w:pStyle w:val="font-claude-response-body"/>
+            </w:pPr>
+            <w:r>
+              <w:t>Grounds summaries in the source document to improve factual accuracy</w:t>
+            </w:r>
+          </w:p>
+        </w:tc>
+      </w:tr>
+      <w:tr>
+        <w:trPr>
+          <w:tblCellSpacing w:w="15" w:type="dxa"/>
+        </w:trPr>
+        <w:tc>
+          <w:tcPr>
+            <w:tcW w:w="0" w:type="auto"/>
+            <w:vAlign w:val="center"/>
+            <w:hideMark/>
+          </w:tcPr>
+          <w:p>
+            <w:pPr>
+              <w:pStyle w:val="font-claude-response-body"/>
+            </w:pPr>
+            <w:r>
+              <w:t>Detecting legal references</w:t>
+            </w:r>
+          </w:p>
+        </w:tc>
+        <w:tc>
+          <w:tcPr>
+            <w:tcW w:w="0" w:type="auto"/>
+            <w:vAlign w:val="center"/>
+            <w:hideMark/>
+          </w:tcPr>
+          <w:p>
+            <w:pPr>
+              <w:pStyle w:val="font-claude-response-body"/>
+            </w:pPr>
+            <w:r>
+              <w:t>Citation Extraction</w:t>
+            </w:r>
+          </w:p>
+        </w:tc>
+        <w:tc>
+          <w:tcPr>
+            <w:tcW w:w="0" w:type="auto"/>
+            <w:vAlign w:val="center"/>
+            <w:hideMark/>
+          </w:tcPr>
+          <w:p>
+            <w:pPr>
+              <w:pStyle w:val="font-claude-response-body"/>
+            </w:pPr>
+            <w:r>
+              <w:t>Identifies statutes, case citations, and legal precedents accurately</w:t>
+            </w:r>
+          </w:p>
+        </w:tc>
+      </w:tr>
+      <w:tr>
+        <w:trPr>
+          <w:tblCellSpacing w:w="15" w:type="dxa"/>
+        </w:trPr>
+        <w:tc>
+          <w:tcPr>
+            <w:tcW w:w="0" w:type="auto"/>
+            <w:vAlign w:val="center"/>
+            <w:hideMark/>
+          </w:tcPr>
+          <w:p>
+            <w:pPr>
+              <w:pStyle w:val="font-claude-response-body"/>
+            </w:pPr>
+            <w:r>
+              <w:t>Understanding context</w:t>
+            </w:r>
+          </w:p>
+        </w:tc>
+        <w:tc>
+          <w:tcPr>
+            <w:tcW w:w="0" w:type="auto"/>
+            <w:vAlign w:val="center"/>
+            <w:hideMark/>
+          </w:tcPr>
+          <w:p>
+            <w:pPr>
+              <w:pStyle w:val="font-claude-response-body"/>
+            </w:pPr>
+            <w:r>
+              <w:t xml:space="preserve">Transformer Models (BERT, </w:t>
+            </w:r>
+            <w:proofErr w:type="spellStart"/>
+            <w:r>
+              <w:t>LegalBERT</w:t>
+            </w:r>
+            <w:proofErr w:type="spellEnd"/>
+            <w:r>
+              <w:t>, LLMs)</w:t>
+            </w:r>
+          </w:p>
+        </w:tc>
+        <w:tc>
+          <w:tcPr>
+            <w:tcW w:w="0" w:type="auto"/>
+            <w:vAlign w:val="center"/>
+            <w:hideMark/>
+          </w:tcPr>
+          <w:p>
+            <w:pPr>
+              <w:pStyle w:val="font-claude-response-body"/>
+            </w:pPr>
+            <w:r>
+              <w:t>Captures relationships between clauses and legal concepts</w:t>
+            </w:r>
+          </w:p>
+        </w:tc>
+      </w:tr>
+    </w:tbl>
+    <w:p>
+      <w:pPr>
+        <w:pStyle w:val="font-claude-response-body"/>
+        <w:jc w:val="both"/>
+      </w:pPr>
+    </w:p>
+    <w:p>
+      <w:pPr>
+        <w:pStyle w:val="font-claude-response-body"/>
+        <w:jc w:val="both"/>
+      </w:pPr>
     </w:p>
     <w:sectPr>
       <w:pgSz w:w="11906" w:h="16838"/>
@@ -1362,6 +3417,155 @@
     </w:lvl>
   </w:abstractNum>
   <w:abstractNum w:abstractNumId="1" w15:restartNumberingAfterBreak="0">
+    <w:nsid w:val="16394A8C"/>
+    <w:multiLevelType w:val="multilevel"/>
+    <w:tmpl w:val="3406226C"/>
+    <w:lvl w:ilvl="0">
+      <w:start w:val="1"/>
+      <w:numFmt w:val="bullet"/>
+      <w:lvlText w:val=""/>
+      <w:lvlJc w:val="left"/>
+      <w:pPr>
+        <w:tabs>
+          <w:tab w:val="num" w:pos="720"/>
+        </w:tabs>
+        <w:ind w:left="720" w:hanging="360"/>
+      </w:pPr>
+      <w:rPr>
+        <w:rFonts w:ascii="Symbol" w:hAnsi="Symbol" w:hint="default"/>
+        <w:sz w:val="20"/>
+      </w:rPr>
+    </w:lvl>
+    <w:lvl w:ilvl="1" w:tentative="1">
+      <w:start w:val="1"/>
+      <w:numFmt w:val="bullet"/>
+      <w:lvlText w:val="o"/>
+      <w:lvlJc w:val="left"/>
+      <w:pPr>
+        <w:tabs>
+          <w:tab w:val="num" w:pos="1440"/>
+        </w:tabs>
+        <w:ind w:left="1440" w:hanging="360"/>
+      </w:pPr>
+      <w:rPr>
+        <w:rFonts w:ascii="Courier New" w:hAnsi="Courier New" w:hint="default"/>
+        <w:sz w:val="20"/>
+      </w:rPr>
+    </w:lvl>
+    <w:lvl w:ilvl="2" w:tentative="1">
+      <w:start w:val="1"/>
+      <w:numFmt w:val="bullet"/>
+      <w:lvlText w:val=""/>
+      <w:lvlJc w:val="left"/>
+      <w:pPr>
+        <w:tabs>
+          <w:tab w:val="num" w:pos="2160"/>
+        </w:tabs>
+        <w:ind w:left="2160" w:hanging="360"/>
+      </w:pPr>
+      <w:rPr>
+        <w:rFonts w:ascii="Wingdings" w:hAnsi="Wingdings" w:hint="default"/>
+        <w:sz w:val="20"/>
+      </w:rPr>
+    </w:lvl>
+    <w:lvl w:ilvl="3" w:tentative="1">
+      <w:start w:val="1"/>
+      <w:numFmt w:val="bullet"/>
+      <w:lvlText w:val=""/>
+      <w:lvlJc w:val="left"/>
+      <w:pPr>
+        <w:tabs>
+          <w:tab w:val="num" w:pos="2880"/>
+        </w:tabs>
+        <w:ind w:left="2880" w:hanging="360"/>
+      </w:pPr>
+      <w:rPr>
+        <w:rFonts w:ascii="Wingdings" w:hAnsi="Wingdings" w:hint="default"/>
+        <w:sz w:val="20"/>
+      </w:rPr>
+    </w:lvl>
+    <w:lvl w:ilvl="4" w:tentative="1">
+      <w:start w:val="1"/>
+      <w:numFmt w:val="bullet"/>
+      <w:lvlText w:val=""/>
+      <w:lvlJc w:val="left"/>
+      <w:pPr>
+        <w:tabs>
+          <w:tab w:val="num" w:pos="3600"/>
+        </w:tabs>
+        <w:ind w:left="3600" w:hanging="360"/>
+      </w:pPr>
+      <w:rPr>
+        <w:rFonts w:ascii="Wingdings" w:hAnsi="Wingdings" w:hint="default"/>
+        <w:sz w:val="20"/>
+      </w:rPr>
+    </w:lvl>
+    <w:lvl w:ilvl="5" w:tentative="1">
+      <w:start w:val="1"/>
+      <w:numFmt w:val="bullet"/>
+      <w:lvlText w:val=""/>
+      <w:lvlJc w:val="left"/>
+      <w:pPr>
+        <w:tabs>
+          <w:tab w:val="num" w:pos="4320"/>
+        </w:tabs>
+        <w:ind w:left="4320" w:hanging="360"/>
+      </w:pPr>
+      <w:rPr>
+        <w:rFonts w:ascii="Wingdings" w:hAnsi="Wingdings" w:hint="default"/>
+        <w:sz w:val="20"/>
+      </w:rPr>
+    </w:lvl>
+    <w:lvl w:ilvl="6" w:tentative="1">
+      <w:start w:val="1"/>
+      <w:numFmt w:val="bullet"/>
+      <w:lvlText w:val=""/>
+      <w:lvlJc w:val="left"/>
+      <w:pPr>
+        <w:tabs>
+          <w:tab w:val="num" w:pos="5040"/>
+        </w:tabs>
+        <w:ind w:left="5040" w:hanging="360"/>
+      </w:pPr>
+      <w:rPr>
+        <w:rFonts w:ascii="Wingdings" w:hAnsi="Wingdings" w:hint="default"/>
+        <w:sz w:val="20"/>
+      </w:rPr>
+    </w:lvl>
+    <w:lvl w:ilvl="7" w:tentative="1">
+      <w:start w:val="1"/>
+      <w:numFmt w:val="bullet"/>
+      <w:lvlText w:val=""/>
+      <w:lvlJc w:val="left"/>
+      <w:pPr>
+        <w:tabs>
+          <w:tab w:val="num" w:pos="5760"/>
+        </w:tabs>
+        <w:ind w:left="5760" w:hanging="360"/>
+      </w:pPr>
+      <w:rPr>
+        <w:rFonts w:ascii="Wingdings" w:hAnsi="Wingdings" w:hint="default"/>
+        <w:sz w:val="20"/>
+      </w:rPr>
+    </w:lvl>
+    <w:lvl w:ilvl="8" w:tentative="1">
+      <w:start w:val="1"/>
+      <w:numFmt w:val="bullet"/>
+      <w:lvlText w:val=""/>
+      <w:lvlJc w:val="left"/>
+      <w:pPr>
+        <w:tabs>
+          <w:tab w:val="num" w:pos="6480"/>
+        </w:tabs>
+        <w:ind w:left="6480" w:hanging="360"/>
+      </w:pPr>
+      <w:rPr>
+        <w:rFonts w:ascii="Wingdings" w:hAnsi="Wingdings" w:hint="default"/>
+        <w:sz w:val="20"/>
+      </w:rPr>
+    </w:lvl>
+  </w:abstractNum>
+  <w:abstractNum w:abstractNumId="2" w15:restartNumberingAfterBreak="0">
     <w:nsid w:val="2100273B"/>
     <w:multiLevelType w:val="hybridMultilevel"/>
     <w:tmpl w:val="629C80A8"/>
@@ -1474,7 +3678,7 @@
       </w:rPr>
     </w:lvl>
   </w:abstractNum>
-  <w:abstractNum w:abstractNumId="2" w15:restartNumberingAfterBreak="0">
+  <w:abstractNum w:abstractNumId="3" w15:restartNumberingAfterBreak="0">
     <w:nsid w:val="3C0F53F4"/>
     <w:multiLevelType w:val="hybridMultilevel"/>
     <w:tmpl w:val="E1FC199E"/>
@@ -1587,7 +3791,7 @@
       </w:rPr>
     </w:lvl>
   </w:abstractNum>
-  <w:abstractNum w:abstractNumId="3" w15:restartNumberingAfterBreak="0">
+  <w:abstractNum w:abstractNumId="4" w15:restartNumberingAfterBreak="0">
     <w:nsid w:val="3D547B59"/>
     <w:multiLevelType w:val="hybridMultilevel"/>
     <w:tmpl w:val="CD9EC740"/>
@@ -1700,7 +3904,7 @@
       </w:rPr>
     </w:lvl>
   </w:abstractNum>
-  <w:abstractNum w:abstractNumId="4" w15:restartNumberingAfterBreak="0">
+  <w:abstractNum w:abstractNumId="5" w15:restartNumberingAfterBreak="0">
     <w:nsid w:val="3ED25177"/>
     <w:multiLevelType w:val="multilevel"/>
     <w:tmpl w:val="FF9A7026"/>
@@ -1849,7 +4053,7 @@
       </w:rPr>
     </w:lvl>
   </w:abstractNum>
-  <w:abstractNum w:abstractNumId="5" w15:restartNumberingAfterBreak="0">
+  <w:abstractNum w:abstractNumId="6" w15:restartNumberingAfterBreak="0">
     <w:nsid w:val="5CD635C4"/>
     <w:multiLevelType w:val="hybridMultilevel"/>
     <w:tmpl w:val="D0B432AE"/>
@@ -1962,7 +4166,7 @@
       </w:rPr>
     </w:lvl>
   </w:abstractNum>
-  <w:abstractNum w:abstractNumId="6" w15:restartNumberingAfterBreak="0">
+  <w:abstractNum w:abstractNumId="7" w15:restartNumberingAfterBreak="0">
     <w:nsid w:val="6C927427"/>
     <w:multiLevelType w:val="hybridMultilevel"/>
     <w:tmpl w:val="E0D04B36"/>
@@ -2076,25 +4280,28 @@
     </w:lvl>
   </w:abstractNum>
   <w:num w:numId="1" w16cid:durableId="39330138">
-    <w:abstractNumId w:val="4"/>
+    <w:abstractNumId w:val="5"/>
   </w:num>
   <w:num w:numId="2" w16cid:durableId="99834796">
-    <w:abstractNumId w:val="1"/>
+    <w:abstractNumId w:val="2"/>
   </w:num>
   <w:num w:numId="3" w16cid:durableId="1008403924">
-    <w:abstractNumId w:val="2"/>
+    <w:abstractNumId w:val="3"/>
   </w:num>
   <w:num w:numId="4" w16cid:durableId="1266769858">
-    <w:abstractNumId w:val="6"/>
+    <w:abstractNumId w:val="7"/>
   </w:num>
   <w:num w:numId="5" w16cid:durableId="294528401">
-    <w:abstractNumId w:val="5"/>
+    <w:abstractNumId w:val="6"/>
   </w:num>
   <w:num w:numId="6" w16cid:durableId="1421833673">
     <w:abstractNumId w:val="0"/>
   </w:num>
   <w:num w:numId="7" w16cid:durableId="412775800">
-    <w:abstractNumId w:val="3"/>
+    <w:abstractNumId w:val="4"/>
+  </w:num>
+  <w:num w:numId="8" w16cid:durableId="120849287">
+    <w:abstractNumId w:val="1"/>
   </w:num>
 </w:numbering>
 </file>
@@ -2702,7 +4909,6 @@
   <w:style w:type="character" w:default="1" w:styleId="DefaultParagraphFont">
     <w:name w:val="Default Paragraph Font"/>
     <w:uiPriority w:val="1"/>
-    <w:semiHidden/>
     <w:unhideWhenUsed/>
   </w:style>
   <w:style w:type="table" w:default="1" w:styleId="TableNormal">

--- a/LegalDocumentSummarizer (Legal Lens).docx
+++ b/LegalDocumentSummarizer (Legal Lens).docx
@@ -346,6 +346,16 @@
           <w:szCs w:val="28"/>
         </w:rPr>
         <w:t>3.Motivation</w:t>
+      </w:r>
+      <w:r>
+        <w:rPr>
+          <w:rFonts w:ascii="Times New Roman" w:hAnsi="Times New Roman" w:cs="Times New Roman"/>
+          <w:b/>
+          <w:bCs/>
+          <w:sz w:val="28"/>
+          <w:szCs w:val="28"/>
+        </w:rPr>
+        <w:t>:</w:t>
       </w:r>
     </w:p>
     <w:p>
@@ -679,18 +689,6 @@
     </w:p>
     <w:p>
       <w:pPr>
-        <w:ind w:left="360"/>
-        <w:jc w:val="both"/>
-        <w:rPr>
-          <w:rFonts w:ascii="Times New Roman" w:hAnsi="Times New Roman" w:cs="Times New Roman"/>
-          <w:sz w:val="24"/>
-          <w:szCs w:val="24"/>
-        </w:rPr>
-      </w:pPr>
-    </w:p>
-    <w:p>
-      <w:pPr>
-        <w:ind w:left="360"/>
         <w:jc w:val="both"/>
         <w:rPr>
           <w:rFonts w:ascii="Times New Roman" w:hAnsi="Times New Roman" w:cs="Times New Roman"/>
@@ -735,6 +733,8 @@
       <w:r>
         <w:rPr>
           <w:rFonts w:ascii="Times New Roman" w:hAnsi="Times New Roman" w:cs="Times New Roman"/>
+          <w:b/>
+          <w:bCs/>
           <w:i/>
           <w:iCs/>
           <w:sz w:val="24"/>
@@ -746,6 +746,8 @@
       <w:r>
         <w:rPr>
           <w:rFonts w:ascii="Times New Roman" w:hAnsi="Times New Roman" w:cs="Times New Roman"/>
+          <w:b/>
+          <w:bCs/>
           <w:i/>
           <w:iCs/>
           <w:sz w:val="24"/>
@@ -757,6 +759,8 @@
       <w:r>
         <w:rPr>
           <w:rFonts w:ascii="Times New Roman" w:hAnsi="Times New Roman" w:cs="Times New Roman"/>
+          <w:b/>
+          <w:bCs/>
           <w:i/>
           <w:iCs/>
           <w:sz w:val="24"/>
@@ -957,7 +961,6 @@
           <w:sz w:val="24"/>
           <w:szCs w:val="24"/>
         </w:rPr>
-        <w:lastRenderedPageBreak/>
         <w:t>End-to-End Case Guidance: Guides clients seamlessly through each phase of the small claims court process.</w:t>
       </w:r>
     </w:p>
@@ -982,6 +985,7 @@
           <w:sz w:val="24"/>
           <w:szCs w:val="24"/>
         </w:rPr>
+        <w:lastRenderedPageBreak/>
         <w:t xml:space="preserve">Limitations: </w:t>
       </w:r>
     </w:p>
@@ -1214,2076 +1218,404 @@
       <w:pPr>
         <w:pStyle w:val="font-claude-response-body"/>
         <w:jc w:val="both"/>
-      </w:pPr>
+        <w:rPr>
+          <w:rStyle w:val="selectable-text1"/>
+          <w:b/>
+          <w:bCs/>
+        </w:rPr>
+      </w:pPr>
+      <w:r>
+        <w:rPr>
+          <w:rStyle w:val="selectable-text1"/>
+          <w:b/>
+          <w:bCs/>
+        </w:rPr>
+        <w:t xml:space="preserve">7. </w:t>
+      </w:r>
+      <w:r>
+        <w:rPr>
+          <w:rStyle w:val="selectable-text1"/>
+          <w:b/>
+          <w:bCs/>
+          <w:sz w:val="28"/>
+          <w:szCs w:val="28"/>
+        </w:rPr>
+        <w:t>Dataset Details</w:t>
+      </w:r>
     </w:p>
     <w:p>
       <w:pPr>
         <w:pStyle w:val="font-claude-response-body"/>
         <w:jc w:val="both"/>
-      </w:pPr>
-    </w:p>
-    <w:p>
-      <w:pPr>
-        <w:pStyle w:val="font-claude-response-body"/>
-        <w:jc w:val="both"/>
-      </w:pPr>
-    </w:p>
-    <w:p>
-      <w:pPr>
-        <w:pStyle w:val="font-claude-response-body"/>
-        <w:jc w:val="both"/>
-      </w:pPr>
-    </w:p>
-    <w:p>
-      <w:pPr>
-        <w:pStyle w:val="font-claude-response-body"/>
-        <w:jc w:val="both"/>
-      </w:pPr>
-    </w:p>
-    <w:p>
-      <w:pPr>
-        <w:pStyle w:val="font-claude-response-body"/>
-        <w:jc w:val="both"/>
-      </w:pPr>
-    </w:p>
-    <w:p>
-      <w:pPr>
-        <w:pStyle w:val="font-claude-response-body"/>
-        <w:jc w:val="both"/>
-        <w:rPr>
-          <w:b/>
-          <w:bCs/>
-        </w:rPr>
-      </w:pPr>
-    </w:p>
-    <w:p>
-      <w:pPr>
-        <w:pStyle w:val="font-claude-response-body"/>
-        <w:jc w:val="both"/>
-        <w:rPr>
-          <w:b/>
-          <w:bCs/>
-        </w:rPr>
-      </w:pPr>
-    </w:p>
-    <w:p>
-      <w:pPr>
-        <w:pStyle w:val="font-claude-response-body"/>
-        <w:jc w:val="both"/>
-        <w:rPr>
-          <w:b/>
-          <w:bCs/>
-        </w:rPr>
-      </w:pPr>
-      <w:r>
-        <w:rPr>
-          <w:b/>
-          <w:bCs/>
-        </w:rPr>
-        <w:t>1. Use Case Description – Legal Document Summarizer</w:t>
-      </w:r>
-    </w:p>
-    <w:p>
-      <w:pPr>
-        <w:pStyle w:val="font-claude-response-body"/>
-        <w:jc w:val="both"/>
-        <w:rPr>
-          <w:b/>
-          <w:bCs/>
-        </w:rPr>
-      </w:pPr>
-      <w:r>
-        <w:rPr>
-          <w:b/>
-          <w:bCs/>
-        </w:rPr>
-        <w:t>Use Case</w:t>
-      </w:r>
-    </w:p>
-    <w:p>
-      <w:pPr>
-        <w:pStyle w:val="font-claude-response-body"/>
-        <w:jc w:val="both"/>
-      </w:pPr>
-      <w:r>
-        <w:t xml:space="preserve">A </w:t>
-      </w:r>
-      <w:r>
-        <w:rPr>
-          <w:b/>
-          <w:bCs/>
-        </w:rPr>
-        <w:t>Legal Document Summarizer</w:t>
-      </w:r>
-      <w:r>
-        <w:t xml:space="preserve"> is an AI-powered system that automatically </w:t>
-      </w:r>
-      <w:proofErr w:type="spellStart"/>
-      <w:r>
-        <w:t>analyzes</w:t>
-      </w:r>
-      <w:proofErr w:type="spellEnd"/>
-      <w:r>
-        <w:t xml:space="preserve"> lengthy legal documents such as contracts, court judgments, agreements, petitions, and legal notices, and generates concise, easy-to-understand summaries while preserving important legal information.</w:t>
-      </w:r>
-    </w:p>
-    <w:p>
-      <w:pPr>
-        <w:pStyle w:val="font-claude-response-body"/>
-        <w:jc w:val="both"/>
-      </w:pPr>
-      <w:r>
-        <w:t>The system helps lawyers, judges, corporate legal teams, students, and ordinary citizens quickly identify key clauses, obligations, deadlines, liabilities, and legal outcomes without reading hundreds of pages.</w:t>
-      </w:r>
-    </w:p>
-    <w:p>
-      <w:pPr>
-        <w:pStyle w:val="font-claude-response-body"/>
-        <w:jc w:val="both"/>
-      </w:pPr>
-      <w:r>
-        <w:t>For example:</w:t>
-      </w:r>
-    </w:p>
-    <w:p>
-      <w:pPr>
-        <w:pStyle w:val="font-claude-response-body"/>
+        <w:rPr>
+          <w:b/>
+          <w:bCs/>
+        </w:rPr>
+      </w:pPr>
+      <w:r>
+        <w:rPr>
+          <w:rStyle w:val="selectable-text1"/>
+          <w:b/>
+          <w:bCs/>
+        </w:rPr>
+        <w:t>7.1 Dataset Description</w:t>
+      </w:r>
+    </w:p>
+    <w:p>
+      <w:pPr>
+        <w:pStyle w:val="selectable-text"/>
         <w:numPr>
           <w:ilvl w:val="0"/>
-          <w:numId w:val="8"/>
+          <w:numId w:val="1"/>
         </w:numPr>
-        <w:jc w:val="both"/>
-      </w:pPr>
-      <w:r>
-        <w:t xml:space="preserve">A lawyer receives a </w:t>
-      </w:r>
-      <w:r>
-        <w:rPr>
-          <w:b/>
-          <w:bCs/>
-        </w:rPr>
-        <w:t>150-page court judgment</w:t>
-      </w:r>
-      <w:r>
-        <w:t xml:space="preserve"> and wants the final verdict, important precedents, and reasoning within minutes. </w:t>
-      </w:r>
-    </w:p>
-    <w:p>
-      <w:pPr>
-        <w:pStyle w:val="font-claude-response-body"/>
+        <w:rPr>
+          <w:rStyle w:val="selectable-text1"/>
+        </w:rPr>
+      </w:pPr>
+      <w:r>
+        <w:rPr>
+          <w:rStyle w:val="selectable-text1"/>
+        </w:rPr>
+        <w:t xml:space="preserve">The dataset used for </w:t>
+      </w:r>
+      <w:proofErr w:type="spellStart"/>
+      <w:r>
+        <w:rPr>
+          <w:rStyle w:val="selectable-text1"/>
+        </w:rPr>
+        <w:t>LegalLens</w:t>
+      </w:r>
+      <w:proofErr w:type="spellEnd"/>
+      <w:r>
+        <w:rPr>
+          <w:rStyle w:val="selectable-text1"/>
+        </w:rPr>
+        <w:t xml:space="preserve"> is the IN-Abs (Indian Abstractive) dataset, a publicly available collection of 7,130 Indian Supreme Court judgments sourced from the Legal Information Institute of India (liiofindia.org). Each entry in the dataset consists of a full legal judgment paired with its corresponding abstractive summary, commonly referred to as a "headnote." Of the 7,130 document-summary pairs, 7,030 are used for training the summarization model and 100 pairs are reserved for evaluation purposes. The dataset covers a wide range of case types including civil, criminal, and constitutional matters, making it a comprehensive resource for training AI models on Indian legal language and judicial reasoning.</w:t>
+      </w:r>
+    </w:p>
+    <w:p>
+      <w:pPr>
+        <w:pStyle w:val="selectable-text"/>
+      </w:pPr>
+    </w:p>
+    <w:p>
+      <w:pPr>
+        <w:pStyle w:val="selectable-text"/>
+        <w:numPr>
+          <w:ilvl w:val="1"/>
+          <w:numId w:val="10"/>
+        </w:numPr>
+        <w:rPr>
+          <w:b/>
+          <w:bCs/>
+        </w:rPr>
+      </w:pPr>
+      <w:r>
+        <w:rPr>
+          <w:rStyle w:val="selectable-text1"/>
+          <w:b/>
+          <w:bCs/>
+        </w:rPr>
+        <w:lastRenderedPageBreak/>
+        <w:t>Specific Challenges Addressed in the Dataset</w:t>
+      </w:r>
+    </w:p>
+    <w:p>
+      <w:pPr>
+        <w:pStyle w:val="selectable-text"/>
         <w:numPr>
           <w:ilvl w:val="0"/>
-          <w:numId w:val="8"/>
+          <w:numId w:val="1"/>
         </w:numPr>
-        <w:jc w:val="both"/>
-      </w:pPr>
-      <w:r>
-        <w:t xml:space="preserve">A citizen receives a </w:t>
-      </w:r>
-      <w:r>
-        <w:rPr>
-          <w:b/>
-          <w:bCs/>
-        </w:rPr>
-        <w:t>20-page rental agreement</w:t>
-      </w:r>
-      <w:r>
-        <w:t xml:space="preserve"> and wants to understand important clauses before signing. </w:t>
-      </w:r>
-    </w:p>
-    <w:p>
-      <w:pPr>
-        <w:pStyle w:val="font-claude-response-body"/>
+      </w:pPr>
+      <w:r>
+        <w:rPr>
+          <w:rStyle w:val="selectable-text1"/>
+        </w:rPr>
+        <w:t>Extremely Long Documents: Indian Supreme Court judgments often span hundreds of pages, exceeding the token limits of standard LLMs. This required implementing document chunking strategies to break judgments into processable segments without losing contextual meaning.</w:t>
+      </w:r>
+    </w:p>
+    <w:p>
+      <w:pPr>
+        <w:pStyle w:val="selectable-text"/>
         <w:numPr>
           <w:ilvl w:val="0"/>
-          <w:numId w:val="8"/>
+          <w:numId w:val="1"/>
         </w:numPr>
-        <w:jc w:val="both"/>
-      </w:pPr>
-      <w:r>
-        <w:t xml:space="preserve">A company's legal department reviews hundreds of contracts every month and needs a quick summary of payment terms, penalties, confidentiality clauses, and termination conditions. </w:t>
-      </w:r>
-    </w:p>
-    <w:p>
-      <w:pPr>
-        <w:pStyle w:val="font-claude-response-body"/>
-        <w:jc w:val="both"/>
-      </w:pPr>
-      <w:r>
-        <w:t>The Legal Document Summarizer significantly reduces reading time, improves legal accessibility, minimizes the chance of overlooking critical information, and assists faster legal decision-making.</w:t>
-      </w:r>
-    </w:p>
-    <w:p>
-      <w:pPr>
-        <w:pStyle w:val="font-claude-response-body"/>
-        <w:jc w:val="both"/>
-      </w:pPr>
-      <w:r>
-        <w:pict w14:anchorId="2E3E0C75">
-          <v:rect id="_x0000_i1043" style="width:0;height:1.5pt" o:hralign="center" o:hrstd="t" o:hr="t" fillcolor="#a0a0a0" stroked="f"/>
-        </w:pict>
-      </w:r>
-    </w:p>
-    <w:p>
-      <w:pPr>
-        <w:pStyle w:val="font-claude-response-body"/>
-        <w:jc w:val="both"/>
-        <w:rPr>
-          <w:b/>
-          <w:bCs/>
-        </w:rPr>
-      </w:pPr>
-      <w:r>
-        <w:rPr>
-          <w:b/>
-          <w:bCs/>
-        </w:rPr>
-        <w:t>2. Challenges in Building a Legal Document Summarizer</w:t>
-      </w:r>
-    </w:p>
-    <w:tbl>
-      <w:tblPr>
-        <w:tblW w:w="0" w:type="auto"/>
-        <w:tblCellSpacing w:w="15" w:type="dxa"/>
-        <w:tblCellMar>
-          <w:top w:w="15" w:type="dxa"/>
-          <w:left w:w="15" w:type="dxa"/>
-          <w:bottom w:w="15" w:type="dxa"/>
-          <w:right w:w="15" w:type="dxa"/>
-        </w:tblCellMar>
-        <w:tblLook w:val="04A0" w:firstRow="1" w:lastRow="0" w:firstColumn="1" w:lastColumn="0" w:noHBand="0" w:noVBand="1"/>
-      </w:tblPr>
-      <w:tblGrid>
-        <w:gridCol w:w="2127"/>
-        <w:gridCol w:w="6899"/>
-      </w:tblGrid>
-      <w:tr>
-        <w:trPr>
-          <w:tblHeader/>
-          <w:tblCellSpacing w:w="15" w:type="dxa"/>
-        </w:trPr>
-        <w:tc>
-          <w:tcPr>
-            <w:tcW w:w="0" w:type="auto"/>
-            <w:vAlign w:val="center"/>
-            <w:hideMark/>
-          </w:tcPr>
-          <w:p>
-            <w:pPr>
-              <w:pStyle w:val="font-claude-response-body"/>
-              <w:jc w:val="both"/>
-              <w:rPr>
-                <w:b/>
-                <w:bCs/>
-              </w:rPr>
-            </w:pPr>
-            <w:r>
-              <w:rPr>
-                <w:b/>
-                <w:bCs/>
-              </w:rPr>
-              <w:t>Challenge</w:t>
-            </w:r>
-          </w:p>
-        </w:tc>
-        <w:tc>
-          <w:tcPr>
-            <w:tcW w:w="0" w:type="auto"/>
-            <w:vAlign w:val="center"/>
-            <w:hideMark/>
-          </w:tcPr>
-          <w:p>
-            <w:pPr>
-              <w:pStyle w:val="font-claude-response-body"/>
-              <w:jc w:val="both"/>
-              <w:rPr>
-                <w:b/>
-                <w:bCs/>
-              </w:rPr>
-            </w:pPr>
-            <w:r>
-              <w:rPr>
-                <w:b/>
-                <w:bCs/>
-              </w:rPr>
-              <w:t>Description</w:t>
-            </w:r>
-          </w:p>
-        </w:tc>
-      </w:tr>
-      <w:tr>
-        <w:trPr>
-          <w:tblCellSpacing w:w="15" w:type="dxa"/>
-        </w:trPr>
-        <w:tc>
-          <w:tcPr>
-            <w:tcW w:w="0" w:type="auto"/>
-            <w:vAlign w:val="center"/>
-            <w:hideMark/>
-          </w:tcPr>
-          <w:p>
-            <w:pPr>
-              <w:pStyle w:val="font-claude-response-body"/>
-            </w:pPr>
-            <w:r>
-              <w:t>Complex</w:t>
-            </w:r>
-            <w:r>
-              <w:t xml:space="preserve"> </w:t>
-            </w:r>
-            <w:r>
-              <w:t>Legal Language</w:t>
-            </w:r>
-          </w:p>
-        </w:tc>
-        <w:tc>
-          <w:tcPr>
-            <w:tcW w:w="0" w:type="auto"/>
-            <w:vAlign w:val="center"/>
-            <w:hideMark/>
-          </w:tcPr>
-          <w:p>
-            <w:pPr>
-              <w:pStyle w:val="font-claude-response-body"/>
-              <w:jc w:val="both"/>
-            </w:pPr>
-            <w:r>
-              <w:t>Legal documents contain archaic words, Latin phrases, and technical terminology that are difficult for general NLP models to understand.</w:t>
-            </w:r>
-          </w:p>
-        </w:tc>
-      </w:tr>
-      <w:tr>
-        <w:trPr>
-          <w:tblCellSpacing w:w="15" w:type="dxa"/>
-        </w:trPr>
-        <w:tc>
-          <w:tcPr>
-            <w:tcW w:w="0" w:type="auto"/>
-            <w:vAlign w:val="center"/>
-            <w:hideMark/>
-          </w:tcPr>
-          <w:p>
-            <w:pPr>
-              <w:pStyle w:val="font-claude-response-body"/>
-            </w:pPr>
-            <w:r>
-              <w:t>Very Long Documents</w:t>
-            </w:r>
-          </w:p>
-        </w:tc>
-        <w:tc>
-          <w:tcPr>
-            <w:tcW w:w="0" w:type="auto"/>
-            <w:vAlign w:val="center"/>
-            <w:hideMark/>
-          </w:tcPr>
-          <w:p>
-            <w:pPr>
-              <w:pStyle w:val="font-claude-response-body"/>
-              <w:jc w:val="both"/>
-            </w:pPr>
-            <w:r>
-              <w:t>Court judgments often exceed 100–500 pages, exceeding the context window of many language models.</w:t>
-            </w:r>
-          </w:p>
-        </w:tc>
-      </w:tr>
-      <w:tr>
-        <w:trPr>
-          <w:tblCellSpacing w:w="15" w:type="dxa"/>
-        </w:trPr>
-        <w:tc>
-          <w:tcPr>
-            <w:tcW w:w="0" w:type="auto"/>
-            <w:vAlign w:val="center"/>
-            <w:hideMark/>
-          </w:tcPr>
-          <w:p>
-            <w:pPr>
-              <w:pStyle w:val="font-claude-response-body"/>
-            </w:pPr>
-            <w:r>
-              <w:t>Domain-specific Vocabulary</w:t>
-            </w:r>
-          </w:p>
-        </w:tc>
-        <w:tc>
-          <w:tcPr>
-            <w:tcW w:w="0" w:type="auto"/>
-            <w:vAlign w:val="center"/>
-            <w:hideMark/>
-          </w:tcPr>
-          <w:p>
-            <w:pPr>
-              <w:pStyle w:val="font-claude-response-body"/>
-              <w:jc w:val="both"/>
-            </w:pPr>
-            <w:r>
-              <w:t>Words have different meanings in law than in everyday language (e.g., "consideration," "execution," "charge").</w:t>
-            </w:r>
-          </w:p>
-        </w:tc>
-      </w:tr>
-      <w:tr>
-        <w:trPr>
-          <w:tblCellSpacing w:w="15" w:type="dxa"/>
-        </w:trPr>
-        <w:tc>
-          <w:tcPr>
-            <w:tcW w:w="0" w:type="auto"/>
-            <w:vAlign w:val="center"/>
-            <w:hideMark/>
-          </w:tcPr>
-          <w:p>
-            <w:pPr>
-              <w:pStyle w:val="font-claude-response-body"/>
-            </w:pPr>
-            <w:r>
-              <w:t>Maintaining Legal Accuracy</w:t>
-            </w:r>
-          </w:p>
-        </w:tc>
-        <w:tc>
-          <w:tcPr>
-            <w:tcW w:w="0" w:type="auto"/>
-            <w:vAlign w:val="center"/>
-            <w:hideMark/>
-          </w:tcPr>
-          <w:p>
-            <w:pPr>
-              <w:pStyle w:val="font-claude-response-body"/>
-              <w:jc w:val="both"/>
-            </w:pPr>
-            <w:r>
-              <w:t>Missing a single clause or misrepresenting facts can change the legal meaning of the summary.</w:t>
-            </w:r>
-          </w:p>
-        </w:tc>
-      </w:tr>
-      <w:tr>
-        <w:trPr>
-          <w:tblCellSpacing w:w="15" w:type="dxa"/>
-        </w:trPr>
-        <w:tc>
-          <w:tcPr>
-            <w:tcW w:w="0" w:type="auto"/>
-            <w:vAlign w:val="center"/>
-            <w:hideMark/>
-          </w:tcPr>
-          <w:p>
-            <w:pPr>
-              <w:pStyle w:val="font-claude-response-body"/>
-            </w:pPr>
-            <w:r>
-              <w:t>Confidentiality &amp; Privacy</w:t>
-            </w:r>
-          </w:p>
-        </w:tc>
-        <w:tc>
-          <w:tcPr>
-            <w:tcW w:w="0" w:type="auto"/>
-            <w:vAlign w:val="center"/>
-            <w:hideMark/>
-          </w:tcPr>
-          <w:p>
-            <w:pPr>
-              <w:pStyle w:val="font-claude-response-body"/>
-              <w:jc w:val="both"/>
-            </w:pPr>
-            <w:r>
-              <w:t>Legal documents often contain sensitive personal and corporate information requiring secure processing.</w:t>
-            </w:r>
-          </w:p>
-        </w:tc>
-      </w:tr>
-      <w:tr>
-        <w:trPr>
-          <w:tblCellSpacing w:w="15" w:type="dxa"/>
-        </w:trPr>
-        <w:tc>
-          <w:tcPr>
-            <w:tcW w:w="0" w:type="auto"/>
-            <w:vAlign w:val="center"/>
-            <w:hideMark/>
-          </w:tcPr>
-          <w:p>
-            <w:pPr>
-              <w:pStyle w:val="font-claude-response-body"/>
-            </w:pPr>
-            <w:r>
-              <w:t>Multiple Document Formats</w:t>
-            </w:r>
-          </w:p>
-        </w:tc>
-        <w:tc>
-          <w:tcPr>
-            <w:tcW w:w="0" w:type="auto"/>
-            <w:vAlign w:val="center"/>
-            <w:hideMark/>
-          </w:tcPr>
-          <w:p>
-            <w:pPr>
-              <w:pStyle w:val="font-claude-response-body"/>
-              <w:jc w:val="both"/>
-            </w:pPr>
-            <w:r>
-              <w:t>Legal files come as scanned PDFs, handwritten documents, Word files, or images requiring OCR before processing.</w:t>
-            </w:r>
-          </w:p>
-        </w:tc>
-      </w:tr>
-      <w:tr>
-        <w:trPr>
-          <w:tblCellSpacing w:w="15" w:type="dxa"/>
-        </w:trPr>
-        <w:tc>
-          <w:tcPr>
-            <w:tcW w:w="0" w:type="auto"/>
-            <w:vAlign w:val="center"/>
-            <w:hideMark/>
-          </w:tcPr>
-          <w:p>
-            <w:pPr>
-              <w:pStyle w:val="font-claude-response-body"/>
-            </w:pPr>
-            <w:r>
-              <w:lastRenderedPageBreak/>
-              <w:t>Multilingual Documents</w:t>
-            </w:r>
-          </w:p>
-        </w:tc>
-        <w:tc>
-          <w:tcPr>
-            <w:tcW w:w="0" w:type="auto"/>
-            <w:vAlign w:val="center"/>
-            <w:hideMark/>
-          </w:tcPr>
-          <w:p>
-            <w:pPr>
-              <w:pStyle w:val="font-claude-response-body"/>
-              <w:jc w:val="both"/>
-            </w:pPr>
-            <w:r>
-              <w:t>Courts and legal systems often use multiple languages within the same country.</w:t>
-            </w:r>
-          </w:p>
-        </w:tc>
-      </w:tr>
-      <w:tr>
-        <w:trPr>
-          <w:tblCellSpacing w:w="15" w:type="dxa"/>
-        </w:trPr>
-        <w:tc>
-          <w:tcPr>
-            <w:tcW w:w="0" w:type="auto"/>
-            <w:vAlign w:val="center"/>
-            <w:hideMark/>
-          </w:tcPr>
-          <w:p>
-            <w:pPr>
-              <w:pStyle w:val="font-claude-response-body"/>
-            </w:pPr>
-            <w:r>
-              <w:t>Hallucination</w:t>
-            </w:r>
-          </w:p>
-        </w:tc>
-        <w:tc>
-          <w:tcPr>
-            <w:tcW w:w="0" w:type="auto"/>
-            <w:vAlign w:val="center"/>
-            <w:hideMark/>
-          </w:tcPr>
-          <w:p>
-            <w:pPr>
-              <w:pStyle w:val="font-claude-response-body"/>
-              <w:jc w:val="both"/>
-            </w:pPr>
-            <w:r>
-              <w:t>Generative AI may fabricate facts or legal interpretations not present in the original document.</w:t>
-            </w:r>
-          </w:p>
-        </w:tc>
-      </w:tr>
-      <w:tr>
-        <w:trPr>
-          <w:tblCellSpacing w:w="15" w:type="dxa"/>
-        </w:trPr>
-        <w:tc>
-          <w:tcPr>
-            <w:tcW w:w="0" w:type="auto"/>
-            <w:vAlign w:val="center"/>
-            <w:hideMark/>
-          </w:tcPr>
-          <w:p>
-            <w:pPr>
-              <w:pStyle w:val="font-claude-response-body"/>
-            </w:pPr>
-            <w:r>
-              <w:t>Named Entity Recognition</w:t>
-            </w:r>
-          </w:p>
-        </w:tc>
-        <w:tc>
-          <w:tcPr>
-            <w:tcW w:w="0" w:type="auto"/>
-            <w:vAlign w:val="center"/>
-            <w:hideMark/>
-          </w:tcPr>
-          <w:p>
-            <w:pPr>
-              <w:pStyle w:val="font-claude-response-body"/>
-              <w:jc w:val="both"/>
-            </w:pPr>
-            <w:r>
-              <w:t>Correctly identifying judges, parties, organizations, dates, case numbers, and statutes is challenging.</w:t>
-            </w:r>
-          </w:p>
-        </w:tc>
-      </w:tr>
-      <w:tr>
-        <w:trPr>
-          <w:tblCellSpacing w:w="15" w:type="dxa"/>
-        </w:trPr>
-        <w:tc>
-          <w:tcPr>
-            <w:tcW w:w="0" w:type="auto"/>
-            <w:vAlign w:val="center"/>
-            <w:hideMark/>
-          </w:tcPr>
-          <w:p>
-            <w:pPr>
-              <w:pStyle w:val="font-claude-response-body"/>
-            </w:pPr>
-            <w:r>
-              <w:t>Citation Preservation</w:t>
-            </w:r>
-          </w:p>
-        </w:tc>
-        <w:tc>
-          <w:tcPr>
-            <w:tcW w:w="0" w:type="auto"/>
-            <w:vAlign w:val="center"/>
-            <w:hideMark/>
-          </w:tcPr>
-          <w:p>
-            <w:pPr>
-              <w:pStyle w:val="font-claude-response-body"/>
-              <w:jc w:val="both"/>
-            </w:pPr>
-            <w:r>
-              <w:t>Important legal citations and precedents must remain accurate in the summary.</w:t>
-            </w:r>
-          </w:p>
-        </w:tc>
-      </w:tr>
-    </w:tbl>
-    <w:p>
-      <w:pPr>
-        <w:pStyle w:val="font-claude-response-body"/>
-        <w:jc w:val="both"/>
-      </w:pPr>
-      <w:r>
-        <w:pict w14:anchorId="1D70C0D1">
-          <v:rect id="_x0000_i1044" style="width:0;height:1.5pt" o:hralign="center" o:hrstd="t" o:hr="t" fillcolor="#a0a0a0" stroked="f"/>
-        </w:pict>
-      </w:r>
-    </w:p>
-    <w:p>
-      <w:pPr>
-        <w:pStyle w:val="font-claude-response-body"/>
-        <w:jc w:val="both"/>
-        <w:rPr>
-          <w:b/>
-          <w:bCs/>
-        </w:rPr>
-      </w:pPr>
-      <w:r>
-        <w:rPr>
-          <w:b/>
-          <w:bCs/>
-        </w:rPr>
-        <w:t>3. Companies Solving These Challenges</w:t>
-      </w:r>
-    </w:p>
-    <w:tbl>
-      <w:tblPr>
-        <w:tblW w:w="0" w:type="auto"/>
-        <w:tblCellSpacing w:w="15" w:type="dxa"/>
-        <w:tblCellMar>
-          <w:top w:w="15" w:type="dxa"/>
-          <w:left w:w="15" w:type="dxa"/>
-          <w:bottom w:w="15" w:type="dxa"/>
-          <w:right w:w="15" w:type="dxa"/>
-        </w:tblCellMar>
-        <w:tblLook w:val="04A0" w:firstRow="1" w:lastRow="0" w:firstColumn="1" w:lastColumn="0" w:noHBand="0" w:noVBand="1"/>
-      </w:tblPr>
-      <w:tblGrid>
-        <w:gridCol w:w="1358"/>
-        <w:gridCol w:w="1366"/>
-        <w:gridCol w:w="2241"/>
-        <w:gridCol w:w="4061"/>
-      </w:tblGrid>
-      <w:tr>
-        <w:trPr>
-          <w:tblHeader/>
-          <w:tblCellSpacing w:w="15" w:type="dxa"/>
-        </w:trPr>
-        <w:tc>
-          <w:tcPr>
-            <w:tcW w:w="0" w:type="auto"/>
-            <w:vAlign w:val="center"/>
-            <w:hideMark/>
-          </w:tcPr>
-          <w:p>
-            <w:pPr>
-              <w:pStyle w:val="font-claude-response-body"/>
-              <w:jc w:val="both"/>
-              <w:rPr>
-                <w:b/>
-                <w:bCs/>
-              </w:rPr>
-            </w:pPr>
-            <w:r>
-              <w:rPr>
-                <w:b/>
-                <w:bCs/>
-              </w:rPr>
-              <w:t>Company</w:t>
-            </w:r>
-          </w:p>
-        </w:tc>
-        <w:tc>
-          <w:tcPr>
-            <w:tcW w:w="0" w:type="auto"/>
-            <w:vAlign w:val="center"/>
-            <w:hideMark/>
-          </w:tcPr>
-          <w:p>
-            <w:pPr>
-              <w:pStyle w:val="font-claude-response-body"/>
-              <w:jc w:val="both"/>
-              <w:rPr>
-                <w:b/>
-                <w:bCs/>
-              </w:rPr>
-            </w:pPr>
-            <w:r>
-              <w:rPr>
-                <w:b/>
-                <w:bCs/>
-              </w:rPr>
-              <w:t>Product</w:t>
-            </w:r>
-          </w:p>
-        </w:tc>
-        <w:tc>
-          <w:tcPr>
-            <w:tcW w:w="0" w:type="auto"/>
-            <w:vAlign w:val="center"/>
-            <w:hideMark/>
-          </w:tcPr>
-          <w:p>
-            <w:pPr>
-              <w:pStyle w:val="font-claude-response-body"/>
-              <w:jc w:val="both"/>
-              <w:rPr>
-                <w:b/>
-                <w:bCs/>
-              </w:rPr>
-            </w:pPr>
-            <w:r>
-              <w:rPr>
-                <w:b/>
-                <w:bCs/>
-              </w:rPr>
-              <w:t>Challenge Addressed</w:t>
-            </w:r>
-          </w:p>
-        </w:tc>
-        <w:tc>
-          <w:tcPr>
-            <w:tcW w:w="0" w:type="auto"/>
-            <w:vAlign w:val="center"/>
-            <w:hideMark/>
-          </w:tcPr>
-          <w:p>
-            <w:pPr>
-              <w:pStyle w:val="font-claude-response-body"/>
-              <w:jc w:val="both"/>
-              <w:rPr>
-                <w:b/>
-                <w:bCs/>
-              </w:rPr>
-            </w:pPr>
-            <w:r>
-              <w:rPr>
-                <w:b/>
-                <w:bCs/>
-              </w:rPr>
-              <w:t>Solution Used</w:t>
-            </w:r>
-          </w:p>
-        </w:tc>
-      </w:tr>
-      <w:tr>
-        <w:trPr>
-          <w:tblCellSpacing w:w="15" w:type="dxa"/>
-        </w:trPr>
-        <w:tc>
-          <w:tcPr>
-            <w:tcW w:w="0" w:type="auto"/>
-            <w:vAlign w:val="center"/>
-            <w:hideMark/>
-          </w:tcPr>
-          <w:p>
-            <w:pPr>
-              <w:pStyle w:val="font-claude-response-body"/>
-              <w:jc w:val="both"/>
-            </w:pPr>
-            <w:r>
-              <w:t>Harvey AI</w:t>
-            </w:r>
-          </w:p>
-        </w:tc>
-        <w:tc>
-          <w:tcPr>
-            <w:tcW w:w="0" w:type="auto"/>
-            <w:vAlign w:val="center"/>
-            <w:hideMark/>
-          </w:tcPr>
-          <w:p>
-            <w:pPr>
-              <w:pStyle w:val="font-claude-response-body"/>
-              <w:jc w:val="both"/>
-            </w:pPr>
-            <w:r>
-              <w:t>Legal AI Assistant</w:t>
-            </w:r>
-          </w:p>
-        </w:tc>
-        <w:tc>
-          <w:tcPr>
-            <w:tcW w:w="0" w:type="auto"/>
-            <w:vAlign w:val="center"/>
-            <w:hideMark/>
-          </w:tcPr>
-          <w:p>
-            <w:pPr>
-              <w:pStyle w:val="font-claude-response-body"/>
-              <w:jc w:val="both"/>
-            </w:pPr>
-            <w:r>
-              <w:t>Legal research, drafting, summarization</w:t>
-            </w:r>
-          </w:p>
-        </w:tc>
-        <w:tc>
-          <w:tcPr>
-            <w:tcW w:w="0" w:type="auto"/>
-            <w:vAlign w:val="center"/>
-            <w:hideMark/>
-          </w:tcPr>
-          <w:p>
-            <w:pPr>
-              <w:pStyle w:val="font-claude-response-body"/>
-              <w:jc w:val="both"/>
-            </w:pPr>
-            <w:r>
-              <w:t>Fine-tuned LLMs with Retrieval-Augmented Generation (RAG) and secure enterprise deployment</w:t>
-            </w:r>
-          </w:p>
-        </w:tc>
-      </w:tr>
-      <w:tr>
-        <w:trPr>
-          <w:tblCellSpacing w:w="15" w:type="dxa"/>
-        </w:trPr>
-        <w:tc>
-          <w:tcPr>
-            <w:tcW w:w="0" w:type="auto"/>
-            <w:vAlign w:val="center"/>
-            <w:hideMark/>
-          </w:tcPr>
-          <w:p>
-            <w:pPr>
-              <w:pStyle w:val="font-claude-response-body"/>
-              <w:jc w:val="both"/>
-            </w:pPr>
-            <w:r>
-              <w:t>Thomson Reuters</w:t>
-            </w:r>
-          </w:p>
-        </w:tc>
-        <w:tc>
-          <w:tcPr>
-            <w:tcW w:w="0" w:type="auto"/>
-            <w:vAlign w:val="center"/>
-            <w:hideMark/>
-          </w:tcPr>
-          <w:p>
-            <w:pPr>
-              <w:pStyle w:val="font-claude-response-body"/>
-              <w:jc w:val="both"/>
-            </w:pPr>
-            <w:proofErr w:type="spellStart"/>
-            <w:r>
-              <w:t>CoCounsel</w:t>
-            </w:r>
-            <w:proofErr w:type="spellEnd"/>
-          </w:p>
-        </w:tc>
-        <w:tc>
-          <w:tcPr>
-            <w:tcW w:w="0" w:type="auto"/>
-            <w:vAlign w:val="center"/>
-            <w:hideMark/>
-          </w:tcPr>
-          <w:p>
-            <w:pPr>
-              <w:pStyle w:val="font-claude-response-body"/>
-              <w:jc w:val="both"/>
-            </w:pPr>
-            <w:r>
-              <w:t>Large legal documents</w:t>
-            </w:r>
-          </w:p>
-        </w:tc>
-        <w:tc>
-          <w:tcPr>
-            <w:tcW w:w="0" w:type="auto"/>
-            <w:vAlign w:val="center"/>
-            <w:hideMark/>
-          </w:tcPr>
-          <w:p>
-            <w:pPr>
-              <w:pStyle w:val="font-claude-response-body"/>
-              <w:jc w:val="both"/>
-            </w:pPr>
-            <w:r>
-              <w:t>AI-assisted legal search, document summarization, contract review</w:t>
-            </w:r>
-          </w:p>
-        </w:tc>
-      </w:tr>
-      <w:tr>
-        <w:trPr>
-          <w:tblCellSpacing w:w="15" w:type="dxa"/>
-        </w:trPr>
-        <w:tc>
-          <w:tcPr>
-            <w:tcW w:w="0" w:type="auto"/>
-            <w:vAlign w:val="center"/>
-            <w:hideMark/>
-          </w:tcPr>
-          <w:p>
-            <w:pPr>
-              <w:pStyle w:val="font-claude-response-body"/>
-              <w:jc w:val="both"/>
-            </w:pPr>
-            <w:r>
-              <w:t>LexisNexis</w:t>
-            </w:r>
-          </w:p>
-        </w:tc>
-        <w:tc>
-          <w:tcPr>
-            <w:tcW w:w="0" w:type="auto"/>
-            <w:vAlign w:val="center"/>
-            <w:hideMark/>
-          </w:tcPr>
-          <w:p>
-            <w:pPr>
-              <w:pStyle w:val="font-claude-response-body"/>
-              <w:jc w:val="both"/>
-            </w:pPr>
-            <w:r>
-              <w:t>Lexis+ AI</w:t>
-            </w:r>
-          </w:p>
-        </w:tc>
-        <w:tc>
-          <w:tcPr>
-            <w:tcW w:w="0" w:type="auto"/>
-            <w:vAlign w:val="center"/>
-            <w:hideMark/>
-          </w:tcPr>
-          <w:p>
-            <w:pPr>
-              <w:pStyle w:val="font-claude-response-body"/>
-              <w:jc w:val="both"/>
-            </w:pPr>
-            <w:r>
-              <w:t>Legal research</w:t>
-            </w:r>
-          </w:p>
-        </w:tc>
-        <w:tc>
-          <w:tcPr>
-            <w:tcW w:w="0" w:type="auto"/>
-            <w:vAlign w:val="center"/>
-            <w:hideMark/>
-          </w:tcPr>
-          <w:p>
-            <w:pPr>
-              <w:pStyle w:val="font-claude-response-body"/>
-              <w:jc w:val="both"/>
-            </w:pPr>
-            <w:r>
-              <w:t>Uses proprietary legal databases with generative AI and citation verification</w:t>
-            </w:r>
-          </w:p>
-        </w:tc>
-      </w:tr>
-      <w:tr>
-        <w:trPr>
-          <w:tblCellSpacing w:w="15" w:type="dxa"/>
-        </w:trPr>
-        <w:tc>
-          <w:tcPr>
-            <w:tcW w:w="0" w:type="auto"/>
-            <w:vAlign w:val="center"/>
-            <w:hideMark/>
-          </w:tcPr>
-          <w:p>
-            <w:pPr>
-              <w:pStyle w:val="font-claude-response-body"/>
-              <w:jc w:val="both"/>
-            </w:pPr>
-            <w:r>
-              <w:t>Spellbook</w:t>
-            </w:r>
-          </w:p>
-        </w:tc>
-        <w:tc>
-          <w:tcPr>
-            <w:tcW w:w="0" w:type="auto"/>
-            <w:vAlign w:val="center"/>
-            <w:hideMark/>
-          </w:tcPr>
-          <w:p>
-            <w:pPr>
-              <w:pStyle w:val="font-claude-response-body"/>
-              <w:jc w:val="both"/>
-            </w:pPr>
-            <w:r>
-              <w:t>Spellbook</w:t>
-            </w:r>
-          </w:p>
-        </w:tc>
-        <w:tc>
-          <w:tcPr>
-            <w:tcW w:w="0" w:type="auto"/>
-            <w:vAlign w:val="center"/>
-            <w:hideMark/>
-          </w:tcPr>
-          <w:p>
-            <w:pPr>
-              <w:pStyle w:val="font-claude-response-body"/>
-              <w:jc w:val="both"/>
-            </w:pPr>
-            <w:r>
-              <w:t>Contract analysis</w:t>
-            </w:r>
-          </w:p>
-        </w:tc>
-        <w:tc>
-          <w:tcPr>
-            <w:tcW w:w="0" w:type="auto"/>
-            <w:vAlign w:val="center"/>
-            <w:hideMark/>
-          </w:tcPr>
-          <w:p>
-            <w:pPr>
-              <w:pStyle w:val="font-claude-response-body"/>
-              <w:jc w:val="both"/>
-            </w:pPr>
-            <w:r>
-              <w:t>GPT-based contract clause analysis integrated with Microsoft Word</w:t>
-            </w:r>
-          </w:p>
-        </w:tc>
-      </w:tr>
-      <w:tr>
-        <w:trPr>
-          <w:tblCellSpacing w:w="15" w:type="dxa"/>
-        </w:trPr>
-        <w:tc>
-          <w:tcPr>
-            <w:tcW w:w="0" w:type="auto"/>
-            <w:vAlign w:val="center"/>
-            <w:hideMark/>
-          </w:tcPr>
-          <w:p>
-            <w:pPr>
-              <w:pStyle w:val="font-claude-response-body"/>
-              <w:jc w:val="both"/>
-            </w:pPr>
-            <w:r>
-              <w:t>Luminance</w:t>
-            </w:r>
-          </w:p>
-        </w:tc>
-        <w:tc>
-          <w:tcPr>
-            <w:tcW w:w="0" w:type="auto"/>
-            <w:vAlign w:val="center"/>
-            <w:hideMark/>
-          </w:tcPr>
-          <w:p>
-            <w:pPr>
-              <w:pStyle w:val="font-claude-response-body"/>
-              <w:jc w:val="both"/>
-            </w:pPr>
-            <w:r>
-              <w:t>Luminance</w:t>
-            </w:r>
-          </w:p>
-        </w:tc>
-        <w:tc>
-          <w:tcPr>
-            <w:tcW w:w="0" w:type="auto"/>
-            <w:vAlign w:val="center"/>
-            <w:hideMark/>
-          </w:tcPr>
-          <w:p>
-            <w:pPr>
-              <w:pStyle w:val="font-claude-response-body"/>
-              <w:jc w:val="both"/>
-            </w:pPr>
-            <w:r>
-              <w:t>Contract review</w:t>
-            </w:r>
-          </w:p>
-        </w:tc>
-        <w:tc>
-          <w:tcPr>
-            <w:tcW w:w="0" w:type="auto"/>
-            <w:vAlign w:val="center"/>
-            <w:hideMark/>
-          </w:tcPr>
-          <w:p>
-            <w:pPr>
-              <w:pStyle w:val="font-claude-response-body"/>
-              <w:jc w:val="both"/>
-            </w:pPr>
-            <w:r>
-              <w:t>Machine learning for anomaly detection, clause extraction, and summarization</w:t>
-            </w:r>
-          </w:p>
-        </w:tc>
-      </w:tr>
-      <w:tr>
-        <w:trPr>
-          <w:tblCellSpacing w:w="15" w:type="dxa"/>
-        </w:trPr>
-        <w:tc>
-          <w:tcPr>
-            <w:tcW w:w="0" w:type="auto"/>
-            <w:vAlign w:val="center"/>
-            <w:hideMark/>
-          </w:tcPr>
-          <w:p>
-            <w:pPr>
-              <w:pStyle w:val="font-claude-response-body"/>
-              <w:jc w:val="both"/>
-            </w:pPr>
-            <w:proofErr w:type="spellStart"/>
-            <w:r>
-              <w:t>CaseMine</w:t>
-            </w:r>
-            <w:proofErr w:type="spellEnd"/>
-          </w:p>
-        </w:tc>
-        <w:tc>
-          <w:tcPr>
-            <w:tcW w:w="0" w:type="auto"/>
-            <w:vAlign w:val="center"/>
-            <w:hideMark/>
-          </w:tcPr>
-          <w:p>
-            <w:pPr>
-              <w:pStyle w:val="font-claude-response-body"/>
-              <w:jc w:val="both"/>
-            </w:pPr>
-            <w:proofErr w:type="spellStart"/>
-            <w:r>
-              <w:t>CaseMine</w:t>
-            </w:r>
-            <w:proofErr w:type="spellEnd"/>
-          </w:p>
-        </w:tc>
-        <w:tc>
-          <w:tcPr>
-            <w:tcW w:w="0" w:type="auto"/>
-            <w:vAlign w:val="center"/>
-            <w:hideMark/>
-          </w:tcPr>
-          <w:p>
-            <w:pPr>
-              <w:pStyle w:val="font-claude-response-body"/>
-              <w:jc w:val="both"/>
-            </w:pPr>
-            <w:r>
-              <w:t>Indian judgments</w:t>
-            </w:r>
-          </w:p>
-        </w:tc>
-        <w:tc>
-          <w:tcPr>
-            <w:tcW w:w="0" w:type="auto"/>
-            <w:vAlign w:val="center"/>
-            <w:hideMark/>
-          </w:tcPr>
-          <w:p>
-            <w:pPr>
-              <w:pStyle w:val="font-claude-response-body"/>
-              <w:jc w:val="both"/>
-            </w:pPr>
-            <w:r>
-              <w:t>AI-powered legal research, precedent identification, semantic search</w:t>
-            </w:r>
-          </w:p>
-        </w:tc>
-      </w:tr>
-      <w:tr>
-        <w:trPr>
-          <w:tblCellSpacing w:w="15" w:type="dxa"/>
-        </w:trPr>
-        <w:tc>
-          <w:tcPr>
-            <w:tcW w:w="0" w:type="auto"/>
-            <w:vAlign w:val="center"/>
-            <w:hideMark/>
-          </w:tcPr>
-          <w:p>
-            <w:pPr>
-              <w:pStyle w:val="font-claude-response-body"/>
-              <w:jc w:val="both"/>
-            </w:pPr>
-            <w:r>
-              <w:t>Juro</w:t>
-            </w:r>
-          </w:p>
-        </w:tc>
-        <w:tc>
-          <w:tcPr>
-            <w:tcW w:w="0" w:type="auto"/>
-            <w:vAlign w:val="center"/>
-            <w:hideMark/>
-          </w:tcPr>
-          <w:p>
-            <w:pPr>
-              <w:pStyle w:val="font-claude-response-body"/>
-              <w:jc w:val="both"/>
-            </w:pPr>
-            <w:r>
-              <w:t>Juro</w:t>
-            </w:r>
-          </w:p>
-        </w:tc>
-        <w:tc>
-          <w:tcPr>
-            <w:tcW w:w="0" w:type="auto"/>
-            <w:vAlign w:val="center"/>
-            <w:hideMark/>
-          </w:tcPr>
-          <w:p>
-            <w:pPr>
-              <w:pStyle w:val="font-claude-response-body"/>
-              <w:jc w:val="both"/>
-            </w:pPr>
-            <w:r>
-              <w:t>Contract lifecycle</w:t>
-            </w:r>
-          </w:p>
-        </w:tc>
-        <w:tc>
-          <w:tcPr>
-            <w:tcW w:w="0" w:type="auto"/>
-            <w:vAlign w:val="center"/>
-            <w:hideMark/>
-          </w:tcPr>
-          <w:p>
-            <w:pPr>
-              <w:pStyle w:val="font-claude-response-body"/>
-              <w:jc w:val="both"/>
-            </w:pPr>
-            <w:r>
-              <w:t>AI-assisted drafting, summarization, and clause extraction</w:t>
-            </w:r>
-          </w:p>
-        </w:tc>
-      </w:tr>
-      <w:tr>
-        <w:trPr>
-          <w:tblCellSpacing w:w="15" w:type="dxa"/>
-        </w:trPr>
-        <w:tc>
-          <w:tcPr>
-            <w:tcW w:w="0" w:type="auto"/>
-            <w:vAlign w:val="center"/>
-            <w:hideMark/>
-          </w:tcPr>
-          <w:p>
-            <w:pPr>
-              <w:pStyle w:val="font-claude-response-body"/>
-              <w:jc w:val="both"/>
-            </w:pPr>
-            <w:proofErr w:type="spellStart"/>
-            <w:r>
-              <w:t>Evisort</w:t>
-            </w:r>
-            <w:proofErr w:type="spellEnd"/>
-          </w:p>
-        </w:tc>
-        <w:tc>
-          <w:tcPr>
-            <w:tcW w:w="0" w:type="auto"/>
-            <w:vAlign w:val="center"/>
-            <w:hideMark/>
-          </w:tcPr>
-          <w:p>
-            <w:pPr>
-              <w:pStyle w:val="font-claude-response-body"/>
-              <w:jc w:val="both"/>
-            </w:pPr>
-            <w:proofErr w:type="spellStart"/>
-            <w:r>
-              <w:t>Evisort</w:t>
-            </w:r>
-            <w:proofErr w:type="spellEnd"/>
-          </w:p>
-        </w:tc>
-        <w:tc>
-          <w:tcPr>
-            <w:tcW w:w="0" w:type="auto"/>
-            <w:vAlign w:val="center"/>
-            <w:hideMark/>
-          </w:tcPr>
-          <w:p>
-            <w:pPr>
-              <w:pStyle w:val="font-claude-response-body"/>
-              <w:jc w:val="both"/>
-            </w:pPr>
-            <w:r>
-              <w:t>Enterprise contracts</w:t>
-            </w:r>
-          </w:p>
-        </w:tc>
-        <w:tc>
-          <w:tcPr>
-            <w:tcW w:w="0" w:type="auto"/>
-            <w:vAlign w:val="center"/>
-            <w:hideMark/>
-          </w:tcPr>
-          <w:p>
-            <w:pPr>
-              <w:pStyle w:val="font-claude-response-body"/>
-              <w:jc w:val="both"/>
-            </w:pPr>
-            <w:r>
-              <w:t>NLP-driven clause extraction, contract intelligence, obligation tracking</w:t>
-            </w:r>
-          </w:p>
-        </w:tc>
-      </w:tr>
-    </w:tbl>
-    <w:p>
-      <w:pPr>
-        <w:pStyle w:val="font-claude-response-body"/>
-        <w:jc w:val="both"/>
-      </w:pPr>
-      <w:r>
-        <w:pict w14:anchorId="09A1E360">
-          <v:rect id="_x0000_i1045" style="width:0;height:1.5pt" o:hralign="center" o:hrstd="t" o:hr="t" fillcolor="#a0a0a0" stroked="f"/>
-        </w:pict>
-      </w:r>
-    </w:p>
-    <w:p>
-      <w:pPr>
-        <w:pStyle w:val="font-claude-response-body"/>
-        <w:jc w:val="both"/>
-        <w:rPr>
-          <w:b/>
-          <w:bCs/>
-        </w:rPr>
-      </w:pPr>
-      <w:r>
-        <w:rPr>
-          <w:b/>
-          <w:bCs/>
-        </w:rPr>
-        <w:t>4. Role of NLP in Solving These Problems</w:t>
-      </w:r>
-    </w:p>
-    <w:tbl>
-      <w:tblPr>
-        <w:tblW w:w="0" w:type="auto"/>
-        <w:tblCellSpacing w:w="15" w:type="dxa"/>
-        <w:tblCellMar>
-          <w:top w:w="15" w:type="dxa"/>
-          <w:left w:w="15" w:type="dxa"/>
-          <w:bottom w:w="15" w:type="dxa"/>
-          <w:right w:w="15" w:type="dxa"/>
-        </w:tblCellMar>
-        <w:tblLook w:val="04A0" w:firstRow="1" w:lastRow="0" w:firstColumn="1" w:lastColumn="0" w:noHBand="0" w:noVBand="1"/>
-      </w:tblPr>
-      <w:tblGrid>
-        <w:gridCol w:w="2242"/>
-        <w:gridCol w:w="2896"/>
-        <w:gridCol w:w="3888"/>
-      </w:tblGrid>
-      <w:tr>
-        <w:trPr>
-          <w:tblHeader/>
-          <w:tblCellSpacing w:w="15" w:type="dxa"/>
-        </w:trPr>
-        <w:tc>
-          <w:tcPr>
-            <w:tcW w:w="0" w:type="auto"/>
-            <w:vAlign w:val="center"/>
-            <w:hideMark/>
-          </w:tcPr>
-          <w:p>
-            <w:pPr>
-              <w:pStyle w:val="font-claude-response-body"/>
-              <w:jc w:val="both"/>
-              <w:rPr>
-                <w:b/>
-                <w:bCs/>
-              </w:rPr>
-            </w:pPr>
-            <w:r>
-              <w:rPr>
-                <w:b/>
-                <w:bCs/>
-              </w:rPr>
-              <w:t>Problem</w:t>
-            </w:r>
-          </w:p>
-        </w:tc>
-        <w:tc>
-          <w:tcPr>
-            <w:tcW w:w="0" w:type="auto"/>
-            <w:vAlign w:val="center"/>
-            <w:hideMark/>
-          </w:tcPr>
-          <w:p>
-            <w:pPr>
-              <w:pStyle w:val="font-claude-response-body"/>
-              <w:jc w:val="both"/>
-              <w:rPr>
-                <w:b/>
-                <w:bCs/>
-              </w:rPr>
-            </w:pPr>
-            <w:r>
-              <w:rPr>
-                <w:b/>
-                <w:bCs/>
-              </w:rPr>
-              <w:t>NLP Technique</w:t>
-            </w:r>
-          </w:p>
-        </w:tc>
-        <w:tc>
-          <w:tcPr>
-            <w:tcW w:w="0" w:type="auto"/>
-            <w:vAlign w:val="center"/>
-            <w:hideMark/>
-          </w:tcPr>
-          <w:p>
-            <w:pPr>
-              <w:pStyle w:val="font-claude-response-body"/>
-              <w:jc w:val="both"/>
-              <w:rPr>
-                <w:b/>
-                <w:bCs/>
-              </w:rPr>
-            </w:pPr>
-            <w:r>
-              <w:rPr>
-                <w:b/>
-                <w:bCs/>
-              </w:rPr>
-              <w:t>Purpose</w:t>
-            </w:r>
-          </w:p>
-        </w:tc>
-      </w:tr>
-      <w:tr>
-        <w:trPr>
-          <w:tblCellSpacing w:w="15" w:type="dxa"/>
-        </w:trPr>
-        <w:tc>
-          <w:tcPr>
-            <w:tcW w:w="0" w:type="auto"/>
-            <w:vAlign w:val="center"/>
-            <w:hideMark/>
-          </w:tcPr>
-          <w:p>
-            <w:pPr>
-              <w:pStyle w:val="font-claude-response-body"/>
-            </w:pPr>
-            <w:r>
-              <w:t>Lengthy documents</w:t>
-            </w:r>
-          </w:p>
-        </w:tc>
-        <w:tc>
-          <w:tcPr>
-            <w:tcW w:w="0" w:type="auto"/>
-            <w:vAlign w:val="center"/>
-            <w:hideMark/>
-          </w:tcPr>
-          <w:p>
-            <w:pPr>
-              <w:pStyle w:val="font-claude-response-body"/>
-            </w:pPr>
-            <w:r>
-              <w:t>Text Summarization</w:t>
-            </w:r>
-          </w:p>
-        </w:tc>
-        <w:tc>
-          <w:tcPr>
-            <w:tcW w:w="0" w:type="auto"/>
-            <w:vAlign w:val="center"/>
-            <w:hideMark/>
-          </w:tcPr>
-          <w:p>
-            <w:pPr>
-              <w:pStyle w:val="font-claude-response-body"/>
-            </w:pPr>
-            <w:r>
-              <w:t>Generates concise summaries while preserving key information</w:t>
-            </w:r>
-          </w:p>
-        </w:tc>
-      </w:tr>
-      <w:tr>
-        <w:trPr>
-          <w:tblCellSpacing w:w="15" w:type="dxa"/>
-        </w:trPr>
-        <w:tc>
-          <w:tcPr>
-            <w:tcW w:w="0" w:type="auto"/>
-            <w:vAlign w:val="center"/>
-            <w:hideMark/>
-          </w:tcPr>
-          <w:p>
-            <w:pPr>
-              <w:pStyle w:val="font-claude-response-body"/>
-            </w:pPr>
-            <w:r>
-              <w:t>Legal terminology</w:t>
-            </w:r>
-          </w:p>
-        </w:tc>
-        <w:tc>
-          <w:tcPr>
-            <w:tcW w:w="0" w:type="auto"/>
-            <w:vAlign w:val="center"/>
-            <w:hideMark/>
-          </w:tcPr>
-          <w:p>
-            <w:pPr>
-              <w:pStyle w:val="font-claude-response-body"/>
-            </w:pPr>
-            <w:r>
-              <w:t>Domain-specific Language Models</w:t>
-            </w:r>
-          </w:p>
-        </w:tc>
-        <w:tc>
-          <w:tcPr>
-            <w:tcW w:w="0" w:type="auto"/>
-            <w:vAlign w:val="center"/>
-            <w:hideMark/>
-          </w:tcPr>
-          <w:p>
-            <w:pPr>
-              <w:pStyle w:val="font-claude-response-body"/>
-            </w:pPr>
-            <w:r>
-              <w:t>Understands legal vocabulary and context</w:t>
-            </w:r>
-          </w:p>
-        </w:tc>
-      </w:tr>
-      <w:tr>
-        <w:trPr>
-          <w:tblCellSpacing w:w="15" w:type="dxa"/>
-        </w:trPr>
-        <w:tc>
-          <w:tcPr>
-            <w:tcW w:w="0" w:type="auto"/>
-            <w:vAlign w:val="center"/>
-            <w:hideMark/>
-          </w:tcPr>
-          <w:p>
-            <w:pPr>
-              <w:pStyle w:val="font-claude-response-body"/>
-            </w:pPr>
-            <w:r>
-              <w:t>Identifying important information</w:t>
-            </w:r>
-          </w:p>
-        </w:tc>
-        <w:tc>
-          <w:tcPr>
-            <w:tcW w:w="0" w:type="auto"/>
-            <w:vAlign w:val="center"/>
-            <w:hideMark/>
-          </w:tcPr>
-          <w:p>
-            <w:pPr>
-              <w:pStyle w:val="font-claude-response-body"/>
-            </w:pPr>
-            <w:r>
-              <w:t>Named Entity Recognition (NER)</w:t>
-            </w:r>
-          </w:p>
-        </w:tc>
-        <w:tc>
-          <w:tcPr>
-            <w:tcW w:w="0" w:type="auto"/>
-            <w:vAlign w:val="center"/>
-            <w:hideMark/>
-          </w:tcPr>
-          <w:p>
-            <w:pPr>
-              <w:pStyle w:val="font-claude-response-body"/>
-            </w:pPr>
-            <w:r>
-              <w:t>Detects parties, judges, dates, statutes, organizations, and case numbers</w:t>
-            </w:r>
-          </w:p>
-        </w:tc>
-      </w:tr>
-      <w:tr>
-        <w:trPr>
-          <w:tblCellSpacing w:w="15" w:type="dxa"/>
-        </w:trPr>
-        <w:tc>
-          <w:tcPr>
-            <w:tcW w:w="0" w:type="auto"/>
-            <w:vAlign w:val="center"/>
-            <w:hideMark/>
-          </w:tcPr>
-          <w:p>
-            <w:pPr>
-              <w:pStyle w:val="font-claude-response-body"/>
-            </w:pPr>
-            <w:r>
-              <w:t>Finding similar cases</w:t>
-            </w:r>
-          </w:p>
-        </w:tc>
-        <w:tc>
-          <w:tcPr>
-            <w:tcW w:w="0" w:type="auto"/>
-            <w:vAlign w:val="center"/>
-            <w:hideMark/>
-          </w:tcPr>
-          <w:p>
-            <w:pPr>
-              <w:pStyle w:val="font-claude-response-body"/>
-            </w:pPr>
-            <w:r>
-              <w:t>Semantic Search</w:t>
-            </w:r>
-          </w:p>
-        </w:tc>
-        <w:tc>
-          <w:tcPr>
-            <w:tcW w:w="0" w:type="auto"/>
-            <w:vAlign w:val="center"/>
-            <w:hideMark/>
-          </w:tcPr>
-          <w:p>
-            <w:pPr>
-              <w:pStyle w:val="font-claude-response-body"/>
-            </w:pPr>
-            <w:r>
-              <w:t>Retrieves legally relevant judgments based on meaning instead of keywords</w:t>
-            </w:r>
-          </w:p>
-        </w:tc>
-      </w:tr>
-      <w:tr>
-        <w:trPr>
-          <w:tblCellSpacing w:w="15" w:type="dxa"/>
-        </w:trPr>
-        <w:tc>
-          <w:tcPr>
-            <w:tcW w:w="0" w:type="auto"/>
-            <w:vAlign w:val="center"/>
-            <w:hideMark/>
-          </w:tcPr>
-          <w:p>
-            <w:pPr>
-              <w:pStyle w:val="font-claude-response-body"/>
-            </w:pPr>
-            <w:r>
-              <w:lastRenderedPageBreak/>
-              <w:t>Organizing legal content</w:t>
-            </w:r>
-          </w:p>
-        </w:tc>
-        <w:tc>
-          <w:tcPr>
-            <w:tcW w:w="0" w:type="auto"/>
-            <w:vAlign w:val="center"/>
-            <w:hideMark/>
-          </w:tcPr>
-          <w:p>
-            <w:pPr>
-              <w:pStyle w:val="font-claude-response-body"/>
-            </w:pPr>
-            <w:r>
-              <w:t>Text Classification</w:t>
-            </w:r>
-          </w:p>
-        </w:tc>
-        <w:tc>
-          <w:tcPr>
-            <w:tcW w:w="0" w:type="auto"/>
-            <w:vAlign w:val="center"/>
-            <w:hideMark/>
-          </w:tcPr>
-          <w:p>
-            <w:pPr>
-              <w:pStyle w:val="font-claude-response-body"/>
-            </w:pPr>
-            <w:r>
-              <w:t>Categorizes documents (contracts, petitions, judgments, notices, etc.)</w:t>
-            </w:r>
-          </w:p>
-        </w:tc>
-      </w:tr>
-      <w:tr>
-        <w:trPr>
-          <w:tblCellSpacing w:w="15" w:type="dxa"/>
-        </w:trPr>
-        <w:tc>
-          <w:tcPr>
-            <w:tcW w:w="0" w:type="auto"/>
-            <w:vAlign w:val="center"/>
-            <w:hideMark/>
-          </w:tcPr>
-          <w:p>
-            <w:pPr>
-              <w:pStyle w:val="font-claude-response-body"/>
-            </w:pPr>
-            <w:r>
-              <w:t>Clause identification</w:t>
-            </w:r>
-          </w:p>
-        </w:tc>
-        <w:tc>
-          <w:tcPr>
-            <w:tcW w:w="0" w:type="auto"/>
-            <w:vAlign w:val="center"/>
-            <w:hideMark/>
-          </w:tcPr>
-          <w:p>
-            <w:pPr>
-              <w:pStyle w:val="font-claude-response-body"/>
-            </w:pPr>
-            <w:r>
-              <w:t>Information Extraction</w:t>
-            </w:r>
-          </w:p>
-        </w:tc>
-        <w:tc>
-          <w:tcPr>
-            <w:tcW w:w="0" w:type="auto"/>
-            <w:vAlign w:val="center"/>
-            <w:hideMark/>
-          </w:tcPr>
-          <w:p>
-            <w:pPr>
-              <w:pStyle w:val="font-claude-response-body"/>
-            </w:pPr>
-            <w:r>
-              <w:t>Extracts obligations, payment terms, confidentiality clauses, and penalties</w:t>
-            </w:r>
-          </w:p>
-        </w:tc>
-      </w:tr>
-      <w:tr>
-        <w:trPr>
-          <w:tblCellSpacing w:w="15" w:type="dxa"/>
-        </w:trPr>
-        <w:tc>
-          <w:tcPr>
-            <w:tcW w:w="0" w:type="auto"/>
-            <w:vAlign w:val="center"/>
-            <w:hideMark/>
-          </w:tcPr>
-          <w:p>
-            <w:pPr>
-              <w:pStyle w:val="font-claude-response-body"/>
-            </w:pPr>
-            <w:r>
-              <w:t>Handling scanned documents</w:t>
-            </w:r>
-          </w:p>
-        </w:tc>
-        <w:tc>
-          <w:tcPr>
-            <w:tcW w:w="0" w:type="auto"/>
-            <w:vAlign w:val="center"/>
-            <w:hideMark/>
-          </w:tcPr>
-          <w:p>
-            <w:pPr>
-              <w:pStyle w:val="font-claude-response-body"/>
-            </w:pPr>
-            <w:r>
-              <w:t>OCR + NLP</w:t>
-            </w:r>
-          </w:p>
-        </w:tc>
-        <w:tc>
-          <w:tcPr>
-            <w:tcW w:w="0" w:type="auto"/>
-            <w:vAlign w:val="center"/>
-            <w:hideMark/>
-          </w:tcPr>
-          <w:p>
-            <w:pPr>
-              <w:pStyle w:val="font-claude-response-body"/>
-            </w:pPr>
-            <w:r>
-              <w:t>Converts scanned legal documents into machine-readable text</w:t>
-            </w:r>
-          </w:p>
-        </w:tc>
-      </w:tr>
-      <w:tr>
-        <w:trPr>
-          <w:tblCellSpacing w:w="15" w:type="dxa"/>
-        </w:trPr>
-        <w:tc>
-          <w:tcPr>
-            <w:tcW w:w="0" w:type="auto"/>
-            <w:vAlign w:val="center"/>
-            <w:hideMark/>
-          </w:tcPr>
-          <w:p>
-            <w:pPr>
-              <w:pStyle w:val="font-claude-response-body"/>
-            </w:pPr>
-            <w:r>
-              <w:t>Multiple languages</w:t>
-            </w:r>
-          </w:p>
-        </w:tc>
-        <w:tc>
-          <w:tcPr>
-            <w:tcW w:w="0" w:type="auto"/>
-            <w:vAlign w:val="center"/>
-            <w:hideMark/>
-          </w:tcPr>
-          <w:p>
-            <w:pPr>
-              <w:pStyle w:val="font-claude-response-body"/>
-            </w:pPr>
-            <w:r>
-              <w:t>Machine Translation + Multilingual NLP</w:t>
-            </w:r>
-          </w:p>
-        </w:tc>
-        <w:tc>
-          <w:tcPr>
-            <w:tcW w:w="0" w:type="auto"/>
-            <w:vAlign w:val="center"/>
-            <w:hideMark/>
-          </w:tcPr>
-          <w:p>
-            <w:pPr>
-              <w:pStyle w:val="font-claude-response-body"/>
-            </w:pPr>
-            <w:r>
-              <w:t>Processes legal documents across different languages</w:t>
-            </w:r>
-          </w:p>
-        </w:tc>
-      </w:tr>
-      <w:tr>
-        <w:trPr>
-          <w:tblCellSpacing w:w="15" w:type="dxa"/>
-        </w:trPr>
-        <w:tc>
-          <w:tcPr>
-            <w:tcW w:w="0" w:type="auto"/>
-            <w:vAlign w:val="center"/>
-            <w:hideMark/>
-          </w:tcPr>
-          <w:p>
-            <w:pPr>
-              <w:pStyle w:val="font-claude-response-body"/>
-            </w:pPr>
-            <w:r>
-              <w:t>Reducing hallucinations</w:t>
-            </w:r>
-          </w:p>
-        </w:tc>
-        <w:tc>
-          <w:tcPr>
-            <w:tcW w:w="0" w:type="auto"/>
-            <w:vAlign w:val="center"/>
-            <w:hideMark/>
-          </w:tcPr>
-          <w:p>
-            <w:pPr>
-              <w:pStyle w:val="font-claude-response-body"/>
-            </w:pPr>
-            <w:r>
-              <w:t>Retrieval-Augmented Generation (RAG)</w:t>
-            </w:r>
-          </w:p>
-        </w:tc>
-        <w:tc>
-          <w:tcPr>
-            <w:tcW w:w="0" w:type="auto"/>
-            <w:vAlign w:val="center"/>
-            <w:hideMark/>
-          </w:tcPr>
-          <w:p>
-            <w:pPr>
-              <w:pStyle w:val="font-claude-response-body"/>
-            </w:pPr>
-            <w:r>
-              <w:t>Grounds summaries in the source document to improve factual accuracy</w:t>
-            </w:r>
-          </w:p>
-        </w:tc>
-      </w:tr>
-      <w:tr>
-        <w:trPr>
-          <w:tblCellSpacing w:w="15" w:type="dxa"/>
-        </w:trPr>
-        <w:tc>
-          <w:tcPr>
-            <w:tcW w:w="0" w:type="auto"/>
-            <w:vAlign w:val="center"/>
-            <w:hideMark/>
-          </w:tcPr>
-          <w:p>
-            <w:pPr>
-              <w:pStyle w:val="font-claude-response-body"/>
-            </w:pPr>
-            <w:r>
-              <w:t>Detecting legal references</w:t>
-            </w:r>
-          </w:p>
-        </w:tc>
-        <w:tc>
-          <w:tcPr>
-            <w:tcW w:w="0" w:type="auto"/>
-            <w:vAlign w:val="center"/>
-            <w:hideMark/>
-          </w:tcPr>
-          <w:p>
-            <w:pPr>
-              <w:pStyle w:val="font-claude-response-body"/>
-            </w:pPr>
-            <w:r>
-              <w:t>Citation Extraction</w:t>
-            </w:r>
-          </w:p>
-        </w:tc>
-        <w:tc>
-          <w:tcPr>
-            <w:tcW w:w="0" w:type="auto"/>
-            <w:vAlign w:val="center"/>
-            <w:hideMark/>
-          </w:tcPr>
-          <w:p>
-            <w:pPr>
-              <w:pStyle w:val="font-claude-response-body"/>
-            </w:pPr>
-            <w:r>
-              <w:t>Identifies statutes, case citations, and legal precedents accurately</w:t>
-            </w:r>
-          </w:p>
-        </w:tc>
-      </w:tr>
-      <w:tr>
-        <w:trPr>
-          <w:tblCellSpacing w:w="15" w:type="dxa"/>
-        </w:trPr>
-        <w:tc>
-          <w:tcPr>
-            <w:tcW w:w="0" w:type="auto"/>
-            <w:vAlign w:val="center"/>
-            <w:hideMark/>
-          </w:tcPr>
-          <w:p>
-            <w:pPr>
-              <w:pStyle w:val="font-claude-response-body"/>
-            </w:pPr>
-            <w:r>
-              <w:t>Understanding context</w:t>
-            </w:r>
-          </w:p>
-        </w:tc>
-        <w:tc>
-          <w:tcPr>
-            <w:tcW w:w="0" w:type="auto"/>
-            <w:vAlign w:val="center"/>
-            <w:hideMark/>
-          </w:tcPr>
-          <w:p>
-            <w:pPr>
-              <w:pStyle w:val="font-claude-response-body"/>
-            </w:pPr>
-            <w:r>
-              <w:t xml:space="preserve">Transformer Models (BERT, </w:t>
-            </w:r>
-            <w:proofErr w:type="spellStart"/>
-            <w:r>
-              <w:t>LegalBERT</w:t>
-            </w:r>
-            <w:proofErr w:type="spellEnd"/>
-            <w:r>
-              <w:t>, LLMs)</w:t>
-            </w:r>
-          </w:p>
-        </w:tc>
-        <w:tc>
-          <w:tcPr>
-            <w:tcW w:w="0" w:type="auto"/>
-            <w:vAlign w:val="center"/>
-            <w:hideMark/>
-          </w:tcPr>
-          <w:p>
-            <w:pPr>
-              <w:pStyle w:val="font-claude-response-body"/>
-            </w:pPr>
-            <w:r>
-              <w:t>Captures relationships between clauses and legal concepts</w:t>
-            </w:r>
-          </w:p>
-        </w:tc>
-      </w:tr>
-    </w:tbl>
-    <w:p>
-      <w:pPr>
-        <w:pStyle w:val="font-claude-response-body"/>
-        <w:jc w:val="both"/>
-      </w:pPr>
-    </w:p>
-    <w:p>
-      <w:pPr>
-        <w:pStyle w:val="font-claude-response-body"/>
-        <w:jc w:val="both"/>
-      </w:pPr>
+      </w:pPr>
+      <w:r>
+        <w:rPr>
+          <w:rStyle w:val="selectable-text1"/>
+        </w:rPr>
+        <w:t>Legal Jargon and Latin Terminology: Documents contain archaic English, Latin phrases such as "prima facie" and "inter alia," and highly technical legal terminology that required custom preprocessing using a legal-to-plain-English dictionary.</w:t>
+      </w:r>
+    </w:p>
+    <w:p>
+      <w:pPr>
+        <w:pStyle w:val="selectable-text"/>
+        <w:numPr>
+          <w:ilvl w:val="0"/>
+          <w:numId w:val="1"/>
+        </w:numPr>
+      </w:pPr>
+      <w:r>
+        <w:rPr>
+          <w:rStyle w:val="selectable-text1"/>
+        </w:rPr>
+        <w:t>Inconsistent Formatting: Judgments sourced across different years and benches follow inconsistent formatting conventions, requiring normalization of whitespace, punctuation, and paragraph structure before processing.</w:t>
+      </w:r>
+    </w:p>
+    <w:p>
+      <w:pPr>
+        <w:pStyle w:val="selectable-text"/>
+        <w:numPr>
+          <w:ilvl w:val="0"/>
+          <w:numId w:val="1"/>
+        </w:numPr>
+      </w:pPr>
+      <w:r>
+        <w:rPr>
+          <w:rStyle w:val="selectable-text1"/>
+        </w:rPr>
+        <w:t>Noisy OCR Text: Older judgments available only in scanned format contain OCR errors such as misread characters and broken words, requiring text cleaning pipelines before feeding into the model.</w:t>
+      </w:r>
+    </w:p>
+    <w:p>
+      <w:pPr>
+        <w:pStyle w:val="selectable-text"/>
+        <w:numPr>
+          <w:ilvl w:val="0"/>
+          <w:numId w:val="1"/>
+        </w:numPr>
+      </w:pPr>
+      <w:r>
+        <w:rPr>
+          <w:rStyle w:val="selectable-text1"/>
+        </w:rPr>
+        <w:t>PII Redaction: Documents contain personally identifiable information such as names, addresses, and case numbers of individuals which must be detected and redacted before the dataset can be published or used responsibly.</w:t>
+      </w:r>
+    </w:p>
+    <w:p>
+      <w:pPr>
+        <w:pStyle w:val="selectable-text"/>
+        <w:rPr>
+          <w:b/>
+          <w:bCs/>
+          <w:sz w:val="28"/>
+          <w:szCs w:val="28"/>
+        </w:rPr>
+      </w:pPr>
+      <w:r>
+        <w:rPr>
+          <w:rStyle w:val="selectable-text1"/>
+          <w:b/>
+          <w:bCs/>
+          <w:sz w:val="28"/>
+          <w:szCs w:val="28"/>
+        </w:rPr>
+        <w:t>8. Novelty</w:t>
+      </w:r>
+    </w:p>
+    <w:p>
+      <w:pPr>
+        <w:pStyle w:val="selectable-text"/>
+        <w:numPr>
+          <w:ilvl w:val="0"/>
+          <w:numId w:val="1"/>
+        </w:numPr>
+        <w:rPr>
+          <w:b/>
+          <w:bCs/>
+        </w:rPr>
+      </w:pPr>
+      <w:r>
+        <w:rPr>
+          <w:rStyle w:val="selectable-text1"/>
+          <w:b/>
+          <w:bCs/>
+        </w:rPr>
+        <w:t>Novelty A</w:t>
+      </w:r>
+      <w:r>
+        <w:rPr>
+          <w:rStyle w:val="selectable-text1"/>
+          <w:b/>
+          <w:bCs/>
+        </w:rPr>
+        <w:t xml:space="preserve"> -</w:t>
+      </w:r>
+      <w:r>
+        <w:rPr>
+          <w:rStyle w:val="selectable-text1"/>
+          <w:b/>
+          <w:bCs/>
+        </w:rPr>
+        <w:t xml:space="preserve"> "Cite &amp; Verify" Attribution Mapping:</w:t>
+      </w:r>
+    </w:p>
+    <w:p>
+      <w:pPr>
+        <w:pStyle w:val="selectable-text"/>
+        <w:ind w:left="720"/>
+      </w:pPr>
+      <w:r>
+        <w:rPr>
+          <w:rStyle w:val="selectable-text1"/>
+        </w:rPr>
+        <w:t xml:space="preserve">The most critical problem with AI in legal contexts is hallucination </w:t>
+      </w:r>
+      <w:r>
+        <w:rPr>
+          <w:rStyle w:val="selectable-text1"/>
+        </w:rPr>
+        <w:t>-</w:t>
+      </w:r>
+      <w:r>
+        <w:rPr>
+          <w:rStyle w:val="selectable-text1"/>
+        </w:rPr>
+        <w:t xml:space="preserve"> the generation of confident but factually incorrect information. </w:t>
+      </w:r>
+      <w:proofErr w:type="spellStart"/>
+      <w:r>
+        <w:rPr>
+          <w:rStyle w:val="selectable-text1"/>
+        </w:rPr>
+        <w:t>LegalLens</w:t>
+      </w:r>
+      <w:proofErr w:type="spellEnd"/>
+      <w:r>
+        <w:rPr>
+          <w:rStyle w:val="selectable-text1"/>
+        </w:rPr>
+        <w:t xml:space="preserve"> addresses this by implementing a Cross-Encoder based attribution mapping system where every sentence in the generated summary is traced back and linked to the exact paragraph in the original judgment it was derived from. This ensures that users can verify every claim in the summary against the source document, making the output legally reliable and transparent.</w:t>
+      </w:r>
+    </w:p>
+    <w:p>
+      <w:pPr>
+        <w:pStyle w:val="selectable-text"/>
+        <w:numPr>
+          <w:ilvl w:val="0"/>
+          <w:numId w:val="1"/>
+        </w:numPr>
+        <w:rPr>
+          <w:b/>
+          <w:bCs/>
+        </w:rPr>
+      </w:pPr>
+      <w:r>
+        <w:rPr>
+          <w:rStyle w:val="selectable-text1"/>
+          <w:b/>
+          <w:bCs/>
+        </w:rPr>
+        <w:t xml:space="preserve"> Novelty B </w:t>
+      </w:r>
+      <w:r>
+        <w:rPr>
+          <w:rStyle w:val="selectable-text1"/>
+          <w:b/>
+          <w:bCs/>
+        </w:rPr>
+        <w:t>-</w:t>
+      </w:r>
+      <w:r>
+        <w:rPr>
+          <w:rStyle w:val="selectable-text1"/>
+          <w:b/>
+          <w:bCs/>
+        </w:rPr>
+        <w:t xml:space="preserve"> Layman Toggle (Jargon Simplification):</w:t>
+      </w:r>
+    </w:p>
+    <w:p>
+      <w:pPr>
+        <w:pStyle w:val="selectable-text"/>
+        <w:ind w:left="720"/>
+      </w:pPr>
+      <w:r>
+        <w:rPr>
+          <w:rStyle w:val="selectable-text1"/>
+        </w:rPr>
+        <w:t xml:space="preserve">Legal documents are filled with complex Latin terms and technical legal language that the average citizen cannot understand. </w:t>
+      </w:r>
+      <w:proofErr w:type="spellStart"/>
+      <w:r>
+        <w:rPr>
+          <w:rStyle w:val="selectable-text1"/>
+        </w:rPr>
+        <w:t>LegalLens</w:t>
+      </w:r>
+      <w:proofErr w:type="spellEnd"/>
+      <w:r>
+        <w:rPr>
+          <w:rStyle w:val="selectable-text1"/>
+        </w:rPr>
+        <w:t xml:space="preserve"> introduces a "Layman Toggle" feature that, when activated, replaces all legal jargon in the generated summary with plain, everyday English equivalents using a custom legal-to-simple dictionary built on WordNet mappings. This makes the summary accessible to users with no legal background whatsoever.</w:t>
+      </w:r>
+    </w:p>
+    <w:p>
+      <w:pPr>
+        <w:pStyle w:val="selectable-text"/>
+        <w:numPr>
+          <w:ilvl w:val="0"/>
+          <w:numId w:val="1"/>
+        </w:numPr>
+        <w:rPr>
+          <w:b/>
+          <w:bCs/>
+        </w:rPr>
+      </w:pPr>
+      <w:r>
+        <w:rPr>
+          <w:rStyle w:val="selectable-text1"/>
+          <w:b/>
+          <w:bCs/>
+        </w:rPr>
+        <w:t xml:space="preserve">Novelty C </w:t>
+      </w:r>
+      <w:r>
+        <w:rPr>
+          <w:rStyle w:val="selectable-text1"/>
+          <w:b/>
+          <w:bCs/>
+        </w:rPr>
+        <w:t>-</w:t>
+      </w:r>
+      <w:r>
+        <w:rPr>
+          <w:rStyle w:val="selectable-text1"/>
+          <w:b/>
+          <w:bCs/>
+        </w:rPr>
+        <w:t xml:space="preserve"> India-Specific Legal Focus:</w:t>
+      </w:r>
+    </w:p>
+    <w:p>
+      <w:pPr>
+        <w:pStyle w:val="selectable-text"/>
+        <w:ind w:left="720"/>
+      </w:pPr>
+      <w:r>
+        <w:rPr>
+          <w:rStyle w:val="selectable-text1"/>
+        </w:rPr>
+        <w:t xml:space="preserve">Unlike existing legal AI tools that are trained predominantly on US or UK legal datasets, </w:t>
+      </w:r>
+      <w:proofErr w:type="spellStart"/>
+      <w:r>
+        <w:rPr>
+          <w:rStyle w:val="selectable-text1"/>
+        </w:rPr>
+        <w:t>LegalLens</w:t>
+      </w:r>
+      <w:proofErr w:type="spellEnd"/>
+      <w:r>
+        <w:rPr>
+          <w:rStyle w:val="selectable-text1"/>
+        </w:rPr>
+        <w:t xml:space="preserve"> is specifically trained on Indian Supreme Court judgments using the IN-Abs dataset. This makes it uniquely suited to handle Indian legal language, citation styles, and judicial reasoning patterns that differ significantly from Western legal systems.</w:t>
+      </w:r>
     </w:p>
     <w:sectPr>
       <w:pgSz w:w="11906" w:h="16838"/>
@@ -3417,9 +1749,348 @@
     </w:lvl>
   </w:abstractNum>
   <w:abstractNum w:abstractNumId="1" w15:restartNumberingAfterBreak="0">
-    <w:nsid w:val="16394A8C"/>
+    <w:nsid w:val="2100273B"/>
+    <w:multiLevelType w:val="hybridMultilevel"/>
+    <w:tmpl w:val="629C80A8"/>
+    <w:lvl w:ilvl="0" w:tplc="40090001">
+      <w:start w:val="1"/>
+      <w:numFmt w:val="bullet"/>
+      <w:lvlText w:val=""/>
+      <w:lvlJc w:val="left"/>
+      <w:pPr>
+        <w:ind w:left="720" w:hanging="360"/>
+      </w:pPr>
+      <w:rPr>
+        <w:rFonts w:ascii="Symbol" w:hAnsi="Symbol" w:hint="default"/>
+      </w:rPr>
+    </w:lvl>
+    <w:lvl w:ilvl="1" w:tplc="40090003" w:tentative="1">
+      <w:start w:val="1"/>
+      <w:numFmt w:val="bullet"/>
+      <w:lvlText w:val="o"/>
+      <w:lvlJc w:val="left"/>
+      <w:pPr>
+        <w:ind w:left="1440" w:hanging="360"/>
+      </w:pPr>
+      <w:rPr>
+        <w:rFonts w:ascii="Courier New" w:hAnsi="Courier New" w:cs="Courier New" w:hint="default"/>
+      </w:rPr>
+    </w:lvl>
+    <w:lvl w:ilvl="2" w:tplc="40090005" w:tentative="1">
+      <w:start w:val="1"/>
+      <w:numFmt w:val="bullet"/>
+      <w:lvlText w:val=""/>
+      <w:lvlJc w:val="left"/>
+      <w:pPr>
+        <w:ind w:left="2160" w:hanging="360"/>
+      </w:pPr>
+      <w:rPr>
+        <w:rFonts w:ascii="Wingdings" w:hAnsi="Wingdings" w:hint="default"/>
+      </w:rPr>
+    </w:lvl>
+    <w:lvl w:ilvl="3" w:tplc="40090001" w:tentative="1">
+      <w:start w:val="1"/>
+      <w:numFmt w:val="bullet"/>
+      <w:lvlText w:val=""/>
+      <w:lvlJc w:val="left"/>
+      <w:pPr>
+        <w:ind w:left="2880" w:hanging="360"/>
+      </w:pPr>
+      <w:rPr>
+        <w:rFonts w:ascii="Symbol" w:hAnsi="Symbol" w:hint="default"/>
+      </w:rPr>
+    </w:lvl>
+    <w:lvl w:ilvl="4" w:tplc="40090003" w:tentative="1">
+      <w:start w:val="1"/>
+      <w:numFmt w:val="bullet"/>
+      <w:lvlText w:val="o"/>
+      <w:lvlJc w:val="left"/>
+      <w:pPr>
+        <w:ind w:left="3600" w:hanging="360"/>
+      </w:pPr>
+      <w:rPr>
+        <w:rFonts w:ascii="Courier New" w:hAnsi="Courier New" w:cs="Courier New" w:hint="default"/>
+      </w:rPr>
+    </w:lvl>
+    <w:lvl w:ilvl="5" w:tplc="40090005" w:tentative="1">
+      <w:start w:val="1"/>
+      <w:numFmt w:val="bullet"/>
+      <w:lvlText w:val=""/>
+      <w:lvlJc w:val="left"/>
+      <w:pPr>
+        <w:ind w:left="4320" w:hanging="360"/>
+      </w:pPr>
+      <w:rPr>
+        <w:rFonts w:ascii="Wingdings" w:hAnsi="Wingdings" w:hint="default"/>
+      </w:rPr>
+    </w:lvl>
+    <w:lvl w:ilvl="6" w:tplc="40090001" w:tentative="1">
+      <w:start w:val="1"/>
+      <w:numFmt w:val="bullet"/>
+      <w:lvlText w:val=""/>
+      <w:lvlJc w:val="left"/>
+      <w:pPr>
+        <w:ind w:left="5040" w:hanging="360"/>
+      </w:pPr>
+      <w:rPr>
+        <w:rFonts w:ascii="Symbol" w:hAnsi="Symbol" w:hint="default"/>
+      </w:rPr>
+    </w:lvl>
+    <w:lvl w:ilvl="7" w:tplc="40090003" w:tentative="1">
+      <w:start w:val="1"/>
+      <w:numFmt w:val="bullet"/>
+      <w:lvlText w:val="o"/>
+      <w:lvlJc w:val="left"/>
+      <w:pPr>
+        <w:ind w:left="5760" w:hanging="360"/>
+      </w:pPr>
+      <w:rPr>
+        <w:rFonts w:ascii="Courier New" w:hAnsi="Courier New" w:cs="Courier New" w:hint="default"/>
+      </w:rPr>
+    </w:lvl>
+    <w:lvl w:ilvl="8" w:tplc="40090005" w:tentative="1">
+      <w:start w:val="1"/>
+      <w:numFmt w:val="bullet"/>
+      <w:lvlText w:val=""/>
+      <w:lvlJc w:val="left"/>
+      <w:pPr>
+        <w:ind w:left="6480" w:hanging="360"/>
+      </w:pPr>
+      <w:rPr>
+        <w:rFonts w:ascii="Wingdings" w:hAnsi="Wingdings" w:hint="default"/>
+      </w:rPr>
+    </w:lvl>
+  </w:abstractNum>
+  <w:abstractNum w:abstractNumId="2" w15:restartNumberingAfterBreak="0">
+    <w:nsid w:val="3C0F53F4"/>
+    <w:multiLevelType w:val="hybridMultilevel"/>
+    <w:tmpl w:val="E1FC199E"/>
+    <w:lvl w:ilvl="0" w:tplc="40090001">
+      <w:start w:val="1"/>
+      <w:numFmt w:val="bullet"/>
+      <w:lvlText w:val=""/>
+      <w:lvlJc w:val="left"/>
+      <w:pPr>
+        <w:ind w:left="720" w:hanging="360"/>
+      </w:pPr>
+      <w:rPr>
+        <w:rFonts w:ascii="Symbol" w:hAnsi="Symbol" w:hint="default"/>
+      </w:rPr>
+    </w:lvl>
+    <w:lvl w:ilvl="1" w:tplc="40090003" w:tentative="1">
+      <w:start w:val="1"/>
+      <w:numFmt w:val="bullet"/>
+      <w:lvlText w:val="o"/>
+      <w:lvlJc w:val="left"/>
+      <w:pPr>
+        <w:ind w:left="1440" w:hanging="360"/>
+      </w:pPr>
+      <w:rPr>
+        <w:rFonts w:ascii="Courier New" w:hAnsi="Courier New" w:cs="Courier New" w:hint="default"/>
+      </w:rPr>
+    </w:lvl>
+    <w:lvl w:ilvl="2" w:tplc="40090005" w:tentative="1">
+      <w:start w:val="1"/>
+      <w:numFmt w:val="bullet"/>
+      <w:lvlText w:val=""/>
+      <w:lvlJc w:val="left"/>
+      <w:pPr>
+        <w:ind w:left="2160" w:hanging="360"/>
+      </w:pPr>
+      <w:rPr>
+        <w:rFonts w:ascii="Wingdings" w:hAnsi="Wingdings" w:hint="default"/>
+      </w:rPr>
+    </w:lvl>
+    <w:lvl w:ilvl="3" w:tplc="40090001" w:tentative="1">
+      <w:start w:val="1"/>
+      <w:numFmt w:val="bullet"/>
+      <w:lvlText w:val=""/>
+      <w:lvlJc w:val="left"/>
+      <w:pPr>
+        <w:ind w:left="2880" w:hanging="360"/>
+      </w:pPr>
+      <w:rPr>
+        <w:rFonts w:ascii="Symbol" w:hAnsi="Symbol" w:hint="default"/>
+      </w:rPr>
+    </w:lvl>
+    <w:lvl w:ilvl="4" w:tplc="40090003" w:tentative="1">
+      <w:start w:val="1"/>
+      <w:numFmt w:val="bullet"/>
+      <w:lvlText w:val="o"/>
+      <w:lvlJc w:val="left"/>
+      <w:pPr>
+        <w:ind w:left="3600" w:hanging="360"/>
+      </w:pPr>
+      <w:rPr>
+        <w:rFonts w:ascii="Courier New" w:hAnsi="Courier New" w:cs="Courier New" w:hint="default"/>
+      </w:rPr>
+    </w:lvl>
+    <w:lvl w:ilvl="5" w:tplc="40090005" w:tentative="1">
+      <w:start w:val="1"/>
+      <w:numFmt w:val="bullet"/>
+      <w:lvlText w:val=""/>
+      <w:lvlJc w:val="left"/>
+      <w:pPr>
+        <w:ind w:left="4320" w:hanging="360"/>
+      </w:pPr>
+      <w:rPr>
+        <w:rFonts w:ascii="Wingdings" w:hAnsi="Wingdings" w:hint="default"/>
+      </w:rPr>
+    </w:lvl>
+    <w:lvl w:ilvl="6" w:tplc="40090001" w:tentative="1">
+      <w:start w:val="1"/>
+      <w:numFmt w:val="bullet"/>
+      <w:lvlText w:val=""/>
+      <w:lvlJc w:val="left"/>
+      <w:pPr>
+        <w:ind w:left="5040" w:hanging="360"/>
+      </w:pPr>
+      <w:rPr>
+        <w:rFonts w:ascii="Symbol" w:hAnsi="Symbol" w:hint="default"/>
+      </w:rPr>
+    </w:lvl>
+    <w:lvl w:ilvl="7" w:tplc="40090003" w:tentative="1">
+      <w:start w:val="1"/>
+      <w:numFmt w:val="bullet"/>
+      <w:lvlText w:val="o"/>
+      <w:lvlJc w:val="left"/>
+      <w:pPr>
+        <w:ind w:left="5760" w:hanging="360"/>
+      </w:pPr>
+      <w:rPr>
+        <w:rFonts w:ascii="Courier New" w:hAnsi="Courier New" w:cs="Courier New" w:hint="default"/>
+      </w:rPr>
+    </w:lvl>
+    <w:lvl w:ilvl="8" w:tplc="40090005" w:tentative="1">
+      <w:start w:val="1"/>
+      <w:numFmt w:val="bullet"/>
+      <w:lvlText w:val=""/>
+      <w:lvlJc w:val="left"/>
+      <w:pPr>
+        <w:ind w:left="6480" w:hanging="360"/>
+      </w:pPr>
+      <w:rPr>
+        <w:rFonts w:ascii="Wingdings" w:hAnsi="Wingdings" w:hint="default"/>
+      </w:rPr>
+    </w:lvl>
+  </w:abstractNum>
+  <w:abstractNum w:abstractNumId="3" w15:restartNumberingAfterBreak="0">
+    <w:nsid w:val="3D547B59"/>
+    <w:multiLevelType w:val="hybridMultilevel"/>
+    <w:tmpl w:val="CD9EC740"/>
+    <w:lvl w:ilvl="0" w:tplc="40090001">
+      <w:start w:val="1"/>
+      <w:numFmt w:val="bullet"/>
+      <w:lvlText w:val=""/>
+      <w:lvlJc w:val="left"/>
+      <w:pPr>
+        <w:ind w:left="1080" w:hanging="360"/>
+      </w:pPr>
+      <w:rPr>
+        <w:rFonts w:ascii="Symbol" w:hAnsi="Symbol" w:hint="default"/>
+      </w:rPr>
+    </w:lvl>
+    <w:lvl w:ilvl="1" w:tplc="40090003" w:tentative="1">
+      <w:start w:val="1"/>
+      <w:numFmt w:val="bullet"/>
+      <w:lvlText w:val="o"/>
+      <w:lvlJc w:val="left"/>
+      <w:pPr>
+        <w:ind w:left="1800" w:hanging="360"/>
+      </w:pPr>
+      <w:rPr>
+        <w:rFonts w:ascii="Courier New" w:hAnsi="Courier New" w:cs="Courier New" w:hint="default"/>
+      </w:rPr>
+    </w:lvl>
+    <w:lvl w:ilvl="2" w:tplc="40090005" w:tentative="1">
+      <w:start w:val="1"/>
+      <w:numFmt w:val="bullet"/>
+      <w:lvlText w:val=""/>
+      <w:lvlJc w:val="left"/>
+      <w:pPr>
+        <w:ind w:left="2520" w:hanging="360"/>
+      </w:pPr>
+      <w:rPr>
+        <w:rFonts w:ascii="Wingdings" w:hAnsi="Wingdings" w:hint="default"/>
+      </w:rPr>
+    </w:lvl>
+    <w:lvl w:ilvl="3" w:tplc="40090001" w:tentative="1">
+      <w:start w:val="1"/>
+      <w:numFmt w:val="bullet"/>
+      <w:lvlText w:val=""/>
+      <w:lvlJc w:val="left"/>
+      <w:pPr>
+        <w:ind w:left="3240" w:hanging="360"/>
+      </w:pPr>
+      <w:rPr>
+        <w:rFonts w:ascii="Symbol" w:hAnsi="Symbol" w:hint="default"/>
+      </w:rPr>
+    </w:lvl>
+    <w:lvl w:ilvl="4" w:tplc="40090003" w:tentative="1">
+      <w:start w:val="1"/>
+      <w:numFmt w:val="bullet"/>
+      <w:lvlText w:val="o"/>
+      <w:lvlJc w:val="left"/>
+      <w:pPr>
+        <w:ind w:left="3960" w:hanging="360"/>
+      </w:pPr>
+      <w:rPr>
+        <w:rFonts w:ascii="Courier New" w:hAnsi="Courier New" w:cs="Courier New" w:hint="default"/>
+      </w:rPr>
+    </w:lvl>
+    <w:lvl w:ilvl="5" w:tplc="40090005" w:tentative="1">
+      <w:start w:val="1"/>
+      <w:numFmt w:val="bullet"/>
+      <w:lvlText w:val=""/>
+      <w:lvlJc w:val="left"/>
+      <w:pPr>
+        <w:ind w:left="4680" w:hanging="360"/>
+      </w:pPr>
+      <w:rPr>
+        <w:rFonts w:ascii="Wingdings" w:hAnsi="Wingdings" w:hint="default"/>
+      </w:rPr>
+    </w:lvl>
+    <w:lvl w:ilvl="6" w:tplc="40090001" w:tentative="1">
+      <w:start w:val="1"/>
+      <w:numFmt w:val="bullet"/>
+      <w:lvlText w:val=""/>
+      <w:lvlJc w:val="left"/>
+      <w:pPr>
+        <w:ind w:left="5400" w:hanging="360"/>
+      </w:pPr>
+      <w:rPr>
+        <w:rFonts w:ascii="Symbol" w:hAnsi="Symbol" w:hint="default"/>
+      </w:rPr>
+    </w:lvl>
+    <w:lvl w:ilvl="7" w:tplc="40090003" w:tentative="1">
+      <w:start w:val="1"/>
+      <w:numFmt w:val="bullet"/>
+      <w:lvlText w:val="o"/>
+      <w:lvlJc w:val="left"/>
+      <w:pPr>
+        <w:ind w:left="6120" w:hanging="360"/>
+      </w:pPr>
+      <w:rPr>
+        <w:rFonts w:ascii="Courier New" w:hAnsi="Courier New" w:cs="Courier New" w:hint="default"/>
+      </w:rPr>
+    </w:lvl>
+    <w:lvl w:ilvl="8" w:tplc="40090005" w:tentative="1">
+      <w:start w:val="1"/>
+      <w:numFmt w:val="bullet"/>
+      <w:lvlText w:val=""/>
+      <w:lvlJc w:val="left"/>
+      <w:pPr>
+        <w:ind w:left="6840" w:hanging="360"/>
+      </w:pPr>
+      <w:rPr>
+        <w:rFonts w:ascii="Wingdings" w:hAnsi="Wingdings" w:hint="default"/>
+      </w:rPr>
+    </w:lvl>
+  </w:abstractNum>
+  <w:abstractNum w:abstractNumId="4" w15:restartNumberingAfterBreak="0">
+    <w:nsid w:val="3ED25177"/>
     <w:multiLevelType w:val="multilevel"/>
-    <w:tmpl w:val="3406226C"/>
+    <w:tmpl w:val="FF9A7026"/>
     <w:lvl w:ilvl="0">
       <w:start w:val="1"/>
       <w:numFmt w:val="bullet"/>
@@ -3565,349 +2236,10 @@
       </w:rPr>
     </w:lvl>
   </w:abstractNum>
-  <w:abstractNum w:abstractNumId="2" w15:restartNumberingAfterBreak="0">
-    <w:nsid w:val="2100273B"/>
-    <w:multiLevelType w:val="hybridMultilevel"/>
-    <w:tmpl w:val="629C80A8"/>
-    <w:lvl w:ilvl="0" w:tplc="40090001">
-      <w:start w:val="1"/>
-      <w:numFmt w:val="bullet"/>
-      <w:lvlText w:val=""/>
-      <w:lvlJc w:val="left"/>
-      <w:pPr>
-        <w:ind w:left="720" w:hanging="360"/>
-      </w:pPr>
-      <w:rPr>
-        <w:rFonts w:ascii="Symbol" w:hAnsi="Symbol" w:hint="default"/>
-      </w:rPr>
-    </w:lvl>
-    <w:lvl w:ilvl="1" w:tplc="40090003" w:tentative="1">
-      <w:start w:val="1"/>
-      <w:numFmt w:val="bullet"/>
-      <w:lvlText w:val="o"/>
-      <w:lvlJc w:val="left"/>
-      <w:pPr>
-        <w:ind w:left="1440" w:hanging="360"/>
-      </w:pPr>
-      <w:rPr>
-        <w:rFonts w:ascii="Courier New" w:hAnsi="Courier New" w:cs="Courier New" w:hint="default"/>
-      </w:rPr>
-    </w:lvl>
-    <w:lvl w:ilvl="2" w:tplc="40090005" w:tentative="1">
-      <w:start w:val="1"/>
-      <w:numFmt w:val="bullet"/>
-      <w:lvlText w:val=""/>
-      <w:lvlJc w:val="left"/>
-      <w:pPr>
-        <w:ind w:left="2160" w:hanging="360"/>
-      </w:pPr>
-      <w:rPr>
-        <w:rFonts w:ascii="Wingdings" w:hAnsi="Wingdings" w:hint="default"/>
-      </w:rPr>
-    </w:lvl>
-    <w:lvl w:ilvl="3" w:tplc="40090001" w:tentative="1">
-      <w:start w:val="1"/>
-      <w:numFmt w:val="bullet"/>
-      <w:lvlText w:val=""/>
-      <w:lvlJc w:val="left"/>
-      <w:pPr>
-        <w:ind w:left="2880" w:hanging="360"/>
-      </w:pPr>
-      <w:rPr>
-        <w:rFonts w:ascii="Symbol" w:hAnsi="Symbol" w:hint="default"/>
-      </w:rPr>
-    </w:lvl>
-    <w:lvl w:ilvl="4" w:tplc="40090003" w:tentative="1">
-      <w:start w:val="1"/>
-      <w:numFmt w:val="bullet"/>
-      <w:lvlText w:val="o"/>
-      <w:lvlJc w:val="left"/>
-      <w:pPr>
-        <w:ind w:left="3600" w:hanging="360"/>
-      </w:pPr>
-      <w:rPr>
-        <w:rFonts w:ascii="Courier New" w:hAnsi="Courier New" w:cs="Courier New" w:hint="default"/>
-      </w:rPr>
-    </w:lvl>
-    <w:lvl w:ilvl="5" w:tplc="40090005" w:tentative="1">
-      <w:start w:val="1"/>
-      <w:numFmt w:val="bullet"/>
-      <w:lvlText w:val=""/>
-      <w:lvlJc w:val="left"/>
-      <w:pPr>
-        <w:ind w:left="4320" w:hanging="360"/>
-      </w:pPr>
-      <w:rPr>
-        <w:rFonts w:ascii="Wingdings" w:hAnsi="Wingdings" w:hint="default"/>
-      </w:rPr>
-    </w:lvl>
-    <w:lvl w:ilvl="6" w:tplc="40090001" w:tentative="1">
-      <w:start w:val="1"/>
-      <w:numFmt w:val="bullet"/>
-      <w:lvlText w:val=""/>
-      <w:lvlJc w:val="left"/>
-      <w:pPr>
-        <w:ind w:left="5040" w:hanging="360"/>
-      </w:pPr>
-      <w:rPr>
-        <w:rFonts w:ascii="Symbol" w:hAnsi="Symbol" w:hint="default"/>
-      </w:rPr>
-    </w:lvl>
-    <w:lvl w:ilvl="7" w:tplc="40090003" w:tentative="1">
-      <w:start w:val="1"/>
-      <w:numFmt w:val="bullet"/>
-      <w:lvlText w:val="o"/>
-      <w:lvlJc w:val="left"/>
-      <w:pPr>
-        <w:ind w:left="5760" w:hanging="360"/>
-      </w:pPr>
-      <w:rPr>
-        <w:rFonts w:ascii="Courier New" w:hAnsi="Courier New" w:cs="Courier New" w:hint="default"/>
-      </w:rPr>
-    </w:lvl>
-    <w:lvl w:ilvl="8" w:tplc="40090005" w:tentative="1">
-      <w:start w:val="1"/>
-      <w:numFmt w:val="bullet"/>
-      <w:lvlText w:val=""/>
-      <w:lvlJc w:val="left"/>
-      <w:pPr>
-        <w:ind w:left="6480" w:hanging="360"/>
-      </w:pPr>
-      <w:rPr>
-        <w:rFonts w:ascii="Wingdings" w:hAnsi="Wingdings" w:hint="default"/>
-      </w:rPr>
-    </w:lvl>
-  </w:abstractNum>
-  <w:abstractNum w:abstractNumId="3" w15:restartNumberingAfterBreak="0">
-    <w:nsid w:val="3C0F53F4"/>
-    <w:multiLevelType w:val="hybridMultilevel"/>
-    <w:tmpl w:val="E1FC199E"/>
-    <w:lvl w:ilvl="0" w:tplc="40090001">
-      <w:start w:val="1"/>
-      <w:numFmt w:val="bullet"/>
-      <w:lvlText w:val=""/>
-      <w:lvlJc w:val="left"/>
-      <w:pPr>
-        <w:ind w:left="720" w:hanging="360"/>
-      </w:pPr>
-      <w:rPr>
-        <w:rFonts w:ascii="Symbol" w:hAnsi="Symbol" w:hint="default"/>
-      </w:rPr>
-    </w:lvl>
-    <w:lvl w:ilvl="1" w:tplc="40090003" w:tentative="1">
-      <w:start w:val="1"/>
-      <w:numFmt w:val="bullet"/>
-      <w:lvlText w:val="o"/>
-      <w:lvlJc w:val="left"/>
-      <w:pPr>
-        <w:ind w:left="1440" w:hanging="360"/>
-      </w:pPr>
-      <w:rPr>
-        <w:rFonts w:ascii="Courier New" w:hAnsi="Courier New" w:cs="Courier New" w:hint="default"/>
-      </w:rPr>
-    </w:lvl>
-    <w:lvl w:ilvl="2" w:tplc="40090005" w:tentative="1">
-      <w:start w:val="1"/>
-      <w:numFmt w:val="bullet"/>
-      <w:lvlText w:val=""/>
-      <w:lvlJc w:val="left"/>
-      <w:pPr>
-        <w:ind w:left="2160" w:hanging="360"/>
-      </w:pPr>
-      <w:rPr>
-        <w:rFonts w:ascii="Wingdings" w:hAnsi="Wingdings" w:hint="default"/>
-      </w:rPr>
-    </w:lvl>
-    <w:lvl w:ilvl="3" w:tplc="40090001" w:tentative="1">
-      <w:start w:val="1"/>
-      <w:numFmt w:val="bullet"/>
-      <w:lvlText w:val=""/>
-      <w:lvlJc w:val="left"/>
-      <w:pPr>
-        <w:ind w:left="2880" w:hanging="360"/>
-      </w:pPr>
-      <w:rPr>
-        <w:rFonts w:ascii="Symbol" w:hAnsi="Symbol" w:hint="default"/>
-      </w:rPr>
-    </w:lvl>
-    <w:lvl w:ilvl="4" w:tplc="40090003" w:tentative="1">
-      <w:start w:val="1"/>
-      <w:numFmt w:val="bullet"/>
-      <w:lvlText w:val="o"/>
-      <w:lvlJc w:val="left"/>
-      <w:pPr>
-        <w:ind w:left="3600" w:hanging="360"/>
-      </w:pPr>
-      <w:rPr>
-        <w:rFonts w:ascii="Courier New" w:hAnsi="Courier New" w:cs="Courier New" w:hint="default"/>
-      </w:rPr>
-    </w:lvl>
-    <w:lvl w:ilvl="5" w:tplc="40090005" w:tentative="1">
-      <w:start w:val="1"/>
-      <w:numFmt w:val="bullet"/>
-      <w:lvlText w:val=""/>
-      <w:lvlJc w:val="left"/>
-      <w:pPr>
-        <w:ind w:left="4320" w:hanging="360"/>
-      </w:pPr>
-      <w:rPr>
-        <w:rFonts w:ascii="Wingdings" w:hAnsi="Wingdings" w:hint="default"/>
-      </w:rPr>
-    </w:lvl>
-    <w:lvl w:ilvl="6" w:tplc="40090001" w:tentative="1">
-      <w:start w:val="1"/>
-      <w:numFmt w:val="bullet"/>
-      <w:lvlText w:val=""/>
-      <w:lvlJc w:val="left"/>
-      <w:pPr>
-        <w:ind w:left="5040" w:hanging="360"/>
-      </w:pPr>
-      <w:rPr>
-        <w:rFonts w:ascii="Symbol" w:hAnsi="Symbol" w:hint="default"/>
-      </w:rPr>
-    </w:lvl>
-    <w:lvl w:ilvl="7" w:tplc="40090003" w:tentative="1">
-      <w:start w:val="1"/>
-      <w:numFmt w:val="bullet"/>
-      <w:lvlText w:val="o"/>
-      <w:lvlJc w:val="left"/>
-      <w:pPr>
-        <w:ind w:left="5760" w:hanging="360"/>
-      </w:pPr>
-      <w:rPr>
-        <w:rFonts w:ascii="Courier New" w:hAnsi="Courier New" w:cs="Courier New" w:hint="default"/>
-      </w:rPr>
-    </w:lvl>
-    <w:lvl w:ilvl="8" w:tplc="40090005" w:tentative="1">
-      <w:start w:val="1"/>
-      <w:numFmt w:val="bullet"/>
-      <w:lvlText w:val=""/>
-      <w:lvlJc w:val="left"/>
-      <w:pPr>
-        <w:ind w:left="6480" w:hanging="360"/>
-      </w:pPr>
-      <w:rPr>
-        <w:rFonts w:ascii="Wingdings" w:hAnsi="Wingdings" w:hint="default"/>
-      </w:rPr>
-    </w:lvl>
-  </w:abstractNum>
-  <w:abstractNum w:abstractNumId="4" w15:restartNumberingAfterBreak="0">
-    <w:nsid w:val="3D547B59"/>
-    <w:multiLevelType w:val="hybridMultilevel"/>
-    <w:tmpl w:val="CD9EC740"/>
-    <w:lvl w:ilvl="0" w:tplc="40090001">
-      <w:start w:val="1"/>
-      <w:numFmt w:val="bullet"/>
-      <w:lvlText w:val=""/>
-      <w:lvlJc w:val="left"/>
-      <w:pPr>
-        <w:ind w:left="1080" w:hanging="360"/>
-      </w:pPr>
-      <w:rPr>
-        <w:rFonts w:ascii="Symbol" w:hAnsi="Symbol" w:hint="default"/>
-      </w:rPr>
-    </w:lvl>
-    <w:lvl w:ilvl="1" w:tplc="40090003" w:tentative="1">
-      <w:start w:val="1"/>
-      <w:numFmt w:val="bullet"/>
-      <w:lvlText w:val="o"/>
-      <w:lvlJc w:val="left"/>
-      <w:pPr>
-        <w:ind w:left="1800" w:hanging="360"/>
-      </w:pPr>
-      <w:rPr>
-        <w:rFonts w:ascii="Courier New" w:hAnsi="Courier New" w:cs="Courier New" w:hint="default"/>
-      </w:rPr>
-    </w:lvl>
-    <w:lvl w:ilvl="2" w:tplc="40090005" w:tentative="1">
-      <w:start w:val="1"/>
-      <w:numFmt w:val="bullet"/>
-      <w:lvlText w:val=""/>
-      <w:lvlJc w:val="left"/>
-      <w:pPr>
-        <w:ind w:left="2520" w:hanging="360"/>
-      </w:pPr>
-      <w:rPr>
-        <w:rFonts w:ascii="Wingdings" w:hAnsi="Wingdings" w:hint="default"/>
-      </w:rPr>
-    </w:lvl>
-    <w:lvl w:ilvl="3" w:tplc="40090001" w:tentative="1">
-      <w:start w:val="1"/>
-      <w:numFmt w:val="bullet"/>
-      <w:lvlText w:val=""/>
-      <w:lvlJc w:val="left"/>
-      <w:pPr>
-        <w:ind w:left="3240" w:hanging="360"/>
-      </w:pPr>
-      <w:rPr>
-        <w:rFonts w:ascii="Symbol" w:hAnsi="Symbol" w:hint="default"/>
-      </w:rPr>
-    </w:lvl>
-    <w:lvl w:ilvl="4" w:tplc="40090003" w:tentative="1">
-      <w:start w:val="1"/>
-      <w:numFmt w:val="bullet"/>
-      <w:lvlText w:val="o"/>
-      <w:lvlJc w:val="left"/>
-      <w:pPr>
-        <w:ind w:left="3960" w:hanging="360"/>
-      </w:pPr>
-      <w:rPr>
-        <w:rFonts w:ascii="Courier New" w:hAnsi="Courier New" w:cs="Courier New" w:hint="default"/>
-      </w:rPr>
-    </w:lvl>
-    <w:lvl w:ilvl="5" w:tplc="40090005" w:tentative="1">
-      <w:start w:val="1"/>
-      <w:numFmt w:val="bullet"/>
-      <w:lvlText w:val=""/>
-      <w:lvlJc w:val="left"/>
-      <w:pPr>
-        <w:ind w:left="4680" w:hanging="360"/>
-      </w:pPr>
-      <w:rPr>
-        <w:rFonts w:ascii="Wingdings" w:hAnsi="Wingdings" w:hint="default"/>
-      </w:rPr>
-    </w:lvl>
-    <w:lvl w:ilvl="6" w:tplc="40090001" w:tentative="1">
-      <w:start w:val="1"/>
-      <w:numFmt w:val="bullet"/>
-      <w:lvlText w:val=""/>
-      <w:lvlJc w:val="left"/>
-      <w:pPr>
-        <w:ind w:left="5400" w:hanging="360"/>
-      </w:pPr>
-      <w:rPr>
-        <w:rFonts w:ascii="Symbol" w:hAnsi="Symbol" w:hint="default"/>
-      </w:rPr>
-    </w:lvl>
-    <w:lvl w:ilvl="7" w:tplc="40090003" w:tentative="1">
-      <w:start w:val="1"/>
-      <w:numFmt w:val="bullet"/>
-      <w:lvlText w:val="o"/>
-      <w:lvlJc w:val="left"/>
-      <w:pPr>
-        <w:ind w:left="6120" w:hanging="360"/>
-      </w:pPr>
-      <w:rPr>
-        <w:rFonts w:ascii="Courier New" w:hAnsi="Courier New" w:cs="Courier New" w:hint="default"/>
-      </w:rPr>
-    </w:lvl>
-    <w:lvl w:ilvl="8" w:tplc="40090005" w:tentative="1">
-      <w:start w:val="1"/>
-      <w:numFmt w:val="bullet"/>
-      <w:lvlText w:val=""/>
-      <w:lvlJc w:val="left"/>
-      <w:pPr>
-        <w:ind w:left="6840" w:hanging="360"/>
-      </w:pPr>
-      <w:rPr>
-        <w:rFonts w:ascii="Wingdings" w:hAnsi="Wingdings" w:hint="default"/>
-      </w:rPr>
-    </w:lvl>
-  </w:abstractNum>
   <w:abstractNum w:abstractNumId="5" w15:restartNumberingAfterBreak="0">
-    <w:nsid w:val="3ED25177"/>
+    <w:nsid w:val="404C57C7"/>
     <w:multiLevelType w:val="multilevel"/>
-    <w:tmpl w:val="FF9A7026"/>
+    <w:tmpl w:val="576E8FEC"/>
     <w:lvl w:ilvl="0">
       <w:start w:val="1"/>
       <w:numFmt w:val="bullet"/>
@@ -4167,6 +2499,155 @@
     </w:lvl>
   </w:abstractNum>
   <w:abstractNum w:abstractNumId="7" w15:restartNumberingAfterBreak="0">
+    <w:nsid w:val="64671A1C"/>
+    <w:multiLevelType w:val="multilevel"/>
+    <w:tmpl w:val="AA60B184"/>
+    <w:lvl w:ilvl="0">
+      <w:start w:val="1"/>
+      <w:numFmt w:val="bullet"/>
+      <w:lvlText w:val=""/>
+      <w:lvlJc w:val="left"/>
+      <w:pPr>
+        <w:tabs>
+          <w:tab w:val="num" w:pos="720"/>
+        </w:tabs>
+        <w:ind w:left="720" w:hanging="360"/>
+      </w:pPr>
+      <w:rPr>
+        <w:rFonts w:ascii="Symbol" w:hAnsi="Symbol" w:hint="default"/>
+        <w:sz w:val="20"/>
+      </w:rPr>
+    </w:lvl>
+    <w:lvl w:ilvl="1" w:tentative="1">
+      <w:start w:val="1"/>
+      <w:numFmt w:val="bullet"/>
+      <w:lvlText w:val="o"/>
+      <w:lvlJc w:val="left"/>
+      <w:pPr>
+        <w:tabs>
+          <w:tab w:val="num" w:pos="1440"/>
+        </w:tabs>
+        <w:ind w:left="1440" w:hanging="360"/>
+      </w:pPr>
+      <w:rPr>
+        <w:rFonts w:ascii="Courier New" w:hAnsi="Courier New" w:hint="default"/>
+        <w:sz w:val="20"/>
+      </w:rPr>
+    </w:lvl>
+    <w:lvl w:ilvl="2" w:tentative="1">
+      <w:start w:val="1"/>
+      <w:numFmt w:val="bullet"/>
+      <w:lvlText w:val=""/>
+      <w:lvlJc w:val="left"/>
+      <w:pPr>
+        <w:tabs>
+          <w:tab w:val="num" w:pos="2160"/>
+        </w:tabs>
+        <w:ind w:left="2160" w:hanging="360"/>
+      </w:pPr>
+      <w:rPr>
+        <w:rFonts w:ascii="Wingdings" w:hAnsi="Wingdings" w:hint="default"/>
+        <w:sz w:val="20"/>
+      </w:rPr>
+    </w:lvl>
+    <w:lvl w:ilvl="3" w:tentative="1">
+      <w:start w:val="1"/>
+      <w:numFmt w:val="bullet"/>
+      <w:lvlText w:val=""/>
+      <w:lvlJc w:val="left"/>
+      <w:pPr>
+        <w:tabs>
+          <w:tab w:val="num" w:pos="2880"/>
+        </w:tabs>
+        <w:ind w:left="2880" w:hanging="360"/>
+      </w:pPr>
+      <w:rPr>
+        <w:rFonts w:ascii="Wingdings" w:hAnsi="Wingdings" w:hint="default"/>
+        <w:sz w:val="20"/>
+      </w:rPr>
+    </w:lvl>
+    <w:lvl w:ilvl="4" w:tentative="1">
+      <w:start w:val="1"/>
+      <w:numFmt w:val="bullet"/>
+      <w:lvlText w:val=""/>
+      <w:lvlJc w:val="left"/>
+      <w:pPr>
+        <w:tabs>
+          <w:tab w:val="num" w:pos="3600"/>
+        </w:tabs>
+        <w:ind w:left="3600" w:hanging="360"/>
+      </w:pPr>
+      <w:rPr>
+        <w:rFonts w:ascii="Wingdings" w:hAnsi="Wingdings" w:hint="default"/>
+        <w:sz w:val="20"/>
+      </w:rPr>
+    </w:lvl>
+    <w:lvl w:ilvl="5" w:tentative="1">
+      <w:start w:val="1"/>
+      <w:numFmt w:val="bullet"/>
+      <w:lvlText w:val=""/>
+      <w:lvlJc w:val="left"/>
+      <w:pPr>
+        <w:tabs>
+          <w:tab w:val="num" w:pos="4320"/>
+        </w:tabs>
+        <w:ind w:left="4320" w:hanging="360"/>
+      </w:pPr>
+      <w:rPr>
+        <w:rFonts w:ascii="Wingdings" w:hAnsi="Wingdings" w:hint="default"/>
+        <w:sz w:val="20"/>
+      </w:rPr>
+    </w:lvl>
+    <w:lvl w:ilvl="6" w:tentative="1">
+      <w:start w:val="1"/>
+      <w:numFmt w:val="bullet"/>
+      <w:lvlText w:val=""/>
+      <w:lvlJc w:val="left"/>
+      <w:pPr>
+        <w:tabs>
+          <w:tab w:val="num" w:pos="5040"/>
+        </w:tabs>
+        <w:ind w:left="5040" w:hanging="360"/>
+      </w:pPr>
+      <w:rPr>
+        <w:rFonts w:ascii="Wingdings" w:hAnsi="Wingdings" w:hint="default"/>
+        <w:sz w:val="20"/>
+      </w:rPr>
+    </w:lvl>
+    <w:lvl w:ilvl="7" w:tentative="1">
+      <w:start w:val="1"/>
+      <w:numFmt w:val="bullet"/>
+      <w:lvlText w:val=""/>
+      <w:lvlJc w:val="left"/>
+      <w:pPr>
+        <w:tabs>
+          <w:tab w:val="num" w:pos="5760"/>
+        </w:tabs>
+        <w:ind w:left="5760" w:hanging="360"/>
+      </w:pPr>
+      <w:rPr>
+        <w:rFonts w:ascii="Wingdings" w:hAnsi="Wingdings" w:hint="default"/>
+        <w:sz w:val="20"/>
+      </w:rPr>
+    </w:lvl>
+    <w:lvl w:ilvl="8" w:tentative="1">
+      <w:start w:val="1"/>
+      <w:numFmt w:val="bullet"/>
+      <w:lvlText w:val=""/>
+      <w:lvlJc w:val="left"/>
+      <w:pPr>
+        <w:tabs>
+          <w:tab w:val="num" w:pos="6480"/>
+        </w:tabs>
+        <w:ind w:left="6480" w:hanging="360"/>
+      </w:pPr>
+      <w:rPr>
+        <w:rFonts w:ascii="Wingdings" w:hAnsi="Wingdings" w:hint="default"/>
+        <w:sz w:val="20"/>
+      </w:rPr>
+    </w:lvl>
+  </w:abstractNum>
+  <w:abstractNum w:abstractNumId="8" w15:restartNumberingAfterBreak="0">
     <w:nsid w:val="6C927427"/>
     <w:multiLevelType w:val="hybridMultilevel"/>
     <w:tmpl w:val="E0D04B36"/>
@@ -4279,17 +2760,130 @@
       </w:rPr>
     </w:lvl>
   </w:abstractNum>
+  <w:abstractNum w:abstractNumId="9" w15:restartNumberingAfterBreak="0">
+    <w:nsid w:val="74DA245A"/>
+    <w:multiLevelType w:val="multilevel"/>
+    <w:tmpl w:val="90E05256"/>
+    <w:lvl w:ilvl="0">
+      <w:start w:val="7"/>
+      <w:numFmt w:val="decimal"/>
+      <w:lvlText w:val="%1"/>
+      <w:lvlJc w:val="left"/>
+      <w:pPr>
+        <w:ind w:left="360" w:hanging="360"/>
+      </w:pPr>
+      <w:rPr>
+        <w:rFonts w:hint="default"/>
+      </w:rPr>
+    </w:lvl>
+    <w:lvl w:ilvl="1">
+      <w:start w:val="2"/>
+      <w:numFmt w:val="decimal"/>
+      <w:lvlText w:val="%1.%2"/>
+      <w:lvlJc w:val="left"/>
+      <w:pPr>
+        <w:ind w:left="360" w:hanging="360"/>
+      </w:pPr>
+      <w:rPr>
+        <w:rFonts w:hint="default"/>
+      </w:rPr>
+    </w:lvl>
+    <w:lvl w:ilvl="2">
+      <w:start w:val="1"/>
+      <w:numFmt w:val="decimal"/>
+      <w:lvlText w:val="%1.%2.%3"/>
+      <w:lvlJc w:val="left"/>
+      <w:pPr>
+        <w:ind w:left="720" w:hanging="720"/>
+      </w:pPr>
+      <w:rPr>
+        <w:rFonts w:hint="default"/>
+      </w:rPr>
+    </w:lvl>
+    <w:lvl w:ilvl="3">
+      <w:start w:val="1"/>
+      <w:numFmt w:val="decimal"/>
+      <w:lvlText w:val="%1.%2.%3.%4"/>
+      <w:lvlJc w:val="left"/>
+      <w:pPr>
+        <w:ind w:left="720" w:hanging="720"/>
+      </w:pPr>
+      <w:rPr>
+        <w:rFonts w:hint="default"/>
+      </w:rPr>
+    </w:lvl>
+    <w:lvl w:ilvl="4">
+      <w:start w:val="1"/>
+      <w:numFmt w:val="decimal"/>
+      <w:lvlText w:val="%1.%2.%3.%4.%5"/>
+      <w:lvlJc w:val="left"/>
+      <w:pPr>
+        <w:ind w:left="1080" w:hanging="1080"/>
+      </w:pPr>
+      <w:rPr>
+        <w:rFonts w:hint="default"/>
+      </w:rPr>
+    </w:lvl>
+    <w:lvl w:ilvl="5">
+      <w:start w:val="1"/>
+      <w:numFmt w:val="decimal"/>
+      <w:lvlText w:val="%1.%2.%3.%4.%5.%6"/>
+      <w:lvlJc w:val="left"/>
+      <w:pPr>
+        <w:ind w:left="1080" w:hanging="1080"/>
+      </w:pPr>
+      <w:rPr>
+        <w:rFonts w:hint="default"/>
+      </w:rPr>
+    </w:lvl>
+    <w:lvl w:ilvl="6">
+      <w:start w:val="1"/>
+      <w:numFmt w:val="decimal"/>
+      <w:lvlText w:val="%1.%2.%3.%4.%5.%6.%7"/>
+      <w:lvlJc w:val="left"/>
+      <w:pPr>
+        <w:ind w:left="1440" w:hanging="1440"/>
+      </w:pPr>
+      <w:rPr>
+        <w:rFonts w:hint="default"/>
+      </w:rPr>
+    </w:lvl>
+    <w:lvl w:ilvl="7">
+      <w:start w:val="1"/>
+      <w:numFmt w:val="decimal"/>
+      <w:lvlText w:val="%1.%2.%3.%4.%5.%6.%7.%8"/>
+      <w:lvlJc w:val="left"/>
+      <w:pPr>
+        <w:ind w:left="1440" w:hanging="1440"/>
+      </w:pPr>
+      <w:rPr>
+        <w:rFonts w:hint="default"/>
+      </w:rPr>
+    </w:lvl>
+    <w:lvl w:ilvl="8">
+      <w:start w:val="1"/>
+      <w:numFmt w:val="decimal"/>
+      <w:lvlText w:val="%1.%2.%3.%4.%5.%6.%7.%8.%9"/>
+      <w:lvlJc w:val="left"/>
+      <w:pPr>
+        <w:ind w:left="1800" w:hanging="1800"/>
+      </w:pPr>
+      <w:rPr>
+        <w:rFonts w:hint="default"/>
+      </w:rPr>
+    </w:lvl>
+  </w:abstractNum>
   <w:num w:numId="1" w16cid:durableId="39330138">
-    <w:abstractNumId w:val="5"/>
+    <w:abstractNumId w:val="4"/>
   </w:num>
   <w:num w:numId="2" w16cid:durableId="99834796">
+    <w:abstractNumId w:val="1"/>
+  </w:num>
+  <w:num w:numId="3" w16cid:durableId="1008403924">
     <w:abstractNumId w:val="2"/>
   </w:num>
-  <w:num w:numId="3" w16cid:durableId="1008403924">
-    <w:abstractNumId w:val="3"/>
-  </w:num>
   <w:num w:numId="4" w16cid:durableId="1266769858">
-    <w:abstractNumId w:val="7"/>
+    <w:abstractNumId w:val="8"/>
   </w:num>
   <w:num w:numId="5" w16cid:durableId="294528401">
     <w:abstractNumId w:val="6"/>
@@ -4298,10 +2892,16 @@
     <w:abstractNumId w:val="0"/>
   </w:num>
   <w:num w:numId="7" w16cid:durableId="412775800">
-    <w:abstractNumId w:val="4"/>
+    <w:abstractNumId w:val="3"/>
   </w:num>
-  <w:num w:numId="8" w16cid:durableId="120849287">
-    <w:abstractNumId w:val="1"/>
+  <w:num w:numId="8" w16cid:durableId="1285649520">
+    <w:abstractNumId w:val="7"/>
+  </w:num>
+  <w:num w:numId="9" w16cid:durableId="1675641712">
+    <w:abstractNumId w:val="5"/>
+  </w:num>
+  <w:num w:numId="10" w16cid:durableId="2134324426">
+    <w:abstractNumId w:val="9"/>
   </w:num>
 </w:numbering>
 </file>
@@ -5249,6 +3849,38 @@
       <w:bCs/>
     </w:rPr>
   </w:style>
+  <w:style w:type="paragraph" w:customStyle="1" w:styleId="selectable-text">
+    <w:name w:val="selectable-text"/>
+    <w:basedOn w:val="Normal"/>
+    <w:rsid w:val="0032722E"/>
+    <w:pPr>
+      <w:spacing w:before="100" w:beforeAutospacing="1" w:after="100" w:afterAutospacing="1" w:line="240" w:lineRule="auto"/>
+    </w:pPr>
+    <w:rPr>
+      <w:rFonts w:ascii="Times New Roman" w:eastAsia="Times New Roman" w:hAnsi="Times New Roman" w:cs="Times New Roman"/>
+      <w:kern w:val="0"/>
+      <w:sz w:val="24"/>
+      <w:szCs w:val="24"/>
+      <w:lang w:eastAsia="en-IN"/>
+      <w14:ligatures w14:val="none"/>
+    </w:rPr>
+  </w:style>
+  <w:style w:type="character" w:customStyle="1" w:styleId="selectable-text1">
+    <w:name w:val="selectable-text1"/>
+    <w:basedOn w:val="DefaultParagraphFont"/>
+    <w:rsid w:val="0032722E"/>
+  </w:style>
+  <w:style w:type="character" w:styleId="Emphasis">
+    <w:name w:val="Emphasis"/>
+    <w:basedOn w:val="DefaultParagraphFont"/>
+    <w:uiPriority w:val="20"/>
+    <w:qFormat/>
+    <w:rsid w:val="0032722E"/>
+    <w:rPr>
+      <w:i/>
+      <w:iCs/>
+    </w:rPr>
+  </w:style>
 </w:styles>
 </file>
 

--- a/LegalDocumentSummarizer (Legal Lens).docx
+++ b/LegalDocumentSummarizer (Legal Lens).docx
@@ -1296,7 +1296,72 @@
     <w:p>
       <w:pPr>
         <w:pStyle w:val="selectable-text"/>
-      </w:pPr>
+        <w:ind w:left="720"/>
+        <w:rPr>
+          <w:rStyle w:val="selectable-text1"/>
+        </w:rPr>
+      </w:pPr>
+    </w:p>
+    <w:p>
+      <w:pPr>
+        <w:pStyle w:val="selectable-text"/>
+        <w:ind w:left="720"/>
+      </w:pPr>
+      <w:r>
+        <w:rPr>
+          <w:rStyle w:val="selectable-text1"/>
+        </w:rPr>
+        <w:lastRenderedPageBreak/>
+        <w:drawing>
+          <wp:anchor distT="0" distB="0" distL="114300" distR="114300" simplePos="0" relativeHeight="251658240" behindDoc="0" locked="0" layoutInCell="1" allowOverlap="1" wp14:anchorId="1410E23C" wp14:editId="7ED454C3">
+            <wp:simplePos x="0" y="0"/>
+            <wp:positionH relativeFrom="margin">
+              <wp:align>center</wp:align>
+            </wp:positionH>
+            <wp:positionV relativeFrom="paragraph">
+              <wp:posOffset>0</wp:posOffset>
+            </wp:positionV>
+            <wp:extent cx="5731510" cy="2456180"/>
+            <wp:effectExtent l="0" t="0" r="2540" b="1270"/>
+            <wp:wrapTopAndBottom/>
+            <wp:docPr id="855005556" name="Picture 1"/>
+            <wp:cNvGraphicFramePr>
+              <a:graphicFrameLocks xmlns:a="http://schemas.openxmlformats.org/drawingml/2006/main" noChangeAspect="1"/>
+            </wp:cNvGraphicFramePr>
+            <a:graphic xmlns:a="http://schemas.openxmlformats.org/drawingml/2006/main">
+              <a:graphicData uri="http://schemas.openxmlformats.org/drawingml/2006/picture">
+                <pic:pic xmlns:pic="http://schemas.openxmlformats.org/drawingml/2006/picture">
+                  <pic:nvPicPr>
+                    <pic:cNvPr id="855005556" name=""/>
+                    <pic:cNvPicPr/>
+                  </pic:nvPicPr>
+                  <pic:blipFill>
+                    <a:blip r:embed="rId5" cstate="print">
+                      <a:extLst>
+                        <a:ext uri="{28A0092B-C50C-407E-A947-70E740481C1C}">
+                          <a14:useLocalDpi xmlns:a14="http://schemas.microsoft.com/office/drawing/2010/main" val="0"/>
+                        </a:ext>
+                      </a:extLst>
+                    </a:blip>
+                    <a:stretch>
+                      <a:fillRect/>
+                    </a:stretch>
+                  </pic:blipFill>
+                  <pic:spPr>
+                    <a:xfrm>
+                      <a:off x="0" y="0"/>
+                      <a:ext cx="5731510" cy="2456180"/>
+                    </a:xfrm>
+                    <a:prstGeom prst="rect">
+                      <a:avLst/>
+                    </a:prstGeom>
+                  </pic:spPr>
+                </pic:pic>
+              </a:graphicData>
+            </a:graphic>
+          </wp:anchor>
+        </w:drawing>
+      </w:r>
     </w:p>
     <w:p>
       <w:pPr>
@@ -1316,7 +1381,6 @@
           <w:b/>
           <w:bCs/>
         </w:rPr>
-        <w:lastRenderedPageBreak/>
         <w:t>Specific Challenges Addressed in the Dataset</w:t>
       </w:r>
     </w:p>
@@ -1434,23 +1498,7 @@
           <w:b/>
           <w:bCs/>
         </w:rPr>
-        <w:t>Novelty A</w:t>
-      </w:r>
-      <w:r>
-        <w:rPr>
-          <w:rStyle w:val="selectable-text1"/>
-          <w:b/>
-          <w:bCs/>
-        </w:rPr>
-        <w:t xml:space="preserve"> -</w:t>
-      </w:r>
-      <w:r>
-        <w:rPr>
-          <w:rStyle w:val="selectable-text1"/>
-          <w:b/>
-          <w:bCs/>
-        </w:rPr>
-        <w:t xml:space="preserve"> "Cite &amp; Verify" Attribution Mapping:</w:t>
+        <w:t>Novelty A - "Cite &amp; Verify" Attribution Mapping:</w:t>
       </w:r>
     </w:p>
     <w:p>
@@ -1462,19 +1510,7 @@
         <w:rPr>
           <w:rStyle w:val="selectable-text1"/>
         </w:rPr>
-        <w:t xml:space="preserve">The most critical problem with AI in legal contexts is hallucination </w:t>
-      </w:r>
-      <w:r>
-        <w:rPr>
-          <w:rStyle w:val="selectable-text1"/>
-        </w:rPr>
-        <w:t>-</w:t>
-      </w:r>
-      <w:r>
-        <w:rPr>
-          <w:rStyle w:val="selectable-text1"/>
-        </w:rPr>
-        <w:t xml:space="preserve"> the generation of confident but factually incorrect information. </w:t>
+        <w:t xml:space="preserve">The most critical problem with AI in legal contexts is hallucination - the generation of confident but factually incorrect information. </w:t>
       </w:r>
       <w:proofErr w:type="spellStart"/>
       <w:r>
@@ -1537,6 +1573,7 @@
         <w:rPr>
           <w:rStyle w:val="selectable-text1"/>
         </w:rPr>
+        <w:lastRenderedPageBreak/>
         <w:t xml:space="preserve">Legal documents are filled with complex Latin terms and technical legal language that the average citizen cannot understand. </w:t>
       </w:r>
       <w:proofErr w:type="spellStart"/>
@@ -3509,6 +3546,7 @@
   <w:style w:type="character" w:default="1" w:styleId="DefaultParagraphFont">
     <w:name w:val="Default Paragraph Font"/>
     <w:uiPriority w:val="1"/>
+    <w:semiHidden/>
     <w:unhideWhenUsed/>
   </w:style>
   <w:style w:type="table" w:default="1" w:styleId="TableNormal">
